--- a/apply/resume_korean.docx
+++ b/apply/resume_korean.docx
@@ -2244,6 +2244,7 @@
       <w:tblPr>
         <w:tblStyle w:val="afb"/>
         <w:tblW w:w="0" w:type="auto"/>
+        <w:tblInd w:w="284" w:type="dxa"/>
         <w:tblBorders>
           <w:top w:val="none" w:sz="0" w:space="0" w:color="auto"/>
           <w:left w:val="none" w:sz="0" w:space="0" w:color="auto"/>
@@ -2255,7 +2256,7 @@
         <w:tblLook w:val="04A0" w:firstRow="1" w:lastRow="0" w:firstColumn="1" w:lastColumn="0" w:noHBand="0" w:noVBand="1"/>
       </w:tblPr>
       <w:tblGrid>
-        <w:gridCol w:w="6941"/>
+        <w:gridCol w:w="6657"/>
         <w:gridCol w:w="2698"/>
       </w:tblGrid>
       <w:tr>
@@ -2264,7 +2265,7 @@
         </w:trPr>
         <w:tc>
           <w:tcPr>
-            <w:tcW w:w="6941" w:type="dxa"/>
+            <w:tcW w:w="6657" w:type="dxa"/>
           </w:tcPr>
           <w:p>
             <w:pPr>
@@ -2301,7 +2302,7 @@
                 <w:sz w:val="20"/>
                 <w:szCs w:val="20"/>
               </w:rPr>
-              <w:t>UI networks</w:t>
+              <w:t>이씨마이너</w:t>
             </w:r>
             <w:r>
               <w:rPr>
@@ -2321,16 +2322,6 @@
                 <w:sz w:val="20"/>
                 <w:szCs w:val="20"/>
               </w:rPr>
-              <w:t xml:space="preserve"> 교통연구본부,</w:t>
-            </w:r>
-            <w:r>
-              <w:rPr>
-                <w:rFonts w:ascii="맑은 고딕" w:eastAsia="맑은 고딕" w:hAnsi="맑은 고딕" w:cs="맑은 고딕"/>
-                <w:b/>
-                <w:bCs/>
-                <w:sz w:val="20"/>
-                <w:szCs w:val="20"/>
-              </w:rPr>
               <w:t xml:space="preserve"> </w:t>
             </w:r>
             <w:r>
@@ -2341,7 +2332,37 @@
                 <w:sz w:val="20"/>
                 <w:szCs w:val="20"/>
               </w:rPr>
-              <w:t>대리</w:t>
+              <w:t>AI컨설팅본부</w:t>
+            </w:r>
+            <w:r>
+              <w:rPr>
+                <w:rFonts w:ascii="맑은 고딕" w:eastAsia="맑은 고딕" w:hAnsi="맑은 고딕" w:cs="맑은 고딕" w:hint="eastAsia"/>
+                <w:b/>
+                <w:bCs/>
+                <w:sz w:val="20"/>
+                <w:szCs w:val="20"/>
+              </w:rPr>
+              <w:t>,</w:t>
+            </w:r>
+            <w:r>
+              <w:rPr>
+                <w:rFonts w:ascii="맑은 고딕" w:eastAsia="맑은 고딕" w:hAnsi="맑은 고딕" w:cs="맑은 고딕"/>
+                <w:b/>
+                <w:bCs/>
+                <w:sz w:val="20"/>
+                <w:szCs w:val="20"/>
+              </w:rPr>
+              <w:t xml:space="preserve"> </w:t>
+            </w:r>
+            <w:r>
+              <w:rPr>
+                <w:rFonts w:ascii="맑은 고딕" w:eastAsia="맑은 고딕" w:hAnsi="맑은 고딕" w:cs="맑은 고딕" w:hint="eastAsia"/>
+                <w:b/>
+                <w:bCs/>
+                <w:sz w:val="20"/>
+                <w:szCs w:val="20"/>
+              </w:rPr>
+              <w:t>선임연구원</w:t>
             </w:r>
           </w:p>
           <w:p>
@@ -2369,19 +2390,11 @@
             </w:r>
             <w:r>
               <w:rPr>
-                <w:rFonts w:ascii="맑은 고딕" w:eastAsia="맑은 고딕" w:hAnsi="맑은 고딕" w:hint="eastAsia"/>
-                <w:sz w:val="20"/>
-                <w:szCs w:val="20"/>
-              </w:rPr>
-              <w:t>성남시 ITS</w:t>
-            </w:r>
-            <w:r>
-              <w:rPr>
-                <w:rFonts w:ascii="맑은 고딕" w:eastAsia="맑은 고딕" w:hAnsi="맑은 고딕" w:hint="eastAsia"/>
-                <w:sz w:val="20"/>
-                <w:szCs w:val="20"/>
-              </w:rPr>
-              <w:t>(지능형 교통체계) 구축 사업</w:t>
+                <w:rFonts w:ascii="맑은 고딕" w:eastAsia="맑은 고딕" w:hAnsi="맑은 고딕"/>
+                <w:sz w:val="20"/>
+                <w:szCs w:val="20"/>
+              </w:rPr>
+              <w:t>서부발전 희석질소가스 투입 최적화</w:t>
             </w:r>
           </w:p>
           <w:p>
@@ -2394,7 +2407,9 @@
               <w:spacing w:line="216" w:lineRule="auto"/>
               <w:ind w:firstLineChars="100" w:firstLine="200"/>
               <w:rPr>
-                <w:rFonts w:ascii="맑은 고딕" w:eastAsia="맑은 고딕" w:hAnsi="맑은 고딕"/>
+                <w:rFonts w:ascii="맑은 고딕" w:eastAsia="맑은 고딕" w:hAnsi="맑은 고딕" w:cs="맑은 고딕" w:hint="eastAsia"/>
+                <w:b/>
+                <w:bCs/>
                 <w:sz w:val="20"/>
                 <w:szCs w:val="20"/>
               </w:rPr>
@@ -2413,87 +2428,23 @@
                 <w:sz w:val="20"/>
                 <w:szCs w:val="20"/>
               </w:rPr>
-              <w:t xml:space="preserve">실시간 </w:t>
-            </w:r>
-            <w:r>
-              <w:rPr>
-                <w:rFonts w:ascii="맑은 고딕" w:eastAsia="맑은 고딕" w:hAnsi="맑은 고딕" w:hint="eastAsia"/>
-                <w:sz w:val="20"/>
-                <w:szCs w:val="20"/>
-              </w:rPr>
-              <w:t>신호생성</w:t>
-            </w:r>
-            <w:r>
-              <w:rPr>
-                <w:rFonts w:ascii="맑은 고딕" w:eastAsia="맑은 고딕" w:hAnsi="맑은 고딕" w:hint="eastAsia"/>
-                <w:sz w:val="20"/>
-                <w:szCs w:val="20"/>
-              </w:rPr>
-              <w:t xml:space="preserve"> 알고리즘 개발 및 배포 (파이썬</w:t>
-            </w:r>
-            <w:r>
-              <w:rPr>
-                <w:rFonts w:ascii="맑은 고딕" w:eastAsia="맑은 고딕" w:hAnsi="맑은 고딕" w:hint="eastAsia"/>
-                <w:sz w:val="20"/>
-                <w:szCs w:val="20"/>
-              </w:rPr>
-              <w:t xml:space="preserve"> sumo</w:t>
-            </w:r>
-            <w:r>
-              <w:rPr>
-                <w:rFonts w:ascii="맑은 고딕" w:eastAsia="맑은 고딕" w:hAnsi="맑은 고딕" w:hint="eastAsia"/>
-                <w:sz w:val="20"/>
-                <w:szCs w:val="20"/>
-              </w:rPr>
-              <w:t xml:space="preserve"> 모듈</w:t>
-            </w:r>
-            <w:r>
-              <w:rPr>
-                <w:rFonts w:ascii="맑은 고딕" w:eastAsia="맑은 고딕" w:hAnsi="맑은 고딕" w:hint="eastAsia"/>
-                <w:sz w:val="20"/>
-                <w:szCs w:val="20"/>
-              </w:rPr>
-              <w:t>)</w:t>
-            </w:r>
-          </w:p>
-          <w:p>
-            <w:pPr>
-              <w:pStyle w:val="a"/>
-              <w:numPr>
-                <w:ilvl w:val="0"/>
-                <w:numId w:val="0"/>
-              </w:numPr>
-              <w:spacing w:line="216" w:lineRule="auto"/>
-              <w:ind w:firstLineChars="100" w:firstLine="200"/>
-              <w:rPr>
-                <w:rFonts w:ascii="맑은 고딕" w:eastAsia="맑은 고딕" w:hAnsi="맑은 고딕"/>
-                <w:sz w:val="20"/>
-                <w:szCs w:val="20"/>
-              </w:rPr>
-            </w:pPr>
-            <w:r>
-              <w:rPr>
-                <w:rFonts w:ascii="맑은 고딕" w:eastAsia="맑은 고딕" w:hAnsi="맑은 고딕" w:hint="eastAsia"/>
-                <w:sz w:val="20"/>
-                <w:szCs w:val="20"/>
-              </w:rPr>
-              <w:t xml:space="preserve">- </w:t>
-            </w:r>
-            <w:r>
-              <w:rPr>
-                <w:rFonts w:ascii="맑은 고딕" w:eastAsia="맑은 고딕" w:hAnsi="맑은 고딕" w:hint="eastAsia"/>
-                <w:sz w:val="20"/>
-                <w:szCs w:val="20"/>
-              </w:rPr>
-              <w:t xml:space="preserve">선형계획법을 사용한 </w:t>
-            </w:r>
-            <w:r>
-              <w:rPr>
-                <w:rFonts w:ascii="맑은 고딕" w:eastAsia="맑은 고딕" w:hAnsi="맑은 고딕" w:hint="eastAsia"/>
-                <w:sz w:val="20"/>
-                <w:szCs w:val="20"/>
-              </w:rPr>
-              <w:t>통행배정 알고리즘 개발 및 배포 (파이썬 scipy)</w:t>
+              <w:t>강화학습 및 MPC를 활용한</w:t>
+            </w:r>
+            <w:r>
+              <w:rPr>
+                <w:rFonts w:ascii="맑은 고딕" w:eastAsia="맑은 고딕" w:hAnsi="맑은 고딕" w:hint="eastAsia"/>
+                <w:sz w:val="20"/>
+                <w:szCs w:val="20"/>
+              </w:rPr>
+              <w:t xml:space="preserve"> 희석질소가스 </w:t>
+            </w:r>
+            <w:r>
+              <w:rPr>
+                <w:rFonts w:ascii="맑은 고딕" w:eastAsia="맑은 고딕" w:hAnsi="맑은 고딕" w:hint="eastAsia"/>
+                <w:sz w:val="20"/>
+                <w:szCs w:val="20"/>
+              </w:rPr>
+              <w:t>제어모델 개발</w:t>
             </w:r>
           </w:p>
         </w:tc>
@@ -2511,50 +2462,261 @@
               <w:spacing w:line="216" w:lineRule="auto"/>
               <w:jc w:val="right"/>
               <w:rPr>
-                <w:rFonts w:ascii="맑은 고딕" w:eastAsia="맑은 고딕" w:hAnsi="맑은 고딕" w:cs="맑은 고딕"/>
-                <w:sz w:val="20"/>
-                <w:szCs w:val="20"/>
-              </w:rPr>
-            </w:pPr>
-            <w:r>
-              <w:rPr>
-                <w:rFonts w:ascii="맑은 고딕" w:eastAsia="맑은 고딕" w:hAnsi="맑은 고딕" w:cs="맑은 고딕" w:hint="eastAsia"/>
-                <w:sz w:val="20"/>
-                <w:szCs w:val="20"/>
-              </w:rPr>
-              <w:t>2023.</w:t>
-            </w:r>
-            <w:r>
-              <w:rPr>
-                <w:rFonts w:ascii="맑은 고딕" w:eastAsia="맑은 고딕" w:hAnsi="맑은 고딕" w:cs="맑은 고딕" w:hint="eastAsia"/>
-                <w:sz w:val="20"/>
-                <w:szCs w:val="20"/>
-              </w:rPr>
-              <w:t>0</w:t>
-            </w:r>
-            <w:r>
-              <w:rPr>
-                <w:rFonts w:ascii="맑은 고딕" w:eastAsia="맑은 고딕" w:hAnsi="맑은 고딕" w:cs="맑은 고딕" w:hint="eastAsia"/>
-                <w:sz w:val="20"/>
-                <w:szCs w:val="20"/>
-              </w:rPr>
-              <w:t xml:space="preserve">9 </w:t>
-            </w:r>
-            <w:r>
-              <w:rPr>
-                <w:rFonts w:ascii="맑은 고딕" w:eastAsia="맑은 고딕" w:hAnsi="맑은 고딕" w:cs="맑은 고딕" w:hint="eastAsia"/>
-                <w:sz w:val="20"/>
-                <w:szCs w:val="20"/>
-              </w:rPr>
-              <w:t>-</w:t>
-            </w:r>
-            <w:r>
-              <w:rPr>
-                <w:rFonts w:ascii="맑은 고딕" w:eastAsia="맑은 고딕" w:hAnsi="맑은 고딕" w:cs="맑은 고딕" w:hint="eastAsia"/>
-                <w:sz w:val="20"/>
-                <w:szCs w:val="20"/>
-              </w:rPr>
-              <w:t xml:space="preserve"> 2024.10</w:t>
+                <w:rFonts w:ascii="맑은 고딕" w:eastAsia="맑은 고딕" w:hAnsi="맑은 고딕" w:cs="맑은 고딕" w:hint="eastAsia"/>
+                <w:sz w:val="20"/>
+                <w:szCs w:val="20"/>
+              </w:rPr>
+            </w:pPr>
+            <w:r>
+              <w:rPr>
+                <w:rFonts w:ascii="맑은 고딕" w:eastAsia="맑은 고딕" w:hAnsi="맑은 고딕" w:cs="맑은 고딕" w:hint="eastAsia"/>
+                <w:sz w:val="20"/>
+                <w:szCs w:val="20"/>
+              </w:rPr>
+              <w:t>202</w:t>
+            </w:r>
+            <w:r>
+              <w:rPr>
+                <w:rFonts w:ascii="맑은 고딕" w:eastAsia="맑은 고딕" w:hAnsi="맑은 고딕" w:cs="맑은 고딕" w:hint="eastAsia"/>
+                <w:sz w:val="20"/>
+                <w:szCs w:val="20"/>
+              </w:rPr>
+              <w:t>5</w:t>
+            </w:r>
+            <w:r>
+              <w:rPr>
+                <w:rFonts w:ascii="맑은 고딕" w:eastAsia="맑은 고딕" w:hAnsi="맑은 고딕" w:cs="맑은 고딕" w:hint="eastAsia"/>
+                <w:sz w:val="20"/>
+                <w:szCs w:val="20"/>
+              </w:rPr>
+              <w:t>.</w:t>
+            </w:r>
+            <w:r>
+              <w:rPr>
+                <w:rFonts w:ascii="맑은 고딕" w:eastAsia="맑은 고딕" w:hAnsi="맑은 고딕" w:cs="맑은 고딕" w:hint="eastAsia"/>
+                <w:sz w:val="20"/>
+                <w:szCs w:val="20"/>
+              </w:rPr>
+              <w:t>08</w:t>
+            </w:r>
+            <w:r>
+              <w:rPr>
+                <w:rFonts w:ascii="맑은 고딕" w:eastAsia="맑은 고딕" w:hAnsi="맑은 고딕" w:cs="맑은 고딕" w:hint="eastAsia"/>
+                <w:sz w:val="20"/>
+                <w:szCs w:val="20"/>
+              </w:rPr>
+              <w:t xml:space="preserve"> - 202</w:t>
+            </w:r>
+            <w:r>
+              <w:rPr>
+                <w:rFonts w:ascii="맑은 고딕" w:eastAsia="맑은 고딕" w:hAnsi="맑은 고딕" w:cs="맑은 고딕" w:hint="eastAsia"/>
+                <w:sz w:val="20"/>
+                <w:szCs w:val="20"/>
+              </w:rPr>
+              <w:t>6</w:t>
+            </w:r>
+            <w:r>
+              <w:rPr>
+                <w:rFonts w:ascii="맑은 고딕" w:eastAsia="맑은 고딕" w:hAnsi="맑은 고딕" w:cs="맑은 고딕" w:hint="eastAsia"/>
+                <w:sz w:val="20"/>
+                <w:szCs w:val="20"/>
+              </w:rPr>
+              <w:t>.</w:t>
+            </w:r>
+            <w:r>
+              <w:rPr>
+                <w:rFonts w:ascii="맑은 고딕" w:eastAsia="맑은 고딕" w:hAnsi="맑은 고딕" w:cs="맑은 고딕" w:hint="eastAsia"/>
+                <w:sz w:val="20"/>
+                <w:szCs w:val="20"/>
+              </w:rPr>
+              <w:t>02</w:t>
+            </w:r>
+          </w:p>
+        </w:tc>
+      </w:tr>
+      <w:tr>
+        <w:trPr>
+          <w:trHeight w:val="838"/>
+        </w:trPr>
+        <w:tc>
+          <w:tcPr>
+            <w:tcW w:w="6657" w:type="dxa"/>
+          </w:tcPr>
+          <w:p>
+            <w:pPr>
+              <w:pStyle w:val="a"/>
+              <w:numPr>
+                <w:ilvl w:val="0"/>
+                <w:numId w:val="0"/>
+              </w:numPr>
+              <w:spacing w:line="216" w:lineRule="auto"/>
+              <w:ind w:left="215" w:hanging="215"/>
+              <w:rPr>
+                <w:rFonts w:ascii="맑은 고딕" w:eastAsia="맑은 고딕" w:hAnsi="맑은 고딕" w:cs="맑은 고딕"/>
+                <w:b/>
+                <w:bCs/>
+                <w:sz w:val="20"/>
+                <w:szCs w:val="20"/>
+              </w:rPr>
+            </w:pPr>
+            <w:r>
+              <w:rPr>
+                <w:rFonts w:ascii="맑은 고딕" w:eastAsia="맑은 고딕" w:hAnsi="맑은 고딕" w:cs="맑은 고딕" w:hint="eastAsia"/>
+                <w:b/>
+                <w:bCs/>
+                <w:sz w:val="20"/>
+                <w:szCs w:val="20"/>
+              </w:rPr>
+              <w:t>(주) UI networks</w:t>
+            </w:r>
+            <w:r>
+              <w:rPr>
+                <w:rFonts w:ascii="맑은 고딕" w:eastAsia="맑은 고딕" w:hAnsi="맑은 고딕" w:cs="맑은 고딕"/>
+                <w:b/>
+                <w:bCs/>
+                <w:sz w:val="20"/>
+                <w:szCs w:val="20"/>
+              </w:rPr>
+              <w:t>,</w:t>
+            </w:r>
+            <w:r>
+              <w:rPr>
+                <w:rFonts w:ascii="맑은 고딕" w:eastAsia="맑은 고딕" w:hAnsi="맑은 고딕" w:cs="맑은 고딕" w:hint="eastAsia"/>
+                <w:b/>
+                <w:bCs/>
+                <w:sz w:val="20"/>
+                <w:szCs w:val="20"/>
+              </w:rPr>
+              <w:t xml:space="preserve"> 교통연구본부,</w:t>
+            </w:r>
+            <w:r>
+              <w:rPr>
+                <w:rFonts w:ascii="맑은 고딕" w:eastAsia="맑은 고딕" w:hAnsi="맑은 고딕" w:cs="맑은 고딕"/>
+                <w:b/>
+                <w:bCs/>
+                <w:sz w:val="20"/>
+                <w:szCs w:val="20"/>
+              </w:rPr>
+              <w:t xml:space="preserve"> </w:t>
+            </w:r>
+            <w:r>
+              <w:rPr>
+                <w:rFonts w:ascii="맑은 고딕" w:eastAsia="맑은 고딕" w:hAnsi="맑은 고딕" w:cs="맑은 고딕" w:hint="eastAsia"/>
+                <w:b/>
+                <w:bCs/>
+                <w:sz w:val="20"/>
+                <w:szCs w:val="20"/>
+              </w:rPr>
+              <w:t>대리</w:t>
+            </w:r>
+          </w:p>
+          <w:p>
+            <w:pPr>
+              <w:pStyle w:val="a"/>
+              <w:numPr>
+                <w:ilvl w:val="0"/>
+                <w:numId w:val="0"/>
+              </w:numPr>
+              <w:spacing w:line="216" w:lineRule="auto"/>
+              <w:ind w:left="140" w:hangingChars="70" w:hanging="140"/>
+              <w:rPr>
+                <w:rFonts w:ascii="맑은 고딕" w:eastAsia="맑은 고딕" w:hAnsi="맑은 고딕"/>
+                <w:sz w:val="20"/>
+                <w:szCs w:val="20"/>
+              </w:rPr>
+            </w:pPr>
+            <w:r>
+              <w:rPr>
+                <w:rFonts w:ascii="맑은 고딕" w:eastAsia="맑은 고딕" w:hAnsi="맑은 고딕" w:hint="eastAsia"/>
+                <w:sz w:val="20"/>
+                <w:szCs w:val="20"/>
+              </w:rPr>
+              <w:t xml:space="preserve">· </w:t>
+            </w:r>
+            <w:r>
+              <w:rPr>
+                <w:rFonts w:ascii="맑은 고딕" w:eastAsia="맑은 고딕" w:hAnsi="맑은 고딕" w:hint="eastAsia"/>
+                <w:sz w:val="20"/>
+                <w:szCs w:val="20"/>
+              </w:rPr>
+              <w:t>성남시 ITS(지능형 교통체계) 구축 사업</w:t>
+            </w:r>
+          </w:p>
+          <w:p>
+            <w:pPr>
+              <w:pStyle w:val="a"/>
+              <w:numPr>
+                <w:ilvl w:val="0"/>
+                <w:numId w:val="0"/>
+              </w:numPr>
+              <w:spacing w:line="216" w:lineRule="auto"/>
+              <w:ind w:firstLineChars="100" w:firstLine="200"/>
+              <w:rPr>
+                <w:rFonts w:ascii="맑은 고딕" w:eastAsia="맑은 고딕" w:hAnsi="맑은 고딕"/>
+                <w:sz w:val="20"/>
+                <w:szCs w:val="20"/>
+              </w:rPr>
+            </w:pPr>
+            <w:r>
+              <w:rPr>
+                <w:rFonts w:ascii="맑은 고딕" w:eastAsia="맑은 고딕" w:hAnsi="맑은 고딕" w:hint="eastAsia"/>
+                <w:sz w:val="20"/>
+                <w:szCs w:val="20"/>
+              </w:rPr>
+              <w:t>- 실시간 신호생성 알고리즘 개발 및 배포 (파이썬 sumo 모듈)</w:t>
+            </w:r>
+          </w:p>
+          <w:p>
+            <w:pPr>
+              <w:pStyle w:val="a"/>
+              <w:numPr>
+                <w:ilvl w:val="0"/>
+                <w:numId w:val="0"/>
+              </w:numPr>
+              <w:spacing w:line="216" w:lineRule="auto"/>
+              <w:ind w:firstLineChars="100" w:firstLine="200"/>
+              <w:rPr>
+                <w:rFonts w:ascii="맑은 고딕" w:eastAsia="맑은 고딕" w:hAnsi="맑은 고딕"/>
+                <w:sz w:val="20"/>
+                <w:szCs w:val="20"/>
+              </w:rPr>
+            </w:pPr>
+            <w:r>
+              <w:rPr>
+                <w:rFonts w:ascii="맑은 고딕" w:eastAsia="맑은 고딕" w:hAnsi="맑은 고딕" w:hint="eastAsia"/>
+                <w:sz w:val="20"/>
+                <w:szCs w:val="20"/>
+              </w:rPr>
+              <w:t>- 선형계획법을 사용한 통행배정 알고리즘 개발 및 배포 (파이썬 scipy)</w:t>
+            </w:r>
+          </w:p>
+        </w:tc>
+        <w:tc>
+          <w:tcPr>
+            <w:tcW w:w="2698" w:type="dxa"/>
+          </w:tcPr>
+          <w:p>
+            <w:pPr>
+              <w:pStyle w:val="a"/>
+              <w:numPr>
+                <w:ilvl w:val="0"/>
+                <w:numId w:val="0"/>
+              </w:numPr>
+              <w:spacing w:line="216" w:lineRule="auto"/>
+              <w:jc w:val="right"/>
+              <w:rPr>
+                <w:rFonts w:ascii="맑은 고딕" w:eastAsia="맑은 고딕" w:hAnsi="맑은 고딕" w:cs="맑은 고딕"/>
+                <w:sz w:val="20"/>
+                <w:szCs w:val="20"/>
+              </w:rPr>
+            </w:pPr>
+            <w:r>
+              <w:rPr>
+                <w:rFonts w:ascii="맑은 고딕" w:eastAsia="맑은 고딕" w:hAnsi="맑은 고딕" w:cs="맑은 고딕" w:hint="eastAsia"/>
+                <w:sz w:val="20"/>
+                <w:szCs w:val="20"/>
+              </w:rPr>
+              <w:t>2023.09 - 2024.10</w:t>
             </w:r>
           </w:p>
         </w:tc>
@@ -2565,7 +2727,7 @@
         </w:trPr>
         <w:tc>
           <w:tcPr>
-            <w:tcW w:w="6941" w:type="dxa"/>
+            <w:tcW w:w="6657" w:type="dxa"/>
           </w:tcPr>
           <w:p>
             <w:pPr>
@@ -2715,23 +2877,7 @@
                 <w:sz w:val="20"/>
                 <w:szCs w:val="20"/>
               </w:rPr>
-              <w:t>.</w:t>
-            </w:r>
-            <w:r>
-              <w:rPr>
-                <w:rFonts w:ascii="맑은 고딕" w:eastAsia="맑은 고딕" w:hAnsi="맑은 고딕" w:cs="맑은 고딕" w:hint="eastAsia"/>
-                <w:sz w:val="20"/>
-                <w:szCs w:val="20"/>
-              </w:rPr>
-              <w:t>0</w:t>
-            </w:r>
-            <w:r>
-              <w:rPr>
-                <w:rFonts w:ascii="맑은 고딕" w:eastAsia="맑은 고딕" w:hAnsi="맑은 고딕" w:cs="맑은 고딕" w:hint="eastAsia"/>
-                <w:sz w:val="20"/>
-                <w:szCs w:val="20"/>
-              </w:rPr>
-              <w:t>1</w:t>
+              <w:t>.01</w:t>
             </w:r>
           </w:p>
         </w:tc>
@@ -2742,7 +2888,7 @@
         </w:trPr>
         <w:tc>
           <w:tcPr>
-            <w:tcW w:w="6941" w:type="dxa"/>
+            <w:tcW w:w="6657" w:type="dxa"/>
           </w:tcPr>
           <w:p>
             <w:pPr>
@@ -2769,17 +2915,7 @@
                 <w:sz w:val="20"/>
                 <w:szCs w:val="20"/>
               </w:rPr>
-              <w:t>수학 교습</w:t>
-            </w:r>
-            <w:r>
-              <w:rPr>
-                <w:rFonts w:ascii="맑은 고딕" w:eastAsia="맑은 고딕" w:hAnsi="맑은 고딕" w:cs="맑은 고딕" w:hint="eastAsia"/>
-                <w:b/>
-                <w:bCs/>
-                <w:sz w:val="20"/>
-                <w:szCs w:val="20"/>
-              </w:rPr>
-              <w:t xml:space="preserve"> 강사</w:t>
+              <w:t>수학 교습 강사</w:t>
             </w:r>
           </w:p>
           <w:p>
@@ -2813,15 +2949,7 @@
                 <w:sz w:val="20"/>
                 <w:szCs w:val="20"/>
               </w:rPr>
-              <w:t xml:space="preserve">수학 개인 교습 (50명 이상의 </w:t>
-            </w:r>
-            <w:r>
-              <w:rPr>
-                <w:rFonts w:ascii="맑은 고딕" w:eastAsia="맑은 고딕" w:hAnsi="맑은 고딕" w:hint="eastAsia"/>
-                <w:sz w:val="20"/>
-                <w:szCs w:val="20"/>
-              </w:rPr>
-              <w:t>중</w:t>
+              <w:t>수학 개인 교습 (50명 이상의 중</w:t>
             </w:r>
             <w:r>
               <w:rPr>
@@ -2843,15 +2971,7 @@
                 <w:sz w:val="20"/>
                 <w:szCs w:val="20"/>
               </w:rPr>
-              <w:t>고등학교</w:t>
-            </w:r>
-            <w:r>
-              <w:rPr>
-                <w:rFonts w:ascii="맑은 고딕" w:eastAsia="맑은 고딕" w:hAnsi="맑은 고딕" w:hint="eastAsia"/>
-                <w:sz w:val="20"/>
-                <w:szCs w:val="20"/>
-              </w:rPr>
-              <w:t xml:space="preserve"> 학생 지도)</w:t>
+              <w:t>고등학교 학생 지도)</w:t>
             </w:r>
           </w:p>
         </w:tc>
@@ -2888,23 +3008,7 @@
                 <w:sz w:val="20"/>
                 <w:szCs w:val="20"/>
               </w:rPr>
-              <w:t>.</w:t>
-            </w:r>
-            <w:r>
-              <w:rPr>
-                <w:rFonts w:ascii="맑은 고딕" w:eastAsia="맑은 고딕" w:hAnsi="맑은 고딕" w:cs="맑은 고딕" w:hint="eastAsia"/>
-                <w:sz w:val="20"/>
-                <w:szCs w:val="20"/>
-              </w:rPr>
-              <w:t>0</w:t>
-            </w:r>
-            <w:r>
-              <w:rPr>
-                <w:rFonts w:ascii="맑은 고딕" w:eastAsia="맑은 고딕" w:hAnsi="맑은 고딕" w:cs="맑은 고딕" w:hint="eastAsia"/>
-                <w:sz w:val="20"/>
-                <w:szCs w:val="20"/>
-              </w:rPr>
-              <w:t>3</w:t>
+              <w:t>.03</w:t>
             </w:r>
             <w:r>
               <w:rPr>
@@ -2936,15 +3040,7 @@
                 <w:sz w:val="20"/>
                 <w:szCs w:val="20"/>
               </w:rPr>
-              <w:t>2018</w:t>
-            </w:r>
-            <w:r>
-              <w:rPr>
-                <w:rFonts w:ascii="맑은 고딕" w:eastAsia="맑은 고딕" w:hAnsi="맑은 고딕" w:cs="맑은 고딕" w:hint="eastAsia"/>
-                <w:sz w:val="20"/>
-                <w:szCs w:val="20"/>
-              </w:rPr>
-              <w:t>.12</w:t>
+              <w:t>2018.12</w:t>
             </w:r>
           </w:p>
         </w:tc>
@@ -3208,6 +3304,7 @@
                 <w:sz w:val="20"/>
                 <w:szCs w:val="20"/>
               </w:rPr>
+              <w:lastRenderedPageBreak/>
               <w:t>데이터 시각화</w:t>
             </w:r>
           </w:p>
@@ -3712,7 +3809,6 @@
                 <w:sz w:val="20"/>
                 <w:szCs w:val="20"/>
               </w:rPr>
-              <w:lastRenderedPageBreak/>
               <w:t>수식 문서 작성</w:t>
             </w:r>
           </w:p>
@@ -6801,7 +6897,6 @@
   <w:style w:type="character" w:default="1" w:styleId="a2">
     <w:name w:val="Default Paragraph Font"/>
     <w:uiPriority w:val="1"/>
-    <w:semiHidden/>
     <w:unhideWhenUsed/>
   </w:style>
   <w:style w:type="table" w:default="1" w:styleId="a3">

--- a/apply/resume_korean.docx
+++ b/apply/resume_korean.docx
@@ -2301,7 +2301,7 @@
                 <w:sz w:val="20"/>
                 <w:szCs w:val="20"/>
               </w:rPr>
-              <w:t>UI networks</w:t>
+              <w:t>이씨마이너</w:t>
             </w:r>
             <w:r>
               <w:rPr>
@@ -2321,16 +2321,6 @@
                 <w:sz w:val="20"/>
                 <w:szCs w:val="20"/>
               </w:rPr>
-              <w:t xml:space="preserve"> 교통연구본부,</w:t>
-            </w:r>
-            <w:r>
-              <w:rPr>
-                <w:rFonts w:ascii="맑은 고딕" w:eastAsia="맑은 고딕" w:hAnsi="맑은 고딕" w:cs="맑은 고딕"/>
-                <w:b/>
-                <w:bCs/>
-                <w:sz w:val="20"/>
-                <w:szCs w:val="20"/>
-              </w:rPr>
               <w:t xml:space="preserve"> </w:t>
             </w:r>
             <w:r>
@@ -2341,7 +2331,47 @@
                 <w:sz w:val="20"/>
                 <w:szCs w:val="20"/>
               </w:rPr>
-              <w:t>대리</w:t>
+              <w:t xml:space="preserve">빅데이터 AI </w:t>
+            </w:r>
+            <w:r>
+              <w:rPr>
+                <w:rFonts w:ascii="맑은 고딕" w:eastAsia="맑은 고딕" w:hAnsi="맑은 고딕" w:cs="맑은 고딕" w:hint="eastAsia"/>
+                <w:b/>
+                <w:bCs/>
+                <w:sz w:val="20"/>
+                <w:szCs w:val="20"/>
+              </w:rPr>
+              <w:t>컨설팅본부</w:t>
+            </w:r>
+            <w:r>
+              <w:rPr>
+                <w:rFonts w:ascii="맑은 고딕" w:eastAsia="맑은 고딕" w:hAnsi="맑은 고딕" w:cs="맑은 고딕" w:hint="eastAsia"/>
+                <w:b/>
+                <w:bCs/>
+                <w:sz w:val="20"/>
+                <w:szCs w:val="20"/>
+              </w:rPr>
+              <w:t>,</w:t>
+            </w:r>
+            <w:r>
+              <w:rPr>
+                <w:rFonts w:ascii="맑은 고딕" w:eastAsia="맑은 고딕" w:hAnsi="맑은 고딕" w:cs="맑은 고딕"/>
+                <w:b/>
+                <w:bCs/>
+                <w:sz w:val="20"/>
+                <w:szCs w:val="20"/>
+              </w:rPr>
+              <w:t xml:space="preserve"> </w:t>
+            </w:r>
+            <w:r>
+              <w:rPr>
+                <w:rFonts w:ascii="맑은 고딕" w:eastAsia="맑은 고딕" w:hAnsi="맑은 고딕" w:cs="맑은 고딕" w:hint="eastAsia"/>
+                <w:b/>
+                <w:bCs/>
+                <w:sz w:val="20"/>
+                <w:szCs w:val="20"/>
+              </w:rPr>
+              <w:t>선임</w:t>
             </w:r>
           </w:p>
           <w:p>
@@ -2354,7 +2384,7 @@
               <w:spacing w:line="216" w:lineRule="auto"/>
               <w:ind w:left="140" w:hangingChars="70" w:hanging="140"/>
               <w:rPr>
-                <w:rFonts w:ascii="맑은 고딕" w:eastAsia="맑은 고딕" w:hAnsi="맑은 고딕"/>
+                <w:rFonts w:ascii="맑은 고딕" w:eastAsia="맑은 고딕" w:hAnsi="맑은 고딕" w:hint="eastAsia"/>
                 <w:sz w:val="20"/>
                 <w:szCs w:val="20"/>
               </w:rPr>
@@ -2373,15 +2403,7 @@
                 <w:sz w:val="20"/>
                 <w:szCs w:val="20"/>
               </w:rPr>
-              <w:t>성남시 ITS</w:t>
-            </w:r>
-            <w:r>
-              <w:rPr>
-                <w:rFonts w:ascii="맑은 고딕" w:eastAsia="맑은 고딕" w:hAnsi="맑은 고딕" w:hint="eastAsia"/>
-                <w:sz w:val="20"/>
-                <w:szCs w:val="20"/>
-              </w:rPr>
-              <w:t>(지능형 교통체계) 구축 사업</w:t>
+              <w:t>서부발전 희석질소가스 최적주입 가이던스 시스템 구축</w:t>
             </w:r>
           </w:p>
           <w:p>
@@ -2394,7 +2416,7 @@
               <w:spacing w:line="216" w:lineRule="auto"/>
               <w:ind w:firstLineChars="100" w:firstLine="200"/>
               <w:rPr>
-                <w:rFonts w:ascii="맑은 고딕" w:eastAsia="맑은 고딕" w:hAnsi="맑은 고딕"/>
+                <w:rFonts w:ascii="맑은 고딕" w:eastAsia="맑은 고딕" w:hAnsi="맑은 고딕" w:hint="eastAsia"/>
                 <w:sz w:val="20"/>
                 <w:szCs w:val="20"/>
               </w:rPr>
@@ -2413,47 +2435,23 @@
                 <w:sz w:val="20"/>
                 <w:szCs w:val="20"/>
               </w:rPr>
-              <w:t xml:space="preserve">실시간 </w:t>
-            </w:r>
-            <w:r>
-              <w:rPr>
-                <w:rFonts w:ascii="맑은 고딕" w:eastAsia="맑은 고딕" w:hAnsi="맑은 고딕" w:hint="eastAsia"/>
-                <w:sz w:val="20"/>
-                <w:szCs w:val="20"/>
-              </w:rPr>
-              <w:t>신호생성</w:t>
-            </w:r>
-            <w:r>
-              <w:rPr>
-                <w:rFonts w:ascii="맑은 고딕" w:eastAsia="맑은 고딕" w:hAnsi="맑은 고딕" w:hint="eastAsia"/>
-                <w:sz w:val="20"/>
-                <w:szCs w:val="20"/>
-              </w:rPr>
-              <w:t xml:space="preserve"> 알고리즘 개발 및 배포 (파이썬</w:t>
-            </w:r>
-            <w:r>
-              <w:rPr>
-                <w:rFonts w:ascii="맑은 고딕" w:eastAsia="맑은 고딕" w:hAnsi="맑은 고딕" w:hint="eastAsia"/>
-                <w:sz w:val="20"/>
-                <w:szCs w:val="20"/>
-              </w:rPr>
-              <w:t xml:space="preserve"> sumo</w:t>
-            </w:r>
-            <w:r>
-              <w:rPr>
-                <w:rFonts w:ascii="맑은 고딕" w:eastAsia="맑은 고딕" w:hAnsi="맑은 고딕" w:hint="eastAsia"/>
-                <w:sz w:val="20"/>
-                <w:szCs w:val="20"/>
-              </w:rPr>
-              <w:t xml:space="preserve"> 모듈</w:t>
-            </w:r>
-            <w:r>
-              <w:rPr>
-                <w:rFonts w:ascii="맑은 고딕" w:eastAsia="맑은 고딕" w:hAnsi="맑은 고딕" w:hint="eastAsia"/>
-                <w:sz w:val="20"/>
-                <w:szCs w:val="20"/>
-              </w:rPr>
-              <w:t>)</w:t>
+              <w:t>N</w:t>
+            </w:r>
+            <w:r>
+              <w:rPr>
+                <w:rFonts w:ascii="맑은 고딕" w:eastAsia="맑은 고딕" w:hAnsi="맑은 고딕" w:hint="eastAsia"/>
+                <w:sz w:val="20"/>
+                <w:szCs w:val="20"/>
+              </w:rPr>
+              <w:t>O</w:t>
+            </w:r>
+            <w:r>
+              <w:rPr>
+                <w:rFonts w:ascii="맑은 고딕" w:eastAsia="맑은 고딕" w:hAnsi="맑은 고딕" w:hint="eastAsia"/>
+                <w:sz w:val="20"/>
+                <w:szCs w:val="20"/>
+              </w:rPr>
+              <w:t>x 농도 안정화를 위한 최적 희석질소 오프셋 도출 (강화학습 / MPC)</w:t>
             </w:r>
           </w:p>
           <w:p>
@@ -2466,7 +2464,9 @@
               <w:spacing w:line="216" w:lineRule="auto"/>
               <w:ind w:firstLineChars="100" w:firstLine="200"/>
               <w:rPr>
-                <w:rFonts w:ascii="맑은 고딕" w:eastAsia="맑은 고딕" w:hAnsi="맑은 고딕"/>
+                <w:rFonts w:ascii="맑은 고딕" w:eastAsia="맑은 고딕" w:hAnsi="맑은 고딕" w:cs="맑은 고딕" w:hint="eastAsia"/>
+                <w:b/>
+                <w:bCs/>
                 <w:sz w:val="20"/>
                 <w:szCs w:val="20"/>
               </w:rPr>
@@ -2485,15 +2485,7 @@
                 <w:sz w:val="20"/>
                 <w:szCs w:val="20"/>
               </w:rPr>
-              <w:t xml:space="preserve">선형계획법을 사용한 </w:t>
-            </w:r>
-            <w:r>
-              <w:rPr>
-                <w:rFonts w:ascii="맑은 고딕" w:eastAsia="맑은 고딕" w:hAnsi="맑은 고딕" w:hint="eastAsia"/>
-                <w:sz w:val="20"/>
-                <w:szCs w:val="20"/>
-              </w:rPr>
-              <w:t>통행배정 알고리즘 개발 및 배포 (파이썬 scipy)</w:t>
+              <w:t>조업이상 모니터링(PCA) 및 NOx 농도 예측(PLS)</w:t>
             </w:r>
           </w:p>
         </w:tc>
@@ -2511,50 +2503,261 @@
               <w:spacing w:line="216" w:lineRule="auto"/>
               <w:jc w:val="right"/>
               <w:rPr>
-                <w:rFonts w:ascii="맑은 고딕" w:eastAsia="맑은 고딕" w:hAnsi="맑은 고딕" w:cs="맑은 고딕"/>
-                <w:sz w:val="20"/>
-                <w:szCs w:val="20"/>
-              </w:rPr>
-            </w:pPr>
-            <w:r>
-              <w:rPr>
-                <w:rFonts w:ascii="맑은 고딕" w:eastAsia="맑은 고딕" w:hAnsi="맑은 고딕" w:cs="맑은 고딕" w:hint="eastAsia"/>
-                <w:sz w:val="20"/>
-                <w:szCs w:val="20"/>
-              </w:rPr>
-              <w:t>2023.</w:t>
-            </w:r>
-            <w:r>
-              <w:rPr>
-                <w:rFonts w:ascii="맑은 고딕" w:eastAsia="맑은 고딕" w:hAnsi="맑은 고딕" w:cs="맑은 고딕" w:hint="eastAsia"/>
-                <w:sz w:val="20"/>
-                <w:szCs w:val="20"/>
-              </w:rPr>
-              <w:t>0</w:t>
-            </w:r>
-            <w:r>
-              <w:rPr>
-                <w:rFonts w:ascii="맑은 고딕" w:eastAsia="맑은 고딕" w:hAnsi="맑은 고딕" w:cs="맑은 고딕" w:hint="eastAsia"/>
-                <w:sz w:val="20"/>
-                <w:szCs w:val="20"/>
-              </w:rPr>
-              <w:t xml:space="preserve">9 </w:t>
-            </w:r>
-            <w:r>
-              <w:rPr>
-                <w:rFonts w:ascii="맑은 고딕" w:eastAsia="맑은 고딕" w:hAnsi="맑은 고딕" w:cs="맑은 고딕" w:hint="eastAsia"/>
-                <w:sz w:val="20"/>
-                <w:szCs w:val="20"/>
-              </w:rPr>
-              <w:t>-</w:t>
-            </w:r>
-            <w:r>
-              <w:rPr>
-                <w:rFonts w:ascii="맑은 고딕" w:eastAsia="맑은 고딕" w:hAnsi="맑은 고딕" w:cs="맑은 고딕" w:hint="eastAsia"/>
-                <w:sz w:val="20"/>
-                <w:szCs w:val="20"/>
-              </w:rPr>
-              <w:t xml:space="preserve"> 2024.10</w:t>
+                <w:rFonts w:ascii="맑은 고딕" w:eastAsia="맑은 고딕" w:hAnsi="맑은 고딕" w:cs="맑은 고딕" w:hint="eastAsia"/>
+                <w:sz w:val="20"/>
+                <w:szCs w:val="20"/>
+              </w:rPr>
+            </w:pPr>
+            <w:r>
+              <w:rPr>
+                <w:rFonts w:ascii="맑은 고딕" w:eastAsia="맑은 고딕" w:hAnsi="맑은 고딕" w:cs="맑은 고딕" w:hint="eastAsia"/>
+                <w:sz w:val="20"/>
+                <w:szCs w:val="20"/>
+              </w:rPr>
+              <w:t>202</w:t>
+            </w:r>
+            <w:r>
+              <w:rPr>
+                <w:rFonts w:ascii="맑은 고딕" w:eastAsia="맑은 고딕" w:hAnsi="맑은 고딕" w:cs="맑은 고딕" w:hint="eastAsia"/>
+                <w:sz w:val="20"/>
+                <w:szCs w:val="20"/>
+              </w:rPr>
+              <w:t>5</w:t>
+            </w:r>
+            <w:r>
+              <w:rPr>
+                <w:rFonts w:ascii="맑은 고딕" w:eastAsia="맑은 고딕" w:hAnsi="맑은 고딕" w:cs="맑은 고딕" w:hint="eastAsia"/>
+                <w:sz w:val="20"/>
+                <w:szCs w:val="20"/>
+              </w:rPr>
+              <w:t>.</w:t>
+            </w:r>
+            <w:r>
+              <w:rPr>
+                <w:rFonts w:ascii="맑은 고딕" w:eastAsia="맑은 고딕" w:hAnsi="맑은 고딕" w:cs="맑은 고딕" w:hint="eastAsia"/>
+                <w:sz w:val="20"/>
+                <w:szCs w:val="20"/>
+              </w:rPr>
+              <w:t>08</w:t>
+            </w:r>
+            <w:r>
+              <w:rPr>
+                <w:rFonts w:ascii="맑은 고딕" w:eastAsia="맑은 고딕" w:hAnsi="맑은 고딕" w:cs="맑은 고딕" w:hint="eastAsia"/>
+                <w:sz w:val="20"/>
+                <w:szCs w:val="20"/>
+              </w:rPr>
+              <w:t xml:space="preserve"> - 202</w:t>
+            </w:r>
+            <w:r>
+              <w:rPr>
+                <w:rFonts w:ascii="맑은 고딕" w:eastAsia="맑은 고딕" w:hAnsi="맑은 고딕" w:cs="맑은 고딕" w:hint="eastAsia"/>
+                <w:sz w:val="20"/>
+                <w:szCs w:val="20"/>
+              </w:rPr>
+              <w:t>5</w:t>
+            </w:r>
+            <w:r>
+              <w:rPr>
+                <w:rFonts w:ascii="맑은 고딕" w:eastAsia="맑은 고딕" w:hAnsi="맑은 고딕" w:cs="맑은 고딕" w:hint="eastAsia"/>
+                <w:sz w:val="20"/>
+                <w:szCs w:val="20"/>
+              </w:rPr>
+              <w:t>.</w:t>
+            </w:r>
+            <w:r>
+              <w:rPr>
+                <w:rFonts w:ascii="맑은 고딕" w:eastAsia="맑은 고딕" w:hAnsi="맑은 고딕" w:cs="맑은 고딕" w:hint="eastAsia"/>
+                <w:sz w:val="20"/>
+                <w:szCs w:val="20"/>
+              </w:rPr>
+              <w:t>11</w:t>
+            </w:r>
+          </w:p>
+        </w:tc>
+      </w:tr>
+      <w:tr>
+        <w:trPr>
+          <w:trHeight w:val="838"/>
+        </w:trPr>
+        <w:tc>
+          <w:tcPr>
+            <w:tcW w:w="6941" w:type="dxa"/>
+          </w:tcPr>
+          <w:p>
+            <w:pPr>
+              <w:pStyle w:val="a"/>
+              <w:numPr>
+                <w:ilvl w:val="0"/>
+                <w:numId w:val="0"/>
+              </w:numPr>
+              <w:spacing w:line="216" w:lineRule="auto"/>
+              <w:ind w:left="215" w:hanging="215"/>
+              <w:rPr>
+                <w:rFonts w:ascii="맑은 고딕" w:eastAsia="맑은 고딕" w:hAnsi="맑은 고딕" w:cs="맑은 고딕"/>
+                <w:b/>
+                <w:bCs/>
+                <w:sz w:val="20"/>
+                <w:szCs w:val="20"/>
+              </w:rPr>
+            </w:pPr>
+            <w:r>
+              <w:rPr>
+                <w:rFonts w:ascii="맑은 고딕" w:eastAsia="맑은 고딕" w:hAnsi="맑은 고딕" w:cs="맑은 고딕" w:hint="eastAsia"/>
+                <w:b/>
+                <w:bCs/>
+                <w:sz w:val="20"/>
+                <w:szCs w:val="20"/>
+              </w:rPr>
+              <w:t>(주) UI networks</w:t>
+            </w:r>
+            <w:r>
+              <w:rPr>
+                <w:rFonts w:ascii="맑은 고딕" w:eastAsia="맑은 고딕" w:hAnsi="맑은 고딕" w:cs="맑은 고딕"/>
+                <w:b/>
+                <w:bCs/>
+                <w:sz w:val="20"/>
+                <w:szCs w:val="20"/>
+              </w:rPr>
+              <w:t>,</w:t>
+            </w:r>
+            <w:r>
+              <w:rPr>
+                <w:rFonts w:ascii="맑은 고딕" w:eastAsia="맑은 고딕" w:hAnsi="맑은 고딕" w:cs="맑은 고딕" w:hint="eastAsia"/>
+                <w:b/>
+                <w:bCs/>
+                <w:sz w:val="20"/>
+                <w:szCs w:val="20"/>
+              </w:rPr>
+              <w:t xml:space="preserve"> 교통연구본부,</w:t>
+            </w:r>
+            <w:r>
+              <w:rPr>
+                <w:rFonts w:ascii="맑은 고딕" w:eastAsia="맑은 고딕" w:hAnsi="맑은 고딕" w:cs="맑은 고딕"/>
+                <w:b/>
+                <w:bCs/>
+                <w:sz w:val="20"/>
+                <w:szCs w:val="20"/>
+              </w:rPr>
+              <w:t xml:space="preserve"> </w:t>
+            </w:r>
+            <w:r>
+              <w:rPr>
+                <w:rFonts w:ascii="맑은 고딕" w:eastAsia="맑은 고딕" w:hAnsi="맑은 고딕" w:cs="맑은 고딕" w:hint="eastAsia"/>
+                <w:b/>
+                <w:bCs/>
+                <w:sz w:val="20"/>
+                <w:szCs w:val="20"/>
+              </w:rPr>
+              <w:t>대리</w:t>
+            </w:r>
+          </w:p>
+          <w:p>
+            <w:pPr>
+              <w:pStyle w:val="a"/>
+              <w:numPr>
+                <w:ilvl w:val="0"/>
+                <w:numId w:val="0"/>
+              </w:numPr>
+              <w:spacing w:line="216" w:lineRule="auto"/>
+              <w:ind w:left="140" w:hangingChars="70" w:hanging="140"/>
+              <w:rPr>
+                <w:rFonts w:ascii="맑은 고딕" w:eastAsia="맑은 고딕" w:hAnsi="맑은 고딕"/>
+                <w:sz w:val="20"/>
+                <w:szCs w:val="20"/>
+              </w:rPr>
+            </w:pPr>
+            <w:r>
+              <w:rPr>
+                <w:rFonts w:ascii="맑은 고딕" w:eastAsia="맑은 고딕" w:hAnsi="맑은 고딕" w:hint="eastAsia"/>
+                <w:sz w:val="20"/>
+                <w:szCs w:val="20"/>
+              </w:rPr>
+              <w:t xml:space="preserve">· </w:t>
+            </w:r>
+            <w:r>
+              <w:rPr>
+                <w:rFonts w:ascii="맑은 고딕" w:eastAsia="맑은 고딕" w:hAnsi="맑은 고딕" w:hint="eastAsia"/>
+                <w:sz w:val="20"/>
+                <w:szCs w:val="20"/>
+              </w:rPr>
+              <w:t>성남시 ITS(지능형 교통체계) 구축 사업</w:t>
+            </w:r>
+          </w:p>
+          <w:p>
+            <w:pPr>
+              <w:pStyle w:val="a"/>
+              <w:numPr>
+                <w:ilvl w:val="0"/>
+                <w:numId w:val="0"/>
+              </w:numPr>
+              <w:spacing w:line="216" w:lineRule="auto"/>
+              <w:ind w:firstLineChars="100" w:firstLine="200"/>
+              <w:rPr>
+                <w:rFonts w:ascii="맑은 고딕" w:eastAsia="맑은 고딕" w:hAnsi="맑은 고딕"/>
+                <w:sz w:val="20"/>
+                <w:szCs w:val="20"/>
+              </w:rPr>
+            </w:pPr>
+            <w:r>
+              <w:rPr>
+                <w:rFonts w:ascii="맑은 고딕" w:eastAsia="맑은 고딕" w:hAnsi="맑은 고딕" w:hint="eastAsia"/>
+                <w:sz w:val="20"/>
+                <w:szCs w:val="20"/>
+              </w:rPr>
+              <w:t>- 실시간 신호생성 알고리즘 개발 및 배포 (파이썬 sumo 모듈)</w:t>
+            </w:r>
+          </w:p>
+          <w:p>
+            <w:pPr>
+              <w:pStyle w:val="a"/>
+              <w:numPr>
+                <w:ilvl w:val="0"/>
+                <w:numId w:val="0"/>
+              </w:numPr>
+              <w:spacing w:line="216" w:lineRule="auto"/>
+              <w:ind w:firstLineChars="100" w:firstLine="200"/>
+              <w:rPr>
+                <w:rFonts w:ascii="맑은 고딕" w:eastAsia="맑은 고딕" w:hAnsi="맑은 고딕"/>
+                <w:sz w:val="20"/>
+                <w:szCs w:val="20"/>
+              </w:rPr>
+            </w:pPr>
+            <w:r>
+              <w:rPr>
+                <w:rFonts w:ascii="맑은 고딕" w:eastAsia="맑은 고딕" w:hAnsi="맑은 고딕" w:hint="eastAsia"/>
+                <w:sz w:val="20"/>
+                <w:szCs w:val="20"/>
+              </w:rPr>
+              <w:t>- 선형계획법을 사용한 통행배정 알고리즘 개발 및 배포 (파이썬 scipy)</w:t>
+            </w:r>
+          </w:p>
+        </w:tc>
+        <w:tc>
+          <w:tcPr>
+            <w:tcW w:w="2698" w:type="dxa"/>
+          </w:tcPr>
+          <w:p>
+            <w:pPr>
+              <w:pStyle w:val="a"/>
+              <w:numPr>
+                <w:ilvl w:val="0"/>
+                <w:numId w:val="0"/>
+              </w:numPr>
+              <w:spacing w:line="216" w:lineRule="auto"/>
+              <w:jc w:val="right"/>
+              <w:rPr>
+                <w:rFonts w:ascii="맑은 고딕" w:eastAsia="맑은 고딕" w:hAnsi="맑은 고딕" w:cs="맑은 고딕"/>
+                <w:sz w:val="20"/>
+                <w:szCs w:val="20"/>
+              </w:rPr>
+            </w:pPr>
+            <w:r>
+              <w:rPr>
+                <w:rFonts w:ascii="맑은 고딕" w:eastAsia="맑은 고딕" w:hAnsi="맑은 고딕" w:cs="맑은 고딕" w:hint="eastAsia"/>
+                <w:sz w:val="20"/>
+                <w:szCs w:val="20"/>
+              </w:rPr>
+              <w:t>2023.09 - 2024.10</w:t>
             </w:r>
           </w:p>
         </w:tc>
@@ -2715,23 +2918,7 @@
                 <w:sz w:val="20"/>
                 <w:szCs w:val="20"/>
               </w:rPr>
-              <w:t>.</w:t>
-            </w:r>
-            <w:r>
-              <w:rPr>
-                <w:rFonts w:ascii="맑은 고딕" w:eastAsia="맑은 고딕" w:hAnsi="맑은 고딕" w:cs="맑은 고딕" w:hint="eastAsia"/>
-                <w:sz w:val="20"/>
-                <w:szCs w:val="20"/>
-              </w:rPr>
-              <w:t>0</w:t>
-            </w:r>
-            <w:r>
-              <w:rPr>
-                <w:rFonts w:ascii="맑은 고딕" w:eastAsia="맑은 고딕" w:hAnsi="맑은 고딕" w:cs="맑은 고딕" w:hint="eastAsia"/>
-                <w:sz w:val="20"/>
-                <w:szCs w:val="20"/>
-              </w:rPr>
-              <w:t>1</w:t>
+              <w:t>.01</w:t>
             </w:r>
           </w:p>
         </w:tc>
@@ -2769,17 +2956,7 @@
                 <w:sz w:val="20"/>
                 <w:szCs w:val="20"/>
               </w:rPr>
-              <w:t>수학 교습</w:t>
-            </w:r>
-            <w:r>
-              <w:rPr>
-                <w:rFonts w:ascii="맑은 고딕" w:eastAsia="맑은 고딕" w:hAnsi="맑은 고딕" w:cs="맑은 고딕" w:hint="eastAsia"/>
-                <w:b/>
-                <w:bCs/>
-                <w:sz w:val="20"/>
-                <w:szCs w:val="20"/>
-              </w:rPr>
-              <w:t xml:space="preserve"> 강사</w:t>
+              <w:t>수학 교습 강사</w:t>
             </w:r>
           </w:p>
           <w:p>
@@ -2813,15 +2990,7 @@
                 <w:sz w:val="20"/>
                 <w:szCs w:val="20"/>
               </w:rPr>
-              <w:t xml:space="preserve">수학 개인 교습 (50명 이상의 </w:t>
-            </w:r>
-            <w:r>
-              <w:rPr>
-                <w:rFonts w:ascii="맑은 고딕" w:eastAsia="맑은 고딕" w:hAnsi="맑은 고딕" w:hint="eastAsia"/>
-                <w:sz w:val="20"/>
-                <w:szCs w:val="20"/>
-              </w:rPr>
-              <w:t>중</w:t>
+              <w:t>수학 개인 교습 (50명 이상의 중</w:t>
             </w:r>
             <w:r>
               <w:rPr>
@@ -2843,15 +3012,7 @@
                 <w:sz w:val="20"/>
                 <w:szCs w:val="20"/>
               </w:rPr>
-              <w:t>고등학교</w:t>
-            </w:r>
-            <w:r>
-              <w:rPr>
-                <w:rFonts w:ascii="맑은 고딕" w:eastAsia="맑은 고딕" w:hAnsi="맑은 고딕" w:hint="eastAsia"/>
-                <w:sz w:val="20"/>
-                <w:szCs w:val="20"/>
-              </w:rPr>
-              <w:t xml:space="preserve"> 학생 지도)</w:t>
+              <w:t>고등학교 학생 지도)</w:t>
             </w:r>
           </w:p>
         </w:tc>
@@ -2888,23 +3049,7 @@
                 <w:sz w:val="20"/>
                 <w:szCs w:val="20"/>
               </w:rPr>
-              <w:t>.</w:t>
-            </w:r>
-            <w:r>
-              <w:rPr>
-                <w:rFonts w:ascii="맑은 고딕" w:eastAsia="맑은 고딕" w:hAnsi="맑은 고딕" w:cs="맑은 고딕" w:hint="eastAsia"/>
-                <w:sz w:val="20"/>
-                <w:szCs w:val="20"/>
-              </w:rPr>
-              <w:t>0</w:t>
-            </w:r>
-            <w:r>
-              <w:rPr>
-                <w:rFonts w:ascii="맑은 고딕" w:eastAsia="맑은 고딕" w:hAnsi="맑은 고딕" w:cs="맑은 고딕" w:hint="eastAsia"/>
-                <w:sz w:val="20"/>
-                <w:szCs w:val="20"/>
-              </w:rPr>
-              <w:t>3</w:t>
+              <w:t>.03</w:t>
             </w:r>
             <w:r>
               <w:rPr>
@@ -2936,15 +3081,7 @@
                 <w:sz w:val="20"/>
                 <w:szCs w:val="20"/>
               </w:rPr>
-              <w:t>2018</w:t>
-            </w:r>
-            <w:r>
-              <w:rPr>
-                <w:rFonts w:ascii="맑은 고딕" w:eastAsia="맑은 고딕" w:hAnsi="맑은 고딕" w:cs="맑은 고딕" w:hint="eastAsia"/>
-                <w:sz w:val="20"/>
-                <w:szCs w:val="20"/>
-              </w:rPr>
-              <w:t>.12</w:t>
+              <w:t>2018.12</w:t>
             </w:r>
           </w:p>
         </w:tc>
@@ -3208,6 +3345,7 @@
                 <w:sz w:val="20"/>
                 <w:szCs w:val="20"/>
               </w:rPr>
+              <w:lastRenderedPageBreak/>
               <w:t>데이터 시각화</w:t>
             </w:r>
           </w:p>
@@ -3712,7 +3850,6 @@
                 <w:sz w:val="20"/>
                 <w:szCs w:val="20"/>
               </w:rPr>
-              <w:lastRenderedPageBreak/>
               <w:t>수식 문서 작성</w:t>
             </w:r>
           </w:p>

--- a/apply/resume_korean.docx
+++ b/apply/resume_korean.docx
@@ -14,6 +14,7 @@
           <w:szCs w:val="36"/>
         </w:rPr>
       </w:pPr>
+      <w:proofErr w:type="spellStart"/>
       <w:r>
         <w:rPr>
           <w:rFonts w:ascii="맑은 고딕" w:eastAsia="맑은 고딕" w:hAnsi="맑은 고딕" w:cs="맑은 고딕" w:hint="eastAsia"/>
@@ -23,6 +24,7 @@
         </w:rPr>
         <w:t>김선중</w:t>
       </w:r>
+      <w:proofErr w:type="spellEnd"/>
       <w:r>
         <w:rPr>
           <w:rFonts w:ascii="맑은 고딕" w:eastAsia="맑은 고딕" w:hAnsi="맑은 고딕" w:cs="맑은 고딕" w:hint="eastAsia"/>
@@ -272,7 +274,25 @@
                 <w:sz w:val="20"/>
                 <w:szCs w:val="20"/>
               </w:rPr>
-              <w:t>고려대학교 수학과 학사 (3.77 / 4.5)</w:t>
+              <w:t>고려대학교 수학과 학사 (</w:t>
+            </w:r>
+            <w:proofErr w:type="gramStart"/>
+            <w:r>
+              <w:rPr>
+                <w:rFonts w:ascii="맑은 고딕" w:eastAsia="맑은 고딕" w:hAnsi="맑은 고딕" w:cs="맑은 고딕" w:hint="eastAsia"/>
+                <w:sz w:val="20"/>
+                <w:szCs w:val="20"/>
+              </w:rPr>
+              <w:t>3.77 /</w:t>
+            </w:r>
+            <w:proofErr w:type="gramEnd"/>
+            <w:r>
+              <w:rPr>
+                <w:rFonts w:ascii="맑은 고딕" w:eastAsia="맑은 고딕" w:hAnsi="맑은 고딕" w:cs="맑은 고딕" w:hint="eastAsia"/>
+                <w:sz w:val="20"/>
+                <w:szCs w:val="20"/>
+              </w:rPr>
+              <w:t xml:space="preserve"> 4.5)</w:t>
             </w:r>
           </w:p>
         </w:tc>
@@ -384,8 +404,9 @@
                 <w:sz w:val="20"/>
                 <w:szCs w:val="20"/>
               </w:rPr>
-              <w:t>고려대학교 수학과 석사 (3.92</w:t>
-            </w:r>
+              <w:t>고려대학교 수학과 석사 (</w:t>
+            </w:r>
+            <w:proofErr w:type="gramStart"/>
             <w:r>
               <w:rPr>
                 <w:rFonts w:ascii="맑은 고딕" w:eastAsia="맑은 고딕" w:hAnsi="맑은 고딕" w:cs="맑은 고딕" w:hint="eastAsia"/>
@@ -393,6 +414,15 @@
                 <w:sz w:val="20"/>
                 <w:szCs w:val="20"/>
               </w:rPr>
+              <w:t>3.92</w:t>
+            </w:r>
+            <w:r>
+              <w:rPr>
+                <w:rFonts w:ascii="맑은 고딕" w:eastAsia="맑은 고딕" w:hAnsi="맑은 고딕" w:cs="맑은 고딕" w:hint="eastAsia"/>
+                <w:iCs/>
+                <w:sz w:val="20"/>
+                <w:szCs w:val="20"/>
+              </w:rPr>
               <w:t xml:space="preserve"> </w:t>
             </w:r>
             <w:r>
@@ -404,6 +434,7 @@
               </w:rPr>
               <w:t>/</w:t>
             </w:r>
+            <w:proofErr w:type="gramEnd"/>
             <w:r>
               <w:rPr>
                 <w:rFonts w:ascii="맑은 고딕" w:eastAsia="맑은 고딕" w:hAnsi="맑은 고딕" w:cs="맑은 고딕" w:hint="eastAsia"/>
@@ -691,7 +722,16 @@
                 <w:sz w:val="20"/>
                 <w:szCs w:val="20"/>
               </w:rPr>
-              <w:t>다양한 주제</w:t>
+              <w:t xml:space="preserve">다양한 </w:t>
+            </w:r>
+            <w:proofErr w:type="gramStart"/>
+            <w:r>
+              <w:rPr>
+                <w:rFonts w:ascii="맑은 고딕" w:eastAsia="맑은 고딕" w:hAnsi="맑은 고딕" w:hint="eastAsia"/>
+                <w:sz w:val="20"/>
+                <w:szCs w:val="20"/>
+              </w:rPr>
+              <w:t>주제</w:t>
             </w:r>
             <w:r>
               <w:rPr>
@@ -701,13 +741,32 @@
               </w:rPr>
               <w:t xml:space="preserve"> :</w:t>
             </w:r>
-            <w:r>
-              <w:rPr>
-                <w:rFonts w:ascii="맑은 고딕" w:eastAsia="맑은 고딕" w:hAnsi="맑은 고딕" w:hint="eastAsia"/>
-                <w:sz w:val="20"/>
-                <w:szCs w:val="20"/>
-              </w:rPr>
-              <w:t xml:space="preserve"> 머신러닝, 신경망</w:t>
+            <w:proofErr w:type="gramEnd"/>
+            <w:r>
+              <w:rPr>
+                <w:rFonts w:ascii="맑은 고딕" w:eastAsia="맑은 고딕" w:hAnsi="맑은 고딕" w:hint="eastAsia"/>
+                <w:sz w:val="20"/>
+                <w:szCs w:val="20"/>
+              </w:rPr>
+              <w:t xml:space="preserve"> </w:t>
+            </w:r>
+            <w:proofErr w:type="spellStart"/>
+            <w:r>
+              <w:rPr>
+                <w:rFonts w:ascii="맑은 고딕" w:eastAsia="맑은 고딕" w:hAnsi="맑은 고딕" w:hint="eastAsia"/>
+                <w:sz w:val="20"/>
+                <w:szCs w:val="20"/>
+              </w:rPr>
+              <w:t>머신러닝</w:t>
+            </w:r>
+            <w:proofErr w:type="spellEnd"/>
+            <w:r>
+              <w:rPr>
+                <w:rFonts w:ascii="맑은 고딕" w:eastAsia="맑은 고딕" w:hAnsi="맑은 고딕" w:hint="eastAsia"/>
+                <w:sz w:val="20"/>
+                <w:szCs w:val="20"/>
+              </w:rPr>
+              <w:t>, 신경망</w:t>
             </w:r>
             <w:r>
               <w:rPr>
@@ -1067,7 +1126,29 @@
                 <w:sz w:val="20"/>
                 <w:szCs w:val="20"/>
               </w:rPr>
-              <w:t>신경망의 립시츠 상수 계산</w:t>
+              <w:t xml:space="preserve">신경망의 </w:t>
+            </w:r>
+            <w:proofErr w:type="spellStart"/>
+            <w:r>
+              <w:rPr>
+                <w:rFonts w:ascii="맑은 고딕" w:eastAsia="맑은 고딕" w:hAnsi="맑은 고딕" w:cs="맑은 고딕" w:hint="eastAsia"/>
+                <w:b/>
+                <w:bCs/>
+                <w:sz w:val="20"/>
+                <w:szCs w:val="20"/>
+              </w:rPr>
+              <w:t>립시츠</w:t>
+            </w:r>
+            <w:proofErr w:type="spellEnd"/>
+            <w:r>
+              <w:rPr>
+                <w:rFonts w:ascii="맑은 고딕" w:eastAsia="맑은 고딕" w:hAnsi="맑은 고딕" w:cs="맑은 고딕" w:hint="eastAsia"/>
+                <w:b/>
+                <w:bCs/>
+                <w:sz w:val="20"/>
+                <w:szCs w:val="20"/>
+              </w:rPr>
+              <w:t xml:space="preserve"> 상수 계산</w:t>
             </w:r>
           </w:p>
           <w:p>
@@ -1109,15 +1190,33 @@
                 <w:sz w:val="20"/>
                 <w:szCs w:val="20"/>
               </w:rPr>
-              <w:t xml:space="preserve"> 아키텍쳐</w:t>
-            </w:r>
-            <w:r>
-              <w:rPr>
-                <w:rFonts w:ascii="맑은 고딕" w:eastAsia="맑은 고딕" w:hAnsi="맑은 고딕" w:hint="eastAsia"/>
-                <w:sz w:val="20"/>
-                <w:szCs w:val="20"/>
-              </w:rPr>
-              <w:t>의 안정성에 대한 survey paper (석사학위 논문)</w:t>
+              <w:t xml:space="preserve"> </w:t>
+            </w:r>
+            <w:proofErr w:type="spellStart"/>
+            <w:r>
+              <w:rPr>
+                <w:rFonts w:ascii="맑은 고딕" w:eastAsia="맑은 고딕" w:hAnsi="맑은 고딕" w:hint="eastAsia"/>
+                <w:sz w:val="20"/>
+                <w:szCs w:val="20"/>
+              </w:rPr>
+              <w:t>아키텍쳐</w:t>
+            </w:r>
+            <w:r>
+              <w:rPr>
+                <w:rFonts w:ascii="맑은 고딕" w:eastAsia="맑은 고딕" w:hAnsi="맑은 고딕" w:hint="eastAsia"/>
+                <w:sz w:val="20"/>
+                <w:szCs w:val="20"/>
+              </w:rPr>
+              <w:t>의</w:t>
+            </w:r>
+            <w:proofErr w:type="spellEnd"/>
+            <w:r>
+              <w:rPr>
+                <w:rFonts w:ascii="맑은 고딕" w:eastAsia="맑은 고딕" w:hAnsi="맑은 고딕" w:hint="eastAsia"/>
+                <w:sz w:val="20"/>
+                <w:szCs w:val="20"/>
+              </w:rPr>
+              <w:t xml:space="preserve"> 안정성에 대한 survey paper (석사학위 논문)</w:t>
             </w:r>
           </w:p>
         </w:tc>
@@ -1216,7 +1315,29 @@
                 <w:sz w:val="20"/>
                 <w:szCs w:val="20"/>
               </w:rPr>
-              <w:t>고려대학교 학위논문 TeX 템플릿 제작</w:t>
+              <w:t xml:space="preserve">고려대학교 학위논문 </w:t>
+            </w:r>
+            <w:proofErr w:type="spellStart"/>
+            <w:r>
+              <w:rPr>
+                <w:rFonts w:ascii="맑은 고딕" w:eastAsia="맑은 고딕" w:hAnsi="맑은 고딕" w:cs="맑은 고딕" w:hint="eastAsia"/>
+                <w:b/>
+                <w:bCs/>
+                <w:sz w:val="20"/>
+                <w:szCs w:val="20"/>
+              </w:rPr>
+              <w:t>TeX</w:t>
+            </w:r>
+            <w:proofErr w:type="spellEnd"/>
+            <w:r>
+              <w:rPr>
+                <w:rFonts w:ascii="맑은 고딕" w:eastAsia="맑은 고딕" w:hAnsi="맑은 고딕" w:cs="맑은 고딕" w:hint="eastAsia"/>
+                <w:b/>
+                <w:bCs/>
+                <w:sz w:val="20"/>
+                <w:szCs w:val="20"/>
+              </w:rPr>
+              <w:t xml:space="preserve"> 템플릿 제작</w:t>
             </w:r>
           </w:p>
           <w:p>
@@ -1471,15 +1592,27 @@
                 <w:szCs w:val="20"/>
               </w:rPr>
             </w:pPr>
-            <w:r>
-              <w:rPr>
-                <w:rFonts w:ascii="맑은 고딕" w:eastAsia="맑은 고딕" w:hAnsi="맑은 고딕" w:cs="맑은 고딕" w:hint="eastAsia"/>
-                <w:b/>
-                <w:bCs/>
-                <w:sz w:val="20"/>
-                <w:szCs w:val="20"/>
-              </w:rPr>
-              <w:t>쏘카존 위치 제안</w:t>
+            <w:proofErr w:type="spellStart"/>
+            <w:r>
+              <w:rPr>
+                <w:rFonts w:ascii="맑은 고딕" w:eastAsia="맑은 고딕" w:hAnsi="맑은 고딕" w:cs="맑은 고딕" w:hint="eastAsia"/>
+                <w:b/>
+                <w:bCs/>
+                <w:sz w:val="20"/>
+                <w:szCs w:val="20"/>
+              </w:rPr>
+              <w:t>쏘카존</w:t>
+            </w:r>
+            <w:proofErr w:type="spellEnd"/>
+            <w:r>
+              <w:rPr>
+                <w:rFonts w:ascii="맑은 고딕" w:eastAsia="맑은 고딕" w:hAnsi="맑은 고딕" w:cs="맑은 고딕" w:hint="eastAsia"/>
+                <w:b/>
+                <w:bCs/>
+                <w:sz w:val="20"/>
+                <w:szCs w:val="20"/>
+              </w:rPr>
+              <w:t xml:space="preserve"> 위치 제안</w:t>
             </w:r>
           </w:p>
           <w:p>
@@ -1925,8 +2058,20 @@
                 <w:sz w:val="20"/>
                 <w:szCs w:val="20"/>
               </w:rPr>
-              <w:t xml:space="preserve"> (LG uplus</w:t>
-            </w:r>
+              <w:t xml:space="preserve"> (LG </w:t>
+            </w:r>
+            <w:proofErr w:type="spellStart"/>
+            <w:r>
+              <w:rPr>
+                <w:rFonts w:ascii="맑은 고딕" w:eastAsia="맑은 고딕" w:hAnsi="맑은 고딕" w:cs="맑은 고딕" w:hint="eastAsia"/>
+                <w:b/>
+                <w:bCs/>
+                <w:sz w:val="20"/>
+                <w:szCs w:val="20"/>
+              </w:rPr>
+              <w:t>uplus</w:t>
+            </w:r>
+            <w:proofErr w:type="spellEnd"/>
             <w:r>
               <w:rPr>
                 <w:rFonts w:ascii="맑은 고딕" w:eastAsia="맑은 고딕" w:hAnsi="맑은 고딕" w:cs="맑은 고딕" w:hint="eastAsia"/>
@@ -1947,6 +2092,7 @@
               </w:rPr>
               <w:t>“</w:t>
             </w:r>
+            <w:proofErr w:type="spellStart"/>
             <w:r>
               <w:rPr>
                 <w:rFonts w:ascii="맑은 고딕" w:eastAsia="맑은 고딕" w:hAnsi="맑은 고딕" w:cs="맑은 고딕" w:hint="eastAsia"/>
@@ -1957,6 +2103,7 @@
               </w:rPr>
               <w:t>아이들나라</w:t>
             </w:r>
+            <w:proofErr w:type="spellEnd"/>
             <w:r>
               <w:rPr>
                 <w:rFonts w:ascii="맑은 고딕" w:eastAsia="맑은 고딕" w:hAnsi="맑은 고딕" w:cs="맑은 고딕"/>
@@ -2256,8 +2403,8 @@
         <w:tblLook w:val="04A0" w:firstRow="1" w:lastRow="0" w:firstColumn="1" w:lastColumn="0" w:noHBand="0" w:noVBand="1"/>
       </w:tblPr>
       <w:tblGrid>
-        <w:gridCol w:w="6657"/>
-        <w:gridCol w:w="2698"/>
+        <w:gridCol w:w="6946"/>
+        <w:gridCol w:w="2409"/>
       </w:tblGrid>
       <w:tr>
         <w:trPr>
@@ -2265,7 +2412,7 @@
         </w:trPr>
         <w:tc>
           <w:tcPr>
-            <w:tcW w:w="6657" w:type="dxa"/>
+            <w:tcW w:w="6946" w:type="dxa"/>
           </w:tcPr>
           <w:p>
             <w:pPr>
@@ -2294,6 +2441,7 @@
               </w:rPr>
               <w:t xml:space="preserve">(주) </w:t>
             </w:r>
+            <w:proofErr w:type="spellStart"/>
             <w:r>
               <w:rPr>
                 <w:rFonts w:ascii="맑은 고딕" w:eastAsia="맑은 고딕" w:hAnsi="맑은 고딕" w:cs="맑은 고딕" w:hint="eastAsia"/>
@@ -2304,6 +2452,7 @@
               </w:rPr>
               <w:t>이씨마이너</w:t>
             </w:r>
+            <w:proofErr w:type="spellEnd"/>
             <w:r>
               <w:rPr>
                 <w:rFonts w:ascii="맑은 고딕" w:eastAsia="맑은 고딕" w:hAnsi="맑은 고딕" w:cs="맑은 고딕"/>
@@ -2322,6 +2471,16 @@
                 <w:sz w:val="20"/>
                 <w:szCs w:val="20"/>
               </w:rPr>
+              <w:t xml:space="preserve"> AI컨설팅본부,</w:t>
+            </w:r>
+            <w:r>
+              <w:rPr>
+                <w:rFonts w:ascii="맑은 고딕" w:eastAsia="맑은 고딕" w:hAnsi="맑은 고딕" w:cs="맑은 고딕"/>
+                <w:b/>
+                <w:bCs/>
+                <w:sz w:val="20"/>
+                <w:szCs w:val="20"/>
+              </w:rPr>
               <w:t xml:space="preserve"> </w:t>
             </w:r>
             <w:r>
@@ -2332,111 +2491,119 @@
                 <w:sz w:val="20"/>
                 <w:szCs w:val="20"/>
               </w:rPr>
-              <w:t>AI컨설팅본부</w:t>
-            </w:r>
-            <w:r>
-              <w:rPr>
-                <w:rFonts w:ascii="맑은 고딕" w:eastAsia="맑은 고딕" w:hAnsi="맑은 고딕" w:cs="맑은 고딕" w:hint="eastAsia"/>
-                <w:b/>
-                <w:bCs/>
-                <w:sz w:val="20"/>
-                <w:szCs w:val="20"/>
-              </w:rPr>
-              <w:t>,</w:t>
-            </w:r>
-            <w:r>
-              <w:rPr>
-                <w:rFonts w:ascii="맑은 고딕" w:eastAsia="맑은 고딕" w:hAnsi="맑은 고딕" w:cs="맑은 고딕"/>
-                <w:b/>
-                <w:bCs/>
+              <w:t>선임</w:t>
+            </w:r>
+            <w:r>
+              <w:rPr>
+                <w:rFonts w:ascii="맑은 고딕" w:eastAsia="맑은 고딕" w:hAnsi="맑은 고딕" w:cs="맑은 고딕" w:hint="eastAsia"/>
+                <w:b/>
+                <w:bCs/>
+                <w:sz w:val="20"/>
+                <w:szCs w:val="20"/>
+              </w:rPr>
+              <w:t xml:space="preserve"> AI컨설턴트</w:t>
+            </w:r>
+          </w:p>
+          <w:p>
+            <w:pPr>
+              <w:pStyle w:val="a"/>
+              <w:numPr>
+                <w:ilvl w:val="0"/>
+                <w:numId w:val="0"/>
+              </w:numPr>
+              <w:spacing w:line="216" w:lineRule="auto"/>
+              <w:ind w:left="140" w:hangingChars="70" w:hanging="140"/>
+              <w:rPr>
+                <w:rFonts w:ascii="맑은 고딕" w:eastAsia="맑은 고딕" w:hAnsi="맑은 고딕"/>
+                <w:sz w:val="20"/>
+                <w:szCs w:val="20"/>
+              </w:rPr>
+            </w:pPr>
+            <w:r>
+              <w:rPr>
+                <w:rFonts w:ascii="맑은 고딕" w:eastAsia="맑은 고딕" w:hAnsi="맑은 고딕" w:hint="eastAsia"/>
+                <w:sz w:val="20"/>
+                <w:szCs w:val="20"/>
+              </w:rPr>
+              <w:t xml:space="preserve">· </w:t>
+            </w:r>
+            <w:r>
+              <w:rPr>
+                <w:rFonts w:ascii="맑은 고딕" w:eastAsia="맑은 고딕" w:hAnsi="맑은 고딕"/>
+                <w:sz w:val="20"/>
+                <w:szCs w:val="20"/>
+              </w:rPr>
+              <w:t xml:space="preserve">서부발전 </w:t>
+            </w:r>
+            <w:proofErr w:type="spellStart"/>
+            <w:r>
+              <w:rPr>
+                <w:rFonts w:ascii="맑은 고딕" w:eastAsia="맑은 고딕" w:hAnsi="맑은 고딕"/>
+                <w:sz w:val="20"/>
+                <w:szCs w:val="20"/>
+              </w:rPr>
+              <w:t>희석질소가스</w:t>
+            </w:r>
+            <w:proofErr w:type="spellEnd"/>
+            <w:r>
+              <w:rPr>
+                <w:rFonts w:ascii="맑은 고딕" w:eastAsia="맑은 고딕" w:hAnsi="맑은 고딕"/>
+                <w:sz w:val="20"/>
+                <w:szCs w:val="20"/>
+              </w:rPr>
+              <w:t xml:space="preserve"> 투입 최적화</w:t>
+            </w:r>
+          </w:p>
+          <w:p>
+            <w:pPr>
+              <w:pStyle w:val="a"/>
+              <w:numPr>
+                <w:ilvl w:val="0"/>
+                <w:numId w:val="0"/>
+              </w:numPr>
+              <w:spacing w:line="216" w:lineRule="auto"/>
+              <w:ind w:firstLineChars="100" w:firstLine="200"/>
+              <w:rPr>
+                <w:rFonts w:ascii="맑은 고딕" w:eastAsia="맑은 고딕" w:hAnsi="맑은 고딕" w:cs="맑은 고딕"/>
+                <w:b/>
+                <w:bCs/>
+                <w:sz w:val="20"/>
+                <w:szCs w:val="20"/>
+              </w:rPr>
+            </w:pPr>
+            <w:r>
+              <w:rPr>
+                <w:rFonts w:ascii="맑은 고딕" w:eastAsia="맑은 고딕" w:hAnsi="맑은 고딕" w:hint="eastAsia"/>
+                <w:sz w:val="20"/>
+                <w:szCs w:val="20"/>
+              </w:rPr>
+              <w:t>- 강화학습 및 MPC를 활용한</w:t>
+            </w:r>
+            <w:r>
+              <w:rPr>
+                <w:rFonts w:ascii="맑은 고딕" w:eastAsia="맑은 고딕" w:hAnsi="맑은 고딕" w:hint="eastAsia"/>
                 <w:sz w:val="20"/>
                 <w:szCs w:val="20"/>
               </w:rPr>
               <w:t xml:space="preserve"> </w:t>
             </w:r>
-            <w:r>
-              <w:rPr>
-                <w:rFonts w:ascii="맑은 고딕" w:eastAsia="맑은 고딕" w:hAnsi="맑은 고딕" w:cs="맑은 고딕" w:hint="eastAsia"/>
-                <w:b/>
-                <w:bCs/>
-                <w:sz w:val="20"/>
-                <w:szCs w:val="20"/>
-              </w:rPr>
-              <w:t>선임연구원</w:t>
-            </w:r>
-          </w:p>
-          <w:p>
-            <w:pPr>
-              <w:pStyle w:val="a"/>
-              <w:numPr>
-                <w:ilvl w:val="0"/>
-                <w:numId w:val="0"/>
-              </w:numPr>
-              <w:spacing w:line="216" w:lineRule="auto"/>
-              <w:ind w:left="140" w:hangingChars="70" w:hanging="140"/>
-              <w:rPr>
-                <w:rFonts w:ascii="맑은 고딕" w:eastAsia="맑은 고딕" w:hAnsi="맑은 고딕"/>
-                <w:sz w:val="20"/>
-                <w:szCs w:val="20"/>
-              </w:rPr>
-            </w:pPr>
-            <w:r>
-              <w:rPr>
-                <w:rFonts w:ascii="맑은 고딕" w:eastAsia="맑은 고딕" w:hAnsi="맑은 고딕" w:hint="eastAsia"/>
-                <w:sz w:val="20"/>
-                <w:szCs w:val="20"/>
-              </w:rPr>
-              <w:t xml:space="preserve">· </w:t>
-            </w:r>
-            <w:r>
-              <w:rPr>
-                <w:rFonts w:ascii="맑은 고딕" w:eastAsia="맑은 고딕" w:hAnsi="맑은 고딕"/>
-                <w:sz w:val="20"/>
-                <w:szCs w:val="20"/>
-              </w:rPr>
-              <w:t>서부발전 희석질소가스 투입 최적화</w:t>
-            </w:r>
-          </w:p>
-          <w:p>
-            <w:pPr>
-              <w:pStyle w:val="a"/>
-              <w:numPr>
-                <w:ilvl w:val="0"/>
-                <w:numId w:val="0"/>
-              </w:numPr>
-              <w:spacing w:line="216" w:lineRule="auto"/>
-              <w:ind w:firstLineChars="100" w:firstLine="200"/>
-              <w:rPr>
-                <w:rFonts w:ascii="맑은 고딕" w:eastAsia="맑은 고딕" w:hAnsi="맑은 고딕" w:cs="맑은 고딕" w:hint="eastAsia"/>
-                <w:b/>
-                <w:bCs/>
-                <w:sz w:val="20"/>
-                <w:szCs w:val="20"/>
-              </w:rPr>
-            </w:pPr>
-            <w:r>
-              <w:rPr>
-                <w:rFonts w:ascii="맑은 고딕" w:eastAsia="맑은 고딕" w:hAnsi="맑은 고딕" w:hint="eastAsia"/>
-                <w:sz w:val="20"/>
-                <w:szCs w:val="20"/>
-              </w:rPr>
-              <w:t xml:space="preserve">- </w:t>
-            </w:r>
-            <w:r>
-              <w:rPr>
-                <w:rFonts w:ascii="맑은 고딕" w:eastAsia="맑은 고딕" w:hAnsi="맑은 고딕" w:hint="eastAsia"/>
-                <w:sz w:val="20"/>
-                <w:szCs w:val="20"/>
-              </w:rPr>
-              <w:t>강화학습 및 MPC를 활용한</w:t>
-            </w:r>
-            <w:r>
-              <w:rPr>
-                <w:rFonts w:ascii="맑은 고딕" w:eastAsia="맑은 고딕" w:hAnsi="맑은 고딕" w:hint="eastAsia"/>
-                <w:sz w:val="20"/>
-                <w:szCs w:val="20"/>
-              </w:rPr>
-              <w:t xml:space="preserve"> 희석질소가스 </w:t>
+            <w:proofErr w:type="spellStart"/>
+            <w:r>
+              <w:rPr>
+                <w:rFonts w:ascii="맑은 고딕" w:eastAsia="맑은 고딕" w:hAnsi="맑은 고딕" w:hint="eastAsia"/>
+                <w:sz w:val="20"/>
+                <w:szCs w:val="20"/>
+              </w:rPr>
+              <w:t>희석질소가스</w:t>
+            </w:r>
+            <w:proofErr w:type="spellEnd"/>
+            <w:r>
+              <w:rPr>
+                <w:rFonts w:ascii="맑은 고딕" w:eastAsia="맑은 고딕" w:hAnsi="맑은 고딕" w:hint="eastAsia"/>
+                <w:sz w:val="20"/>
+                <w:szCs w:val="20"/>
+              </w:rPr>
+              <w:t xml:space="preserve"> </w:t>
             </w:r>
             <w:r>
               <w:rPr>
@@ -2450,7 +2617,7 @@
         </w:tc>
         <w:tc>
           <w:tcPr>
-            <w:tcW w:w="2698" w:type="dxa"/>
+            <w:tcW w:w="2409" w:type="dxa"/>
           </w:tcPr>
           <w:p>
             <w:pPr>
@@ -2462,7 +2629,7 @@
               <w:spacing w:line="216" w:lineRule="auto"/>
               <w:jc w:val="right"/>
               <w:rPr>
-                <w:rFonts w:ascii="맑은 고딕" w:eastAsia="맑은 고딕" w:hAnsi="맑은 고딕" w:cs="맑은 고딕" w:hint="eastAsia"/>
+                <w:rFonts w:ascii="맑은 고딕" w:eastAsia="맑은 고딕" w:hAnsi="맑은 고딕" w:cs="맑은 고딕"/>
                 <w:sz w:val="20"/>
                 <w:szCs w:val="20"/>
               </w:rPr>
@@ -2540,7 +2707,7 @@
         </w:trPr>
         <w:tc>
           <w:tcPr>
-            <w:tcW w:w="6657" w:type="dxa"/>
+            <w:tcW w:w="6946" w:type="dxa"/>
           </w:tcPr>
           <w:p>
             <w:pPr>
@@ -2663,7 +2830,23 @@
                 <w:sz w:val="20"/>
                 <w:szCs w:val="20"/>
               </w:rPr>
-              <w:t>- 실시간 신호생성 알고리즘 개발 및 배포 (파이썬 sumo 모듈)</w:t>
+              <w:t>- 실시간 신호생성 알고리즘 개발 및 배포 (파이썬 sumo</w:t>
+            </w:r>
+            <w:r>
+              <w:rPr>
+                <w:rFonts w:ascii="맑은 고딕" w:eastAsia="맑은 고딕" w:hAnsi="맑은 고딕" w:hint="eastAsia"/>
+                <w:sz w:val="20"/>
+                <w:szCs w:val="20"/>
+              </w:rPr>
+              <w:t>, pandas</w:t>
+            </w:r>
+            <w:r>
+              <w:rPr>
+                <w:rFonts w:ascii="맑은 고딕" w:eastAsia="맑은 고딕" w:hAnsi="맑은 고딕" w:hint="eastAsia"/>
+                <w:sz w:val="20"/>
+                <w:szCs w:val="20"/>
+              </w:rPr>
+              <w:t>)</w:t>
             </w:r>
           </w:p>
           <w:p>
@@ -2687,13 +2870,31 @@
                 <w:sz w:val="20"/>
                 <w:szCs w:val="20"/>
               </w:rPr>
-              <w:t>- 선형계획법을 사용한 통행배정 알고리즘 개발 및 배포 (파이썬 scipy)</w:t>
+              <w:t xml:space="preserve">- 선형계획법을 사용한 통행배정 알고리즘 개발 및 배포 (파이썬 </w:t>
+            </w:r>
+            <w:proofErr w:type="spellStart"/>
+            <w:r>
+              <w:rPr>
+                <w:rFonts w:ascii="맑은 고딕" w:eastAsia="맑은 고딕" w:hAnsi="맑은 고딕" w:hint="eastAsia"/>
+                <w:sz w:val="20"/>
+                <w:szCs w:val="20"/>
+              </w:rPr>
+              <w:t>scipy</w:t>
+            </w:r>
+            <w:proofErr w:type="spellEnd"/>
+            <w:r>
+              <w:rPr>
+                <w:rFonts w:ascii="맑은 고딕" w:eastAsia="맑은 고딕" w:hAnsi="맑은 고딕" w:hint="eastAsia"/>
+                <w:sz w:val="20"/>
+                <w:szCs w:val="20"/>
+              </w:rPr>
+              <w:t>)</w:t>
             </w:r>
           </w:p>
         </w:tc>
         <w:tc>
           <w:tcPr>
-            <w:tcW w:w="2698" w:type="dxa"/>
+            <w:tcW w:w="2409" w:type="dxa"/>
           </w:tcPr>
           <w:p>
             <w:pPr>
@@ -2727,7 +2928,7 @@
         </w:trPr>
         <w:tc>
           <w:tcPr>
-            <w:tcW w:w="6657" w:type="dxa"/>
+            <w:tcW w:w="6946" w:type="dxa"/>
           </w:tcPr>
           <w:p>
             <w:pPr>
@@ -2814,7 +3015,7 @@
         </w:tc>
         <w:tc>
           <w:tcPr>
-            <w:tcW w:w="2698" w:type="dxa"/>
+            <w:tcW w:w="2409" w:type="dxa"/>
           </w:tcPr>
           <w:p>
             <w:pPr>
@@ -2888,7 +3089,7 @@
         </w:trPr>
         <w:tc>
           <w:tcPr>
-            <w:tcW w:w="6657" w:type="dxa"/>
+            <w:tcW w:w="6946" w:type="dxa"/>
           </w:tcPr>
           <w:p>
             <w:pPr>
@@ -2977,7 +3178,7 @@
         </w:tc>
         <w:tc>
           <w:tcPr>
-            <w:tcW w:w="2698" w:type="dxa"/>
+            <w:tcW w:w="2409" w:type="dxa"/>
           </w:tcPr>
           <w:p>
             <w:pPr>
@@ -3164,7 +3365,16 @@
                 <w:sz w:val="20"/>
                 <w:szCs w:val="20"/>
               </w:rPr>
-              <w:t>· n</w:t>
+              <w:t xml:space="preserve">· </w:t>
+            </w:r>
+            <w:proofErr w:type="spellStart"/>
+            <w:r>
+              <w:rPr>
+                <w:rFonts w:ascii="맑은 고딕" w:eastAsia="맑은 고딕" w:hAnsi="맑은 고딕" w:hint="eastAsia"/>
+                <w:sz w:val="20"/>
+                <w:szCs w:val="20"/>
+              </w:rPr>
+              <w:t>n</w:t>
             </w:r>
             <w:r>
               <w:rPr>
@@ -3174,6 +3384,7 @@
               </w:rPr>
               <w:t>umpy</w:t>
             </w:r>
+            <w:proofErr w:type="spellEnd"/>
           </w:p>
         </w:tc>
         <w:tc>
@@ -3304,7 +3515,6 @@
                 <w:sz w:val="20"/>
                 <w:szCs w:val="20"/>
               </w:rPr>
-              <w:lastRenderedPageBreak/>
               <w:t>데이터 시각화</w:t>
             </w:r>
           </w:p>
@@ -3467,6 +3677,7 @@
                 <w:sz w:val="20"/>
                 <w:szCs w:val="20"/>
               </w:rPr>
+              <w:lastRenderedPageBreak/>
               <w:t>인공지능</w:t>
             </w:r>
           </w:p>
@@ -3498,6 +3709,7 @@
               </w:rPr>
               <w:t xml:space="preserve">· </w:t>
             </w:r>
+            <w:proofErr w:type="spellStart"/>
             <w:r>
               <w:rPr>
                 <w:rFonts w:ascii="맑은 고딕" w:eastAsia="맑은 고딕" w:hAnsi="맑은 고딕" w:cs="맑은 고딕" w:hint="eastAsia"/>
@@ -3514,6 +3726,7 @@
               </w:rPr>
               <w:t>ensorflow</w:t>
             </w:r>
+            <w:proofErr w:type="spellEnd"/>
           </w:p>
         </w:tc>
         <w:tc>
@@ -3543,6 +3756,7 @@
               </w:rPr>
               <w:t xml:space="preserve">· </w:t>
             </w:r>
+            <w:proofErr w:type="spellStart"/>
             <w:r>
               <w:rPr>
                 <w:rFonts w:ascii="맑은 고딕" w:eastAsia="맑은 고딕" w:hAnsi="맑은 고딕" w:hint="eastAsia"/>
@@ -3551,6 +3765,7 @@
               </w:rPr>
               <w:t>pytorch</w:t>
             </w:r>
+            <w:proofErr w:type="spellEnd"/>
           </w:p>
         </w:tc>
         <w:tc>
@@ -3580,6 +3795,7 @@
               </w:rPr>
               <w:t xml:space="preserve">· </w:t>
             </w:r>
+            <w:proofErr w:type="spellStart"/>
             <w:r>
               <w:rPr>
                 <w:rFonts w:ascii="맑은 고딕" w:eastAsia="맑은 고딕" w:hAnsi="맑은 고딕" w:cs="맑은 고딕" w:hint="eastAsia"/>
@@ -3588,6 +3804,7 @@
               </w:rPr>
               <w:t>keras</w:t>
             </w:r>
+            <w:proofErr w:type="spellEnd"/>
           </w:p>
         </w:tc>
         <w:tc>
@@ -3840,6 +4057,7 @@
               </w:rPr>
               <w:t xml:space="preserve">· </w:t>
             </w:r>
+            <w:proofErr w:type="spellStart"/>
             <w:r>
               <w:rPr>
                 <w:rFonts w:ascii="맑은 고딕" w:eastAsia="맑은 고딕" w:hAnsi="맑은 고딕" w:cs="맑은 고딕" w:hint="eastAsia"/>
@@ -3856,6 +4074,7 @@
               </w:rPr>
               <w:t>eX</w:t>
             </w:r>
+            <w:proofErr w:type="spellEnd"/>
           </w:p>
         </w:tc>
         <w:tc>
@@ -3930,13 +4149,23 @@
               </w:rPr>
               <w:t xml:space="preserve">· </w:t>
             </w:r>
-            <w:r>
-              <w:rPr>
-                <w:rFonts w:ascii="맑은 고딕" w:eastAsia="맑은 고딕" w:hAnsi="맑은 고딕" w:cs="맑은 고딕" w:hint="eastAsia"/>
-                <w:sz w:val="20"/>
-                <w:szCs w:val="20"/>
-              </w:rPr>
-              <w:t>github blog</w:t>
+            <w:proofErr w:type="spellStart"/>
+            <w:r>
+              <w:rPr>
+                <w:rFonts w:ascii="맑은 고딕" w:eastAsia="맑은 고딕" w:hAnsi="맑은 고딕" w:cs="맑은 고딕" w:hint="eastAsia"/>
+                <w:sz w:val="20"/>
+                <w:szCs w:val="20"/>
+              </w:rPr>
+              <w:t>github</w:t>
+            </w:r>
+            <w:proofErr w:type="spellEnd"/>
+            <w:r>
+              <w:rPr>
+                <w:rFonts w:ascii="맑은 고딕" w:eastAsia="맑은 고딕" w:hAnsi="맑은 고딕" w:cs="맑은 고딕" w:hint="eastAsia"/>
+                <w:sz w:val="20"/>
+                <w:szCs w:val="20"/>
+              </w:rPr>
+              <w:t xml:space="preserve"> blog</w:t>
             </w:r>
           </w:p>
         </w:tc>
@@ -4025,6 +4254,7 @@
               </w:rPr>
               <w:t xml:space="preserve">· </w:t>
             </w:r>
+            <w:proofErr w:type="spellStart"/>
             <w:r>
               <w:rPr>
                 <w:rFonts w:ascii="맑은 고딕" w:eastAsia="맑은 고딕" w:hAnsi="맑은 고딕" w:cs="맑은 고딕" w:hint="eastAsia"/>
@@ -4033,6 +4263,7 @@
               </w:rPr>
               <w:t>geogebra</w:t>
             </w:r>
+            <w:proofErr w:type="spellEnd"/>
           </w:p>
         </w:tc>
         <w:tc>
@@ -4070,13 +4301,23 @@
               </w:rPr>
               <w:t>(</w:t>
             </w:r>
-            <w:r>
-              <w:rPr>
-                <w:rFonts w:ascii="맑은 고딕" w:eastAsia="맑은 고딕" w:hAnsi="맑은 고딕" w:cs="맑은 고딕" w:hint="eastAsia"/>
-                <w:sz w:val="20"/>
-                <w:szCs w:val="20"/>
-              </w:rPr>
-              <w:t>mathematica)</w:t>
+            <w:proofErr w:type="spellStart"/>
+            <w:r>
+              <w:rPr>
+                <w:rFonts w:ascii="맑은 고딕" w:eastAsia="맑은 고딕" w:hAnsi="맑은 고딕" w:cs="맑은 고딕" w:hint="eastAsia"/>
+                <w:sz w:val="20"/>
+                <w:szCs w:val="20"/>
+              </w:rPr>
+              <w:t>mathematica</w:t>
+            </w:r>
+            <w:proofErr w:type="spellEnd"/>
+            <w:r>
+              <w:rPr>
+                <w:rFonts w:ascii="맑은 고딕" w:eastAsia="맑은 고딕" w:hAnsi="맑은 고딕" w:cs="맑은 고딕" w:hint="eastAsia"/>
+                <w:sz w:val="20"/>
+                <w:szCs w:val="20"/>
+              </w:rPr>
+              <w:t>)</w:t>
             </w:r>
           </w:p>
         </w:tc>
@@ -4113,7 +4354,25 @@
                 <w:sz w:val="20"/>
                 <w:szCs w:val="20"/>
               </w:rPr>
-              <w:t>(mathlab)</w:t>
+              <w:t>(</w:t>
+            </w:r>
+            <w:proofErr w:type="spellStart"/>
+            <w:r>
+              <w:rPr>
+                <w:rFonts w:ascii="맑은 고딕" w:eastAsia="맑은 고딕" w:hAnsi="맑은 고딕" w:cs="맑은 고딕" w:hint="eastAsia"/>
+                <w:sz w:val="20"/>
+                <w:szCs w:val="20"/>
+              </w:rPr>
+              <w:t>mathlab</w:t>
+            </w:r>
+            <w:proofErr w:type="spellEnd"/>
+            <w:r>
+              <w:rPr>
+                <w:rFonts w:ascii="맑은 고딕" w:eastAsia="맑은 고딕" w:hAnsi="맑은 고딕" w:cs="맑은 고딕" w:hint="eastAsia"/>
+                <w:sz w:val="20"/>
+                <w:szCs w:val="20"/>
+              </w:rPr>
+              <w:t>)</w:t>
             </w:r>
           </w:p>
         </w:tc>
@@ -4554,7 +4813,27 @@
                 <w:sz w:val="20"/>
                 <w:szCs w:val="20"/>
               </w:rPr>
-              <w:t>DELF A1</w:t>
+              <w:t>DELF</w:t>
+            </w:r>
+            <w:r>
+              <w:rPr>
+                <w:rFonts w:ascii="맑은 고딕" w:eastAsia="맑은 고딕" w:hAnsi="맑은 고딕" w:cs="맑은 고딕" w:hint="eastAsia"/>
+                <w:b/>
+                <w:bCs/>
+                <w:sz w:val="20"/>
+                <w:szCs w:val="20"/>
+              </w:rPr>
+              <w:t xml:space="preserve"> (프랑스어)</w:t>
+            </w:r>
+            <w:r>
+              <w:rPr>
+                <w:rFonts w:ascii="맑은 고딕" w:eastAsia="맑은 고딕" w:hAnsi="맑은 고딕" w:cs="맑은 고딕" w:hint="eastAsia"/>
+                <w:b/>
+                <w:bCs/>
+                <w:sz w:val="20"/>
+                <w:szCs w:val="20"/>
+              </w:rPr>
+              <w:t xml:space="preserve"> A1</w:t>
             </w:r>
           </w:p>
         </w:tc>
@@ -4637,15 +4916,27 @@
                 <w:szCs w:val="20"/>
               </w:rPr>
             </w:pPr>
-            <w:r>
-              <w:rPr>
-                <w:rFonts w:ascii="맑은 고딕" w:eastAsia="맑은 고딕" w:hAnsi="맑은 고딕" w:cs="맑은 고딕"/>
-                <w:b/>
-                <w:bCs/>
-                <w:sz w:val="20"/>
-                <w:szCs w:val="20"/>
-              </w:rPr>
-              <w:t>ADsP (</w:t>
+            <w:proofErr w:type="spellStart"/>
+            <w:r>
+              <w:rPr>
+                <w:rFonts w:ascii="맑은 고딕" w:eastAsia="맑은 고딕" w:hAnsi="맑은 고딕" w:cs="맑은 고딕"/>
+                <w:b/>
+                <w:bCs/>
+                <w:sz w:val="20"/>
+                <w:szCs w:val="20"/>
+              </w:rPr>
+              <w:t>ADsP</w:t>
+            </w:r>
+            <w:proofErr w:type="spellEnd"/>
+            <w:r>
+              <w:rPr>
+                <w:rFonts w:ascii="맑은 고딕" w:eastAsia="맑은 고딕" w:hAnsi="맑은 고딕" w:cs="맑은 고딕"/>
+                <w:b/>
+                <w:bCs/>
+                <w:sz w:val="20"/>
+                <w:szCs w:val="20"/>
+              </w:rPr>
+              <w:t xml:space="preserve"> (</w:t>
             </w:r>
             <w:r>
               <w:rPr>
@@ -4822,6 +5113,29 @@
           <w:rFonts w:eastAsia="맑은 고딕"/>
         </w:rPr>
       </w:pPr>
+    </w:p>
+    <w:p>
+      <w:pPr>
+        <w:rPr>
+          <w:rFonts w:eastAsia="맑은 고딕"/>
+        </w:rPr>
+      </w:pPr>
+    </w:p>
+    <w:p>
+      <w:pPr>
+        <w:tabs>
+          <w:tab w:val="left" w:pos="1640"/>
+        </w:tabs>
+        <w:rPr>
+          <w:rFonts w:eastAsia="맑은 고딕"/>
+        </w:rPr>
+      </w:pPr>
+      <w:r>
+        <w:rPr>
+          <w:rFonts w:eastAsia="맑은 고딕"/>
+        </w:rPr>
+        <w:tab/>
+      </w:r>
     </w:p>
     <w:sectPr>
       <w:footerReference w:type="default" r:id="rId9"/>
@@ -6897,6 +7211,7 @@
   <w:style w:type="character" w:default="1" w:styleId="a2">
     <w:name w:val="Default Paragraph Font"/>
     <w:uiPriority w:val="1"/>
+    <w:semiHidden/>
     <w:unhideWhenUsed/>
   </w:style>
   <w:style w:type="table" w:default="1" w:styleId="a3">

--- a/apply/resume_korean.docx
+++ b/apply/resume_korean.docx
@@ -353,72 +353,104 @@
                 <w:sz w:val="20"/>
                 <w:szCs w:val="20"/>
               </w:rPr>
-              <w:t xml:space="preserve">· 인공지능에 대한 다양한 주제 : </w:t>
-            </w:r>
-            <w:proofErr w:type="spellStart"/>
+              <w:t>· 인공지능에 대한 다양한 주제 : 머신러닝, 신경망, CNN, RNN, LSTM, attention,</w:t>
+            </w:r>
+            <w:r>
+              <w:rPr>
+                <w:rFonts w:ascii="맑은 고딕" w:eastAsia="맑은 고딕" w:hAnsi="맑은 고딕"/>
+                <w:sz w:val="20"/>
+                <w:szCs w:val="20"/>
+              </w:rPr>
+              <w:t xml:space="preserve"> transformer,</w:t>
+            </w:r>
             <w:r>
               <w:rPr>
                 <w:rFonts w:ascii="맑은 고딕" w:eastAsia="맑은 고딕" w:hAnsi="맑은 고딕" w:hint="eastAsia"/>
                 <w:sz w:val="20"/>
                 <w:szCs w:val="20"/>
               </w:rPr>
-              <w:t>머신러닝</w:t>
-            </w:r>
-            <w:proofErr w:type="spellEnd"/>
+              <w:t xml:space="preserve"> Auto-Encoder/VAE, GAN, 강화학습, DRL, NLP, </w:t>
+            </w:r>
+            <w:r>
+              <w:rPr>
+                <w:rFonts w:ascii="맑은 고딕" w:eastAsia="맑은 고딕" w:hAnsi="맑은 고딕"/>
+                <w:sz w:val="20"/>
+                <w:szCs w:val="20"/>
+              </w:rPr>
+              <w:t>Bayesian NN, Graph NN</w:t>
+            </w:r>
             <w:r>
               <w:rPr>
                 <w:rFonts w:ascii="맑은 고딕" w:eastAsia="맑은 고딕" w:hAnsi="맑은 고딕" w:hint="eastAsia"/>
                 <w:sz w:val="20"/>
                 <w:szCs w:val="20"/>
               </w:rPr>
-              <w:t>, 신경망, CNN, RNN, LSTM, attention,</w:t>
-            </w:r>
-            <w:r>
-              <w:rPr>
-                <w:rFonts w:ascii="맑은 고딕" w:eastAsia="맑은 고딕" w:hAnsi="맑은 고딕"/>
-                <w:sz w:val="20"/>
-                <w:szCs w:val="20"/>
-              </w:rPr>
-              <w:t xml:space="preserve"> transformer,</w:t>
-            </w:r>
+              <w:t xml:space="preserve"> 등</w:t>
+            </w:r>
+          </w:p>
+          <w:p>
+            <w:pPr>
+              <w:pStyle w:val="a"/>
+              <w:numPr>
+                <w:ilvl w:val="0"/>
+                <w:numId w:val="0"/>
+              </w:numPr>
+              <w:spacing w:line="216" w:lineRule="auto"/>
+              <w:ind w:left="170" w:hanging="170"/>
+              <w:rPr>
+                <w:rFonts w:ascii="맑은 고딕" w:eastAsia="맑은 고딕" w:hAnsi="맑은 고딕" w:cs="맑은 고딕"/>
+                <w:b/>
+                <w:bCs/>
+                <w:sz w:val="20"/>
+                <w:szCs w:val="20"/>
+              </w:rPr>
+            </w:pPr>
             <w:r>
               <w:rPr>
                 <w:rFonts w:ascii="맑은 고딕" w:eastAsia="맑은 고딕" w:hAnsi="맑은 고딕" w:hint="eastAsia"/>
-                <w:sz w:val="20"/>
-                <w:szCs w:val="20"/>
-              </w:rPr>
-              <w:t xml:space="preserve"> Auto-Encoder/VAE, GAN, 강화학습, DRL, NLP, </w:t>
-            </w:r>
-            <w:r>
-              <w:rPr>
-                <w:rFonts w:ascii="맑은 고딕" w:eastAsia="맑은 고딕" w:hAnsi="맑은 고딕"/>
-                <w:sz w:val="20"/>
-                <w:szCs w:val="20"/>
-              </w:rPr>
-              <w:t>Bayesian NN, Graph NN</w:t>
-            </w:r>
+                <w:b/>
+                <w:bCs/>
+                <w:sz w:val="20"/>
+                <w:szCs w:val="20"/>
+              </w:rPr>
+              <w:t>세미나 발표 주제</w:t>
+            </w:r>
+          </w:p>
+          <w:p>
+            <w:pPr>
+              <w:pStyle w:val="a"/>
+              <w:numPr>
+                <w:ilvl w:val="0"/>
+                <w:numId w:val="0"/>
+              </w:numPr>
+              <w:spacing w:line="216" w:lineRule="auto"/>
+              <w:ind w:left="360" w:hanging="170"/>
+              <w:rPr>
+                <w:rFonts w:ascii="맑은 고딕" w:eastAsia="맑은 고딕" w:hAnsi="맑은 고딕" w:cs="맑은 고딕"/>
+                <w:sz w:val="20"/>
+                <w:szCs w:val="20"/>
+              </w:rPr>
+            </w:pPr>
             <w:r>
               <w:rPr>
                 <w:rFonts w:ascii="맑은 고딕" w:eastAsia="맑은 고딕" w:hAnsi="맑은 고딕" w:hint="eastAsia"/>
                 <w:sz w:val="20"/>
                 <w:szCs w:val="20"/>
               </w:rPr>
-              <w:t xml:space="preserve"> 등</w:t>
-            </w:r>
-          </w:p>
-          <w:p>
-            <w:pPr>
-              <w:pStyle w:val="a"/>
-              <w:numPr>
-                <w:ilvl w:val="0"/>
-                <w:numId w:val="0"/>
-              </w:numPr>
-              <w:spacing w:line="216" w:lineRule="auto"/>
-              <w:ind w:left="170" w:hanging="170"/>
-              <w:rPr>
-                <w:rFonts w:ascii="맑은 고딕" w:eastAsia="맑은 고딕" w:hAnsi="맑은 고딕" w:cs="맑은 고딕"/>
-                <w:b/>
-                <w:bCs/>
+              <w:t>- Hyperparameter Tuning</w:t>
+            </w:r>
+          </w:p>
+          <w:p>
+            <w:pPr>
+              <w:pStyle w:val="a"/>
+              <w:numPr>
+                <w:ilvl w:val="0"/>
+                <w:numId w:val="0"/>
+              </w:numPr>
+              <w:spacing w:line="216" w:lineRule="auto"/>
+              <w:ind w:left="360" w:hanging="170"/>
+              <w:rPr>
+                <w:rFonts w:ascii="맑은 고딕" w:eastAsia="맑은 고딕" w:hAnsi="맑은 고딕" w:cs="맑은 고딕"/>
                 <w:sz w:val="20"/>
                 <w:szCs w:val="20"/>
               </w:rPr>
@@ -426,12 +458,10 @@
             <w:r>
               <w:rPr>
                 <w:rFonts w:ascii="맑은 고딕" w:eastAsia="맑은 고딕" w:hAnsi="맑은 고딕" w:hint="eastAsia"/>
-                <w:b/>
-                <w:bCs/>
-                <w:sz w:val="20"/>
-                <w:szCs w:val="20"/>
-              </w:rPr>
-              <w:t>세미나 발표 주제</w:t>
+                <w:sz w:val="20"/>
+                <w:szCs w:val="20"/>
+              </w:rPr>
+              <w:t>- LSTM Prediction Case Study</w:t>
             </w:r>
           </w:p>
           <w:p>
@@ -455,73 +485,7 @@
                 <w:sz w:val="20"/>
                 <w:szCs w:val="20"/>
               </w:rPr>
-              <w:t>- Hyperparameter Tuning</w:t>
-            </w:r>
-          </w:p>
-          <w:p>
-            <w:pPr>
-              <w:pStyle w:val="a"/>
-              <w:numPr>
-                <w:ilvl w:val="0"/>
-                <w:numId w:val="0"/>
-              </w:numPr>
-              <w:spacing w:line="216" w:lineRule="auto"/>
-              <w:ind w:left="360" w:hanging="170"/>
-              <w:rPr>
-                <w:rFonts w:ascii="맑은 고딕" w:eastAsia="맑은 고딕" w:hAnsi="맑은 고딕" w:cs="맑은 고딕"/>
-                <w:sz w:val="20"/>
-                <w:szCs w:val="20"/>
-              </w:rPr>
-            </w:pPr>
-            <w:r>
-              <w:rPr>
-                <w:rFonts w:ascii="맑은 고딕" w:eastAsia="맑은 고딕" w:hAnsi="맑은 고딕" w:hint="eastAsia"/>
-                <w:sz w:val="20"/>
-                <w:szCs w:val="20"/>
-              </w:rPr>
-              <w:t>- LSTM Prediction Case Study</w:t>
-            </w:r>
-          </w:p>
-          <w:p>
-            <w:pPr>
-              <w:pStyle w:val="a"/>
-              <w:numPr>
-                <w:ilvl w:val="0"/>
-                <w:numId w:val="0"/>
-              </w:numPr>
-              <w:spacing w:line="216" w:lineRule="auto"/>
-              <w:ind w:left="360" w:hanging="170"/>
-              <w:rPr>
-                <w:rFonts w:ascii="맑은 고딕" w:eastAsia="맑은 고딕" w:hAnsi="맑은 고딕" w:cs="맑은 고딕"/>
-                <w:sz w:val="20"/>
-                <w:szCs w:val="20"/>
-              </w:rPr>
-            </w:pPr>
-            <w:r>
-              <w:rPr>
-                <w:rFonts w:ascii="맑은 고딕" w:eastAsia="맑은 고딕" w:hAnsi="맑은 고딕" w:hint="eastAsia"/>
-                <w:sz w:val="20"/>
-                <w:szCs w:val="20"/>
-              </w:rPr>
-              <w:t xml:space="preserve">- DQN </w:t>
-            </w:r>
-            <w:proofErr w:type="spellStart"/>
-            <w:r>
-              <w:rPr>
-                <w:rFonts w:ascii="맑은 고딕" w:eastAsia="맑은 고딕" w:hAnsi="맑은 고딕" w:hint="eastAsia"/>
-                <w:sz w:val="20"/>
-                <w:szCs w:val="20"/>
-              </w:rPr>
-              <w:t>CartPole</w:t>
-            </w:r>
-            <w:proofErr w:type="spellEnd"/>
-            <w:r>
-              <w:rPr>
-                <w:rFonts w:ascii="맑은 고딕" w:eastAsia="맑은 고딕" w:hAnsi="맑은 고딕" w:hint="eastAsia"/>
-                <w:sz w:val="20"/>
-                <w:szCs w:val="20"/>
-              </w:rPr>
-              <w:t xml:space="preserve"> 구현 (강화학습)</w:t>
+              <w:t>- DQN CartPole 구현 (강화학습)</w:t>
             </w:r>
           </w:p>
         </w:tc>
@@ -713,29 +677,7 @@
                 <w:sz w:val="20"/>
                 <w:szCs w:val="20"/>
               </w:rPr>
-              <w:t xml:space="preserve">신경망의 </w:t>
-            </w:r>
-            <w:proofErr w:type="spellStart"/>
-            <w:r>
-              <w:rPr>
-                <w:rFonts w:ascii="맑은 고딕" w:eastAsia="맑은 고딕" w:hAnsi="맑은 고딕" w:cs="맑은 고딕" w:hint="eastAsia"/>
-                <w:b/>
-                <w:bCs/>
-                <w:sz w:val="20"/>
-                <w:szCs w:val="20"/>
-              </w:rPr>
-              <w:t>립시츠</w:t>
-            </w:r>
-            <w:proofErr w:type="spellEnd"/>
-            <w:r>
-              <w:rPr>
-                <w:rFonts w:ascii="맑은 고딕" w:eastAsia="맑은 고딕" w:hAnsi="맑은 고딕" w:cs="맑은 고딕" w:hint="eastAsia"/>
-                <w:b/>
-                <w:bCs/>
-                <w:sz w:val="20"/>
-                <w:szCs w:val="20"/>
-              </w:rPr>
-              <w:t xml:space="preserve"> 상수 계산</w:t>
+              <w:t>신경망의 립시츠 상수 계산</w:t>
             </w:r>
           </w:p>
           <w:p>
@@ -761,25 +703,7 @@
                 <w:sz w:val="20"/>
                 <w:szCs w:val="20"/>
               </w:rPr>
-              <w:t xml:space="preserve">· 인공지능 </w:t>
-            </w:r>
-            <w:proofErr w:type="spellStart"/>
-            <w:r>
-              <w:rPr>
-                <w:rFonts w:ascii="맑은 고딕" w:eastAsia="맑은 고딕" w:hAnsi="맑은 고딕" w:hint="eastAsia"/>
-                <w:sz w:val="20"/>
-                <w:szCs w:val="20"/>
-              </w:rPr>
-              <w:t>아키텍쳐의</w:t>
-            </w:r>
-            <w:proofErr w:type="spellEnd"/>
-            <w:r>
-              <w:rPr>
-                <w:rFonts w:ascii="맑은 고딕" w:eastAsia="맑은 고딕" w:hAnsi="맑은 고딕" w:hint="eastAsia"/>
-                <w:sz w:val="20"/>
-                <w:szCs w:val="20"/>
-              </w:rPr>
-              <w:t xml:space="preserve"> 안정성에 대한 survey paper (석사학위 논문)</w:t>
+              <w:t>· 인공지능 아키텍쳐의 안정성에 대한 survey paper (석사학위 논문)</w:t>
             </w:r>
           </w:p>
         </w:tc>
@@ -846,29 +770,7 @@
                 <w:sz w:val="20"/>
                 <w:szCs w:val="20"/>
               </w:rPr>
-              <w:t xml:space="preserve">고려대학교 학위논문 </w:t>
-            </w:r>
-            <w:proofErr w:type="spellStart"/>
-            <w:r>
-              <w:rPr>
-                <w:rFonts w:ascii="맑은 고딕" w:eastAsia="맑은 고딕" w:hAnsi="맑은 고딕" w:cs="맑은 고딕" w:hint="eastAsia"/>
-                <w:b/>
-                <w:bCs/>
-                <w:sz w:val="20"/>
-                <w:szCs w:val="20"/>
-              </w:rPr>
-              <w:t>TeX</w:t>
-            </w:r>
-            <w:proofErr w:type="spellEnd"/>
-            <w:r>
-              <w:rPr>
-                <w:rFonts w:ascii="맑은 고딕" w:eastAsia="맑은 고딕" w:hAnsi="맑은 고딕" w:cs="맑은 고딕" w:hint="eastAsia"/>
-                <w:b/>
-                <w:bCs/>
-                <w:sz w:val="20"/>
-                <w:szCs w:val="20"/>
-              </w:rPr>
-              <w:t xml:space="preserve"> 템플릿 제작</w:t>
+              <w:t>고려대학교 학위논문 TeX 템플릿 제작</w:t>
             </w:r>
           </w:p>
           <w:p>
@@ -1229,51 +1131,7 @@
                 <w:sz w:val="20"/>
                 <w:szCs w:val="20"/>
               </w:rPr>
-              <w:t xml:space="preserve">수학 · </w:t>
-            </w:r>
-            <w:proofErr w:type="spellStart"/>
-            <w:r>
-              <w:rPr>
-                <w:rFonts w:ascii="맑은 고딕" w:eastAsia="맑은 고딕" w:hAnsi="맑은 고딕" w:cs="맑은 고딕" w:hint="eastAsia"/>
-                <w:b/>
-                <w:bCs/>
-                <w:sz w:val="20"/>
-                <w:szCs w:val="20"/>
-              </w:rPr>
-              <w:t>데이터사이언스</w:t>
-            </w:r>
-            <w:proofErr w:type="spellEnd"/>
-            <w:r>
-              <w:rPr>
-                <w:rFonts w:ascii="맑은 고딕" w:eastAsia="맑은 고딕" w:hAnsi="맑은 고딕" w:cs="맑은 고딕" w:hint="eastAsia"/>
-                <w:b/>
-                <w:bCs/>
-                <w:sz w:val="20"/>
-                <w:szCs w:val="20"/>
-              </w:rPr>
-              <w:t xml:space="preserve"> 기술 블로그 </w:t>
-            </w:r>
-            <w:proofErr w:type="spellStart"/>
-            <w:r>
-              <w:rPr>
-                <w:rFonts w:ascii="맑은 고딕" w:eastAsia="맑은 고딕" w:hAnsi="맑은 고딕" w:cs="맑은 고딕" w:hint="eastAsia"/>
-                <w:b/>
-                <w:bCs/>
-                <w:sz w:val="20"/>
-                <w:szCs w:val="20"/>
-              </w:rPr>
-              <w:t>아티클</w:t>
-            </w:r>
-            <w:proofErr w:type="spellEnd"/>
-            <w:r>
-              <w:rPr>
-                <w:rFonts w:ascii="맑은 고딕" w:eastAsia="맑은 고딕" w:hAnsi="맑은 고딕" w:cs="맑은 고딕" w:hint="eastAsia"/>
-                <w:b/>
-                <w:bCs/>
-                <w:sz w:val="20"/>
-                <w:szCs w:val="20"/>
-              </w:rPr>
-              <w:t xml:space="preserve"> 작성</w:t>
+              <w:t>수학 · 데이터사이언스 기술 블로그 아티클 작성</w:t>
             </w:r>
             <w:r>
               <w:rPr>
@@ -1673,25 +1531,7 @@
                 <w:sz w:val="20"/>
                 <w:szCs w:val="20"/>
               </w:rPr>
-              <w:t xml:space="preserve">· 선택 · 교차 · 변이 연산자 구현, 최적화 문제 적용 및 블로그 </w:t>
-            </w:r>
-            <w:proofErr w:type="spellStart"/>
-            <w:r>
-              <w:rPr>
-                <w:rFonts w:ascii="맑은 고딕" w:eastAsia="맑은 고딕" w:hAnsi="맑은 고딕" w:hint="eastAsia"/>
-                <w:sz w:val="20"/>
-                <w:szCs w:val="20"/>
-              </w:rPr>
-              <w:t>아티클</w:t>
-            </w:r>
-            <w:proofErr w:type="spellEnd"/>
-            <w:r>
-              <w:rPr>
-                <w:rFonts w:ascii="맑은 고딕" w:eastAsia="맑은 고딕" w:hAnsi="맑은 고딕" w:hint="eastAsia"/>
-                <w:sz w:val="20"/>
-                <w:szCs w:val="20"/>
-              </w:rPr>
-              <w:t xml:space="preserve"> 작성</w:t>
+              <w:t>· 선택 · 교차 · 변이 연산자 구현, 최적화 문제 적용 및 블로그 아티클 작성</w:t>
             </w:r>
           </w:p>
         </w:tc>
@@ -1750,27 +1590,15 @@
                 <w:szCs w:val="20"/>
               </w:rPr>
             </w:pPr>
-            <w:proofErr w:type="spellStart"/>
-            <w:r>
-              <w:rPr>
-                <w:rFonts w:ascii="맑은 고딕" w:eastAsia="맑은 고딕" w:hAnsi="맑은 고딕" w:cs="맑은 고딕" w:hint="eastAsia"/>
-                <w:b/>
-                <w:bCs/>
-                <w:sz w:val="20"/>
-                <w:szCs w:val="20"/>
-              </w:rPr>
-              <w:t>쏘카존</w:t>
-            </w:r>
-            <w:proofErr w:type="spellEnd"/>
-            <w:r>
-              <w:rPr>
-                <w:rFonts w:ascii="맑은 고딕" w:eastAsia="맑은 고딕" w:hAnsi="맑은 고딕" w:cs="맑은 고딕" w:hint="eastAsia"/>
-                <w:b/>
-                <w:bCs/>
-                <w:sz w:val="20"/>
-                <w:szCs w:val="20"/>
-              </w:rPr>
-              <w:t xml:space="preserve"> 위치 제안</w:t>
+            <w:r>
+              <w:rPr>
+                <w:rFonts w:ascii="맑은 고딕" w:eastAsia="맑은 고딕" w:hAnsi="맑은 고딕" w:cs="맑은 고딕" w:hint="eastAsia"/>
+                <w:b/>
+                <w:bCs/>
+                <w:sz w:val="20"/>
+                <w:szCs w:val="20"/>
+              </w:rPr>
+              <w:t>쏘카존 위치 제안</w:t>
             </w:r>
           </w:p>
           <w:p>
@@ -2078,29 +1906,7 @@
                 <w:sz w:val="20"/>
                 <w:szCs w:val="20"/>
               </w:rPr>
-              <w:t xml:space="preserve">추천시스템 알고리즘 구축 및 추천성능 향상 (LG </w:t>
-            </w:r>
-            <w:proofErr w:type="spellStart"/>
-            <w:r>
-              <w:rPr>
-                <w:rFonts w:ascii="맑은 고딕" w:eastAsia="맑은 고딕" w:hAnsi="맑은 고딕" w:cs="맑은 고딕" w:hint="eastAsia"/>
-                <w:b/>
-                <w:bCs/>
-                <w:sz w:val="20"/>
-                <w:szCs w:val="20"/>
-              </w:rPr>
-              <w:t>uplus</w:t>
-            </w:r>
-            <w:proofErr w:type="spellEnd"/>
-            <w:r>
-              <w:rPr>
-                <w:rFonts w:ascii="맑은 고딕" w:eastAsia="맑은 고딕" w:hAnsi="맑은 고딕" w:cs="맑은 고딕" w:hint="eastAsia"/>
-                <w:b/>
-                <w:bCs/>
-                <w:sz w:val="20"/>
-                <w:szCs w:val="20"/>
-              </w:rPr>
-              <w:t xml:space="preserve"> </w:t>
+              <w:t xml:space="preserve">추천시스템 알고리즘 구축 및 추천성능 향상 (LG uplus </w:t>
             </w:r>
             <w:r>
               <w:rPr>
@@ -2112,7 +1918,6 @@
               </w:rPr>
               <w:t>“</w:t>
             </w:r>
-            <w:proofErr w:type="spellStart"/>
             <w:r>
               <w:rPr>
                 <w:rFonts w:ascii="맑은 고딕" w:eastAsia="맑은 고딕" w:hAnsi="맑은 고딕" w:cs="맑은 고딕" w:hint="eastAsia"/>
@@ -2123,7 +1928,6 @@
               </w:rPr>
               <w:t>아이들나라</w:t>
             </w:r>
-            <w:proofErr w:type="spellEnd"/>
             <w:r>
               <w:rPr>
                 <w:rFonts w:ascii="맑은 고딕" w:eastAsia="맑은 고딕" w:hAnsi="맑은 고딕" w:cs="맑은 고딕"/>
@@ -2384,6 +2188,54 @@
           <w:rFonts w:ascii="맑은 고딕" w:eastAsia="맑은 고딕" w:hAnsi="맑은 고딕"/>
           <w:b/>
           <w:bCs/>
+          <w:sz w:val="4"/>
+          <w:szCs w:val="4"/>
+        </w:rPr>
+      </w:pPr>
+    </w:p>
+    <w:p>
+      <w:pPr>
+        <w:spacing w:line="216" w:lineRule="auto"/>
+        <w:rPr>
+          <w:rFonts w:ascii="맑은 고딕" w:eastAsia="맑은 고딕" w:hAnsi="맑은 고딕"/>
+          <w:b/>
+          <w:bCs/>
+          <w:sz w:val="4"/>
+          <w:szCs w:val="4"/>
+        </w:rPr>
+      </w:pPr>
+    </w:p>
+    <w:p>
+      <w:pPr>
+        <w:spacing w:line="216" w:lineRule="auto"/>
+        <w:rPr>
+          <w:rFonts w:ascii="맑은 고딕" w:eastAsia="맑은 고딕" w:hAnsi="맑은 고딕"/>
+          <w:b/>
+          <w:bCs/>
+          <w:sz w:val="4"/>
+          <w:szCs w:val="4"/>
+        </w:rPr>
+      </w:pPr>
+    </w:p>
+    <w:p>
+      <w:pPr>
+        <w:spacing w:line="216" w:lineRule="auto"/>
+        <w:rPr>
+          <w:rFonts w:ascii="맑은 고딕" w:eastAsia="맑은 고딕" w:hAnsi="맑은 고딕" w:hint="eastAsia"/>
+          <w:b/>
+          <w:bCs/>
+          <w:sz w:val="4"/>
+          <w:szCs w:val="4"/>
+        </w:rPr>
+      </w:pPr>
+    </w:p>
+    <w:p>
+      <w:pPr>
+        <w:spacing w:line="216" w:lineRule="auto"/>
+        <w:rPr>
+          <w:rFonts w:ascii="맑은 고딕" w:eastAsia="맑은 고딕" w:hAnsi="맑은 고딕"/>
+          <w:b/>
+          <w:bCs/>
           <w:sz w:val="24"/>
           <w:szCs w:val="24"/>
         </w:rPr>
@@ -2396,6 +2248,7 @@
           <w:sz w:val="24"/>
           <w:szCs w:val="24"/>
         </w:rPr>
+        <w:lastRenderedPageBreak/>
         <w:t>경력</w:t>
       </w:r>
     </w:p>
@@ -2451,21 +2304,8 @@
                 <w:sz w:val="20"/>
                 <w:szCs w:val="20"/>
               </w:rPr>
-              <w:lastRenderedPageBreak/>
-              <w:t xml:space="preserve">(주) </w:t>
-            </w:r>
-            <w:proofErr w:type="spellStart"/>
-            <w:r>
-              <w:rPr>
-                <w:rFonts w:ascii="맑은 고딕" w:eastAsia="맑은 고딕" w:hAnsi="맑은 고딕" w:cs="맑은 고딕" w:hint="eastAsia"/>
-                <w:b/>
-                <w:bCs/>
-                <w:sz w:val="20"/>
-                <w:szCs w:val="20"/>
-              </w:rPr>
-              <w:t>이씨마이너</w:t>
-            </w:r>
-            <w:proofErr w:type="spellEnd"/>
+              <w:t>(주) 이씨마이너</w:t>
+            </w:r>
             <w:r>
               <w:rPr>
                 <w:rFonts w:ascii="맑은 고딕" w:eastAsia="맑은 고딕" w:hAnsi="맑은 고딕" w:cs="맑은 고딕"/>
@@ -2536,25 +2376,63 @@
                 <w:sz w:val="20"/>
                 <w:szCs w:val="20"/>
               </w:rPr>
-              <w:t xml:space="preserve">서부발전 </w:t>
-            </w:r>
-            <w:proofErr w:type="spellStart"/>
-            <w:r>
+              <w:t>서부발전 희석질소가스 투입 최적화</w:t>
+            </w:r>
+          </w:p>
+          <w:p>
+            <w:pPr>
+              <w:pStyle w:val="a"/>
+              <w:numPr>
+                <w:ilvl w:val="0"/>
+                <w:numId w:val="0"/>
+              </w:numPr>
+              <w:spacing w:line="216" w:lineRule="auto"/>
+              <w:ind w:firstLineChars="100" w:firstLine="200"/>
               <w:rPr>
                 <w:rFonts w:ascii="맑은 고딕" w:eastAsia="맑은 고딕" w:hAnsi="맑은 고딕"/>
                 <w:sz w:val="20"/>
                 <w:szCs w:val="20"/>
               </w:rPr>
-              <w:t>희석질소가스</w:t>
-            </w:r>
-            <w:proofErr w:type="spellEnd"/>
-            <w:r>
+            </w:pPr>
+            <w:r>
+              <w:rPr>
+                <w:rFonts w:ascii="맑은 고딕" w:eastAsia="맑은 고딕" w:hAnsi="맑은 고딕" w:hint="eastAsia"/>
+                <w:sz w:val="20"/>
+                <w:szCs w:val="20"/>
+              </w:rPr>
+              <w:t>- 강화학습 및 MPC를 활용한 희석질소가스 제어모델 개발</w:t>
+            </w:r>
+          </w:p>
+          <w:p>
+            <w:pPr>
+              <w:pStyle w:val="a"/>
+              <w:numPr>
+                <w:ilvl w:val="0"/>
+                <w:numId w:val="0"/>
+              </w:numPr>
+              <w:spacing w:line="216" w:lineRule="auto"/>
+              <w:ind w:left="140" w:hangingChars="70" w:hanging="140"/>
               <w:rPr>
                 <w:rFonts w:ascii="맑은 고딕" w:eastAsia="맑은 고딕" w:hAnsi="맑은 고딕"/>
                 <w:sz w:val="20"/>
                 <w:szCs w:val="20"/>
               </w:rPr>
-              <w:t xml:space="preserve"> 투입 최적화</w:t>
+            </w:pPr>
+            <w:r>
+              <w:rPr>
+                <w:rFonts w:ascii="맑은 고딕" w:eastAsia="맑은 고딕" w:hAnsi="맑은 고딕" w:hint="eastAsia"/>
+                <w:sz w:val="20"/>
+                <w:szCs w:val="20"/>
+              </w:rPr>
+              <w:t xml:space="preserve">· 현대제철 </w:t>
+            </w:r>
+            <w:r>
+              <w:rPr>
+                <w:rFonts w:ascii="맑은 고딕" w:eastAsia="맑은 고딕" w:hAnsi="맑은 고딕" w:hint="eastAsia"/>
+                <w:sz w:val="20"/>
+                <w:szCs w:val="20"/>
+              </w:rPr>
+              <w:t>전로공정 종점 제어 최적화</w:t>
             </w:r>
           </w:p>
           <w:p>
@@ -2578,175 +2456,39 @@
                 <w:sz w:val="20"/>
                 <w:szCs w:val="20"/>
               </w:rPr>
-              <w:t xml:space="preserve">- 강화학습 및 MPC를 활용한 </w:t>
-            </w:r>
-            <w:proofErr w:type="spellStart"/>
+              <w:t xml:space="preserve">- </w:t>
+            </w:r>
             <w:r>
               <w:rPr>
                 <w:rFonts w:ascii="맑은 고딕" w:eastAsia="맑은 고딕" w:hAnsi="맑은 고딕" w:hint="eastAsia"/>
                 <w:sz w:val="20"/>
                 <w:szCs w:val="20"/>
               </w:rPr>
-              <w:t>희석질소가스</w:t>
-            </w:r>
-            <w:proofErr w:type="spellEnd"/>
+              <w:t>강화학습을 활용한 다이나믹 구간 state(DynT, DynC, 용선량) 기반</w:t>
+            </w:r>
+          </w:p>
+          <w:p>
+            <w:pPr>
+              <w:pStyle w:val="a"/>
+              <w:numPr>
+                <w:ilvl w:val="0"/>
+                <w:numId w:val="0"/>
+              </w:numPr>
+              <w:spacing w:line="216" w:lineRule="auto"/>
+              <w:ind w:firstLineChars="100" w:firstLine="200"/>
+              <w:rPr>
+                <w:rFonts w:ascii="맑은 고딕" w:eastAsia="맑은 고딕" w:hAnsi="맑은 고딕"/>
+                <w:sz w:val="20"/>
+                <w:szCs w:val="20"/>
+              </w:rPr>
+            </w:pPr>
             <w:r>
               <w:rPr>
                 <w:rFonts w:ascii="맑은 고딕" w:eastAsia="맑은 고딕" w:hAnsi="맑은 고딕" w:hint="eastAsia"/>
                 <w:sz w:val="20"/>
                 <w:szCs w:val="20"/>
               </w:rPr>
-              <w:t xml:space="preserve"> 제어모델 개발</w:t>
-            </w:r>
-          </w:p>
-          <w:p>
-            <w:pPr>
-              <w:pStyle w:val="a"/>
-              <w:numPr>
-                <w:ilvl w:val="0"/>
-                <w:numId w:val="0"/>
-              </w:numPr>
-              <w:spacing w:line="216" w:lineRule="auto"/>
-              <w:ind w:left="140" w:hangingChars="70" w:hanging="140"/>
-              <w:rPr>
-                <w:rFonts w:ascii="맑은 고딕" w:eastAsia="맑은 고딕" w:hAnsi="맑은 고딕" w:hint="eastAsia"/>
-                <w:sz w:val="20"/>
-                <w:szCs w:val="20"/>
-              </w:rPr>
-            </w:pPr>
-            <w:r>
-              <w:rPr>
-                <w:rFonts w:ascii="맑은 고딕" w:eastAsia="맑은 고딕" w:hAnsi="맑은 고딕" w:hint="eastAsia"/>
-                <w:sz w:val="20"/>
-                <w:szCs w:val="20"/>
-              </w:rPr>
-              <w:t xml:space="preserve">· </w:t>
-            </w:r>
-            <w:r>
-              <w:rPr>
-                <w:rFonts w:ascii="맑은 고딕" w:eastAsia="맑은 고딕" w:hAnsi="맑은 고딕" w:hint="eastAsia"/>
-                <w:sz w:val="20"/>
-                <w:szCs w:val="20"/>
-              </w:rPr>
-              <w:t xml:space="preserve">현대제철 </w:t>
-            </w:r>
-            <w:r>
-              <w:rPr>
-                <w:rFonts w:ascii="맑은 고딕" w:eastAsia="맑은 고딕" w:hAnsi="맑은 고딕" w:hint="eastAsia"/>
-                <w:sz w:val="20"/>
-                <w:szCs w:val="20"/>
-              </w:rPr>
-              <w:t>전로공정 종점 제어 최적화</w:t>
-            </w:r>
-          </w:p>
-          <w:p>
-            <w:pPr>
-              <w:pStyle w:val="a"/>
-              <w:numPr>
-                <w:ilvl w:val="0"/>
-                <w:numId w:val="0"/>
-              </w:numPr>
-              <w:spacing w:line="216" w:lineRule="auto"/>
-              <w:ind w:firstLineChars="100" w:firstLine="200"/>
-              <w:rPr>
-                <w:rFonts w:ascii="맑은 고딕" w:eastAsia="맑은 고딕" w:hAnsi="맑은 고딕"/>
-                <w:sz w:val="20"/>
-                <w:szCs w:val="20"/>
-              </w:rPr>
-            </w:pPr>
-            <w:r>
-              <w:rPr>
-                <w:rFonts w:ascii="맑은 고딕" w:eastAsia="맑은 고딕" w:hAnsi="맑은 고딕" w:hint="eastAsia"/>
-                <w:sz w:val="20"/>
-                <w:szCs w:val="20"/>
-              </w:rPr>
-              <w:t xml:space="preserve">- </w:t>
-            </w:r>
-            <w:r>
-              <w:rPr>
-                <w:rFonts w:ascii="맑은 고딕" w:eastAsia="맑은 고딕" w:hAnsi="맑은 고딕" w:hint="eastAsia"/>
-                <w:sz w:val="20"/>
-                <w:szCs w:val="20"/>
-              </w:rPr>
-              <w:t xml:space="preserve">강화학습을 활용한 다이나믹 구간 state(DynT, </w:t>
-            </w:r>
-            <w:proofErr w:type="spellStart"/>
-            <w:r>
-              <w:rPr>
-                <w:rFonts w:ascii="맑은 고딕" w:eastAsia="맑은 고딕" w:hAnsi="맑은 고딕" w:hint="eastAsia"/>
-                <w:sz w:val="20"/>
-                <w:szCs w:val="20"/>
-              </w:rPr>
-              <w:t>DynC</w:t>
-            </w:r>
-            <w:proofErr w:type="spellEnd"/>
-            <w:r>
-              <w:rPr>
-                <w:rFonts w:ascii="맑은 고딕" w:eastAsia="맑은 고딕" w:hAnsi="맑은 고딕" w:hint="eastAsia"/>
-                <w:sz w:val="20"/>
-                <w:szCs w:val="20"/>
-              </w:rPr>
-              <w:t xml:space="preserve">, </w:t>
-            </w:r>
-            <w:proofErr w:type="spellStart"/>
-            <w:r>
-              <w:rPr>
-                <w:rFonts w:ascii="맑은 고딕" w:eastAsia="맑은 고딕" w:hAnsi="맑은 고딕" w:hint="eastAsia"/>
-                <w:sz w:val="20"/>
-                <w:szCs w:val="20"/>
-              </w:rPr>
-              <w:t>용선량</w:t>
-            </w:r>
-            <w:proofErr w:type="spellEnd"/>
-            <w:r>
-              <w:rPr>
-                <w:rFonts w:ascii="맑은 고딕" w:eastAsia="맑은 고딕" w:hAnsi="맑은 고딕" w:hint="eastAsia"/>
-                <w:sz w:val="20"/>
-                <w:szCs w:val="20"/>
-              </w:rPr>
-              <w:t>) 기반</w:t>
-            </w:r>
-          </w:p>
-          <w:p>
-            <w:pPr>
-              <w:pStyle w:val="a"/>
-              <w:numPr>
-                <w:ilvl w:val="0"/>
-                <w:numId w:val="0"/>
-              </w:numPr>
-              <w:spacing w:line="216" w:lineRule="auto"/>
-              <w:ind w:firstLineChars="100" w:firstLine="200"/>
-              <w:rPr>
-                <w:rFonts w:ascii="맑은 고딕" w:eastAsia="맑은 고딕" w:hAnsi="맑은 고딕" w:hint="eastAsia"/>
-                <w:sz w:val="20"/>
-                <w:szCs w:val="20"/>
-              </w:rPr>
-            </w:pPr>
-            <w:r>
-              <w:rPr>
-                <w:rFonts w:ascii="맑은 고딕" w:eastAsia="맑은 고딕" w:hAnsi="맑은 고딕" w:hint="eastAsia"/>
-                <w:sz w:val="20"/>
-                <w:szCs w:val="20"/>
-              </w:rPr>
-              <w:t xml:space="preserve"> </w:t>
-            </w:r>
-            <w:proofErr w:type="spellStart"/>
-            <w:r>
-              <w:rPr>
-                <w:rFonts w:ascii="맑은 고딕" w:eastAsia="맑은 고딕" w:hAnsi="맑은 고딕" w:hint="eastAsia"/>
-                <w:sz w:val="20"/>
-                <w:szCs w:val="20"/>
-              </w:rPr>
-              <w:t>산소량·냉각재</w:t>
-            </w:r>
-            <w:proofErr w:type="spellEnd"/>
-            <w:r>
-              <w:rPr>
-                <w:rFonts w:ascii="맑은 고딕" w:eastAsia="맑은 고딕" w:hAnsi="맑은 고딕" w:hint="eastAsia"/>
-                <w:sz w:val="20"/>
-                <w:szCs w:val="20"/>
-              </w:rPr>
-              <w:t xml:space="preserve"> 투입량 최적화</w:t>
+              <w:t xml:space="preserve"> 산소량·냉각재 투입량 최적화</w:t>
             </w:r>
           </w:p>
           <w:p>
@@ -2759,7 +2501,7 @@
               <w:spacing w:line="216" w:lineRule="auto"/>
               <w:ind w:left="214" w:hangingChars="107" w:hanging="214"/>
               <w:rPr>
-                <w:rFonts w:ascii="맑은 고딕" w:eastAsia="맑은 고딕" w:hAnsi="맑은 고딕" w:cs="맑은 고딕" w:hint="eastAsia"/>
+                <w:rFonts w:ascii="맑은 고딕" w:eastAsia="맑은 고딕" w:hAnsi="맑은 고딕" w:cs="맑은 고딕"/>
                 <w:b/>
                 <w:bCs/>
                 <w:sz w:val="20"/>
@@ -2959,25 +2701,7 @@
                 <w:sz w:val="20"/>
                 <w:szCs w:val="20"/>
               </w:rPr>
-              <w:t xml:space="preserve">(파이썬 </w:t>
-            </w:r>
-            <w:proofErr w:type="spellStart"/>
-            <w:r>
-              <w:rPr>
-                <w:rFonts w:ascii="맑은 고딕" w:eastAsia="맑은 고딕" w:hAnsi="맑은 고딕" w:hint="eastAsia"/>
-                <w:sz w:val="20"/>
-                <w:szCs w:val="20"/>
-              </w:rPr>
-              <w:t>scipy</w:t>
-            </w:r>
-            <w:proofErr w:type="spellEnd"/>
-            <w:r>
-              <w:rPr>
-                <w:rFonts w:ascii="맑은 고딕" w:eastAsia="맑은 고딕" w:hAnsi="맑은 고딕" w:hint="eastAsia"/>
-                <w:sz w:val="20"/>
-                <w:szCs w:val="20"/>
-              </w:rPr>
-              <w:t>, Dijkstra algorithm 활용)</w:t>
+              <w:t>(파이썬 scipy, Dijkstra algorithm 활용)</w:t>
             </w:r>
           </w:p>
         </w:tc>
@@ -3250,7 +2974,23 @@
                 <w:sz w:val="20"/>
                 <w:szCs w:val="20"/>
               </w:rPr>
-              <w:t>.01</w:t>
+              <w:t>.</w:t>
+            </w:r>
+            <w:r>
+              <w:rPr>
+                <w:rFonts w:ascii="맑은 고딕" w:eastAsia="맑은 고딕" w:hAnsi="맑은 고딕" w:cs="맑은 고딕" w:hint="eastAsia"/>
+                <w:sz w:val="20"/>
+                <w:szCs w:val="20"/>
+              </w:rPr>
+              <w:t>1</w:t>
+            </w:r>
+            <w:r>
+              <w:rPr>
+                <w:rFonts w:ascii="맑은 고딕" w:eastAsia="맑은 고딕" w:hAnsi="맑은 고딕" w:cs="맑은 고딕" w:hint="eastAsia"/>
+                <w:sz w:val="20"/>
+                <w:szCs w:val="20"/>
+              </w:rPr>
+              <w:t>1</w:t>
             </w:r>
           </w:p>
         </w:tc>
@@ -3529,16 +3269,7 @@
                 <w:sz w:val="20"/>
                 <w:szCs w:val="20"/>
               </w:rPr>
-              <w:t xml:space="preserve">· </w:t>
-            </w:r>
-            <w:proofErr w:type="spellStart"/>
-            <w:r>
-              <w:rPr>
-                <w:rFonts w:ascii="맑은 고딕" w:eastAsia="맑은 고딕" w:hAnsi="맑은 고딕" w:hint="eastAsia"/>
-                <w:sz w:val="20"/>
-                <w:szCs w:val="20"/>
-              </w:rPr>
-              <w:t>n</w:t>
+              <w:t>· n</w:t>
             </w:r>
             <w:r>
               <w:rPr>
@@ -3548,7 +3279,6 @@
               </w:rPr>
               <w:t>umpy</w:t>
             </w:r>
-            <w:proofErr w:type="spellEnd"/>
           </w:p>
         </w:tc>
         <w:tc>
@@ -3872,7 +3602,6 @@
               </w:rPr>
               <w:t xml:space="preserve">· </w:t>
             </w:r>
-            <w:proofErr w:type="spellStart"/>
             <w:r>
               <w:rPr>
                 <w:rFonts w:ascii="맑은 고딕" w:eastAsia="맑은 고딕" w:hAnsi="맑은 고딕" w:cs="맑은 고딕" w:hint="eastAsia"/>
@@ -3889,7 +3618,6 @@
               </w:rPr>
               <w:t>ensorflow</w:t>
             </w:r>
-            <w:proofErr w:type="spellEnd"/>
           </w:p>
         </w:tc>
         <w:tc>
@@ -3917,48 +3645,37 @@
                 <w:sz w:val="20"/>
                 <w:szCs w:val="20"/>
               </w:rPr>
+              <w:t>· pytorch</w:t>
+            </w:r>
+          </w:p>
+        </w:tc>
+        <w:tc>
+          <w:tcPr>
+            <w:tcW w:w="1797" w:type="dxa"/>
+          </w:tcPr>
+          <w:p>
+            <w:pPr>
+              <w:pStyle w:val="a"/>
+              <w:numPr>
+                <w:ilvl w:val="0"/>
+                <w:numId w:val="0"/>
+              </w:numPr>
+              <w:spacing w:line="216" w:lineRule="auto"/>
+              <w:ind w:left="215" w:hanging="215"/>
+              <w:rPr>
+                <w:rFonts w:ascii="맑은 고딕" w:eastAsia="맑은 고딕" w:hAnsi="맑은 고딕" w:cs="맑은 고딕"/>
+                <w:sz w:val="20"/>
+                <w:szCs w:val="20"/>
+              </w:rPr>
+            </w:pPr>
+            <w:r>
+              <w:rPr>
+                <w:rFonts w:ascii="맑은 고딕" w:eastAsia="맑은 고딕" w:hAnsi="맑은 고딕" w:hint="eastAsia"/>
+                <w:sz w:val="20"/>
+                <w:szCs w:val="20"/>
+              </w:rPr>
               <w:t xml:space="preserve">· </w:t>
             </w:r>
-            <w:proofErr w:type="spellStart"/>
-            <w:r>
-              <w:rPr>
-                <w:rFonts w:ascii="맑은 고딕" w:eastAsia="맑은 고딕" w:hAnsi="맑은 고딕" w:hint="eastAsia"/>
-                <w:sz w:val="20"/>
-                <w:szCs w:val="20"/>
-              </w:rPr>
-              <w:t>pytorch</w:t>
-            </w:r>
-            <w:proofErr w:type="spellEnd"/>
-          </w:p>
-        </w:tc>
-        <w:tc>
-          <w:tcPr>
-            <w:tcW w:w="1797" w:type="dxa"/>
-          </w:tcPr>
-          <w:p>
-            <w:pPr>
-              <w:pStyle w:val="a"/>
-              <w:numPr>
-                <w:ilvl w:val="0"/>
-                <w:numId w:val="0"/>
-              </w:numPr>
-              <w:spacing w:line="216" w:lineRule="auto"/>
-              <w:ind w:left="215" w:hanging="215"/>
-              <w:rPr>
-                <w:rFonts w:ascii="맑은 고딕" w:eastAsia="맑은 고딕" w:hAnsi="맑은 고딕" w:cs="맑은 고딕"/>
-                <w:sz w:val="20"/>
-                <w:szCs w:val="20"/>
-              </w:rPr>
-            </w:pPr>
-            <w:r>
-              <w:rPr>
-                <w:rFonts w:ascii="맑은 고딕" w:eastAsia="맑은 고딕" w:hAnsi="맑은 고딕" w:hint="eastAsia"/>
-                <w:sz w:val="20"/>
-                <w:szCs w:val="20"/>
-              </w:rPr>
-              <w:t xml:space="preserve">· </w:t>
-            </w:r>
-            <w:proofErr w:type="spellStart"/>
             <w:r>
               <w:rPr>
                 <w:rFonts w:ascii="맑은 고딕" w:eastAsia="맑은 고딕" w:hAnsi="맑은 고딕" w:cs="맑은 고딕" w:hint="eastAsia"/>
@@ -3967,7 +3684,6 @@
               </w:rPr>
               <w:t>keras</w:t>
             </w:r>
-            <w:proofErr w:type="spellEnd"/>
           </w:p>
         </w:tc>
         <w:tc>
@@ -4210,7 +3926,6 @@
               </w:rPr>
               <w:t xml:space="preserve">· </w:t>
             </w:r>
-            <w:proofErr w:type="spellStart"/>
             <w:r>
               <w:rPr>
                 <w:rFonts w:ascii="맑은 고딕" w:eastAsia="맑은 고딕" w:hAnsi="맑은 고딕" w:cs="맑은 고딕" w:hint="eastAsia"/>
@@ -4227,7 +3942,6 @@
               </w:rPr>
               <w:t>eX</w:t>
             </w:r>
-            <w:proofErr w:type="spellEnd"/>
           </w:p>
         </w:tc>
         <w:tc>
@@ -4302,41 +4016,13 @@
               </w:rPr>
               <w:t xml:space="preserve">· </w:t>
             </w:r>
-            <w:proofErr w:type="spellStart"/>
-            <w:r>
-              <w:rPr>
-                <w:rFonts w:ascii="맑은 고딕" w:eastAsia="맑은 고딕" w:hAnsi="맑은 고딕" w:cs="맑은 고딕" w:hint="eastAsia"/>
-                <w:sz w:val="20"/>
-                <w:szCs w:val="20"/>
-              </w:rPr>
-              <w:t>github</w:t>
-            </w:r>
-            <w:proofErr w:type="spellEnd"/>
-            <w:r>
-              <w:rPr>
-                <w:rFonts w:ascii="맑은 고딕" w:eastAsia="맑은 고딕" w:hAnsi="맑은 고딕" w:cs="맑은 고딕" w:hint="eastAsia"/>
-                <w:sz w:val="20"/>
-                <w:szCs w:val="20"/>
-              </w:rPr>
-              <w:t xml:space="preserve"> blog (40+ </w:t>
-            </w:r>
-            <w:proofErr w:type="spellStart"/>
-            <w:r>
-              <w:rPr>
-                <w:rFonts w:ascii="맑은 고딕" w:eastAsia="맑은 고딕" w:hAnsi="맑은 고딕" w:cs="맑은 고딕" w:hint="eastAsia"/>
-                <w:sz w:val="20"/>
-                <w:szCs w:val="20"/>
-              </w:rPr>
-              <w:t>아티클</w:t>
-            </w:r>
-            <w:proofErr w:type="spellEnd"/>
-            <w:r>
-              <w:rPr>
-                <w:rFonts w:ascii="맑은 고딕" w:eastAsia="맑은 고딕" w:hAnsi="맑은 고딕" w:cs="맑은 고딕" w:hint="eastAsia"/>
-                <w:sz w:val="20"/>
-                <w:szCs w:val="20"/>
-              </w:rPr>
-              <w:t>)</w:t>
+            <w:r>
+              <w:rPr>
+                <w:rFonts w:ascii="맑은 고딕" w:eastAsia="맑은 고딕" w:hAnsi="맑은 고딕" w:cs="맑은 고딕" w:hint="eastAsia"/>
+                <w:sz w:val="20"/>
+                <w:szCs w:val="20"/>
+              </w:rPr>
+              <w:t>github blog (40+ 아티클)</w:t>
             </w:r>
           </w:p>
         </w:tc>
@@ -4425,7 +4111,6 @@
               </w:rPr>
               <w:t xml:space="preserve">· </w:t>
             </w:r>
-            <w:proofErr w:type="spellStart"/>
             <w:r>
               <w:rPr>
                 <w:rFonts w:ascii="맑은 고딕" w:eastAsia="맑은 고딕" w:hAnsi="맑은 고딕" w:cs="맑은 고딕" w:hint="eastAsia"/>
@@ -4434,7 +4119,6 @@
               </w:rPr>
               <w:t>geogebra</w:t>
             </w:r>
-            <w:proofErr w:type="spellEnd"/>
           </w:p>
         </w:tc>
         <w:tc>
@@ -4462,72 +4146,44 @@
                 <w:sz w:val="20"/>
                 <w:szCs w:val="20"/>
               </w:rPr>
+              <w:t>· mathematica</w:t>
+            </w:r>
+          </w:p>
+        </w:tc>
+        <w:tc>
+          <w:tcPr>
+            <w:tcW w:w="1797" w:type="dxa"/>
+          </w:tcPr>
+          <w:p>
+            <w:pPr>
+              <w:pStyle w:val="a"/>
+              <w:numPr>
+                <w:ilvl w:val="0"/>
+                <w:numId w:val="0"/>
+              </w:numPr>
+              <w:spacing w:line="216" w:lineRule="auto"/>
+              <w:ind w:left="215" w:hanging="215"/>
+              <w:rPr>
+                <w:rFonts w:ascii="맑은 고딕" w:eastAsia="맑은 고딕" w:hAnsi="맑은 고딕"/>
+                <w:sz w:val="20"/>
+                <w:szCs w:val="20"/>
+              </w:rPr>
+            </w:pPr>
+            <w:r>
+              <w:rPr>
+                <w:rFonts w:ascii="맑은 고딕" w:eastAsia="맑은 고딕" w:hAnsi="맑은 고딕" w:hint="eastAsia"/>
+                <w:sz w:val="20"/>
+                <w:szCs w:val="20"/>
+              </w:rPr>
               <w:t xml:space="preserve">· </w:t>
             </w:r>
-            <w:proofErr w:type="spellStart"/>
-            <w:r>
-              <w:rPr>
-                <w:rFonts w:ascii="맑은 고딕" w:eastAsia="맑은 고딕" w:hAnsi="맑은 고딕" w:hint="eastAsia"/>
-                <w:sz w:val="20"/>
-                <w:szCs w:val="20"/>
-              </w:rPr>
-              <w:t>mathematica</w:t>
-            </w:r>
-            <w:proofErr w:type="spellEnd"/>
-          </w:p>
-        </w:tc>
-        <w:tc>
-          <w:tcPr>
-            <w:tcW w:w="1797" w:type="dxa"/>
-          </w:tcPr>
-          <w:p>
-            <w:pPr>
-              <w:pStyle w:val="a"/>
-              <w:numPr>
-                <w:ilvl w:val="0"/>
-                <w:numId w:val="0"/>
-              </w:numPr>
-              <w:spacing w:line="216" w:lineRule="auto"/>
-              <w:ind w:left="215" w:hanging="215"/>
-              <w:rPr>
-                <w:rFonts w:ascii="맑은 고딕" w:eastAsia="맑은 고딕" w:hAnsi="맑은 고딕"/>
-                <w:sz w:val="20"/>
-                <w:szCs w:val="20"/>
-              </w:rPr>
-            </w:pPr>
-            <w:r>
-              <w:rPr>
-                <w:rFonts w:ascii="맑은 고딕" w:eastAsia="맑은 고딕" w:hAnsi="맑은 고딕" w:hint="eastAsia"/>
-                <w:sz w:val="20"/>
-                <w:szCs w:val="20"/>
-              </w:rPr>
-              <w:t xml:space="preserve">· </w:t>
-            </w:r>
-            <w:r>
-              <w:rPr>
-                <w:rFonts w:ascii="맑은 고딕" w:eastAsia="맑은 고딕" w:hAnsi="맑은 고딕" w:cs="맑은 고딕" w:hint="eastAsia"/>
-                <w:sz w:val="20"/>
-                <w:szCs w:val="20"/>
-              </w:rPr>
-              <w:t>(</w:t>
-            </w:r>
-            <w:proofErr w:type="spellStart"/>
-            <w:r>
-              <w:rPr>
-                <w:rFonts w:ascii="맑은 고딕" w:eastAsia="맑은 고딕" w:hAnsi="맑은 고딕" w:cs="맑은 고딕" w:hint="eastAsia"/>
-                <w:sz w:val="20"/>
-                <w:szCs w:val="20"/>
-              </w:rPr>
-              <w:t>matlab</w:t>
-            </w:r>
-            <w:proofErr w:type="spellEnd"/>
-            <w:r>
-              <w:rPr>
-                <w:rFonts w:ascii="맑은 고딕" w:eastAsia="맑은 고딕" w:hAnsi="맑은 고딕" w:cs="맑은 고딕" w:hint="eastAsia"/>
-                <w:sz w:val="20"/>
-                <w:szCs w:val="20"/>
-              </w:rPr>
-              <w:t>)</w:t>
+            <w:r>
+              <w:rPr>
+                <w:rFonts w:ascii="맑은 고딕" w:eastAsia="맑은 고딕" w:hAnsi="맑은 고딕" w:cs="맑은 고딕" w:hint="eastAsia"/>
+                <w:sz w:val="20"/>
+                <w:szCs w:val="20"/>
+              </w:rPr>
+              <w:t>(matlab)</w:t>
             </w:r>
           </w:p>
         </w:tc>
@@ -4843,6 +4499,647 @@
           <w:bCs/>
           <w:sz w:val="4"/>
           <w:szCs w:val="4"/>
+        </w:rPr>
+      </w:pPr>
+    </w:p>
+    <w:p>
+      <w:pPr>
+        <w:spacing w:line="216" w:lineRule="auto"/>
+        <w:rPr>
+          <w:rFonts w:ascii="맑은 고딕" w:eastAsia="맑은 고딕" w:hAnsi="맑은 고딕" w:hint="eastAsia"/>
+          <w:b/>
+          <w:bCs/>
+          <w:sz w:val="24"/>
+          <w:szCs w:val="24"/>
+        </w:rPr>
+      </w:pPr>
+      <w:r>
+        <w:rPr>
+          <w:rFonts w:ascii="맑은 고딕" w:eastAsia="맑은 고딕" w:hAnsi="맑은 고딕" w:hint="eastAsia"/>
+          <w:b/>
+          <w:bCs/>
+          <w:sz w:val="24"/>
+          <w:szCs w:val="24"/>
+        </w:rPr>
+        <w:t>어학</w:t>
+      </w:r>
+    </w:p>
+    <w:tbl>
+      <w:tblPr>
+        <w:tblStyle w:val="afb"/>
+        <w:tblW w:w="0" w:type="auto"/>
+        <w:tblInd w:w="284" w:type="dxa"/>
+        <w:tblBorders>
+          <w:top w:val="none" w:sz="0" w:space="0" w:color="auto"/>
+          <w:left w:val="none" w:sz="0" w:space="0" w:color="auto"/>
+          <w:bottom w:val="none" w:sz="0" w:space="0" w:color="auto"/>
+          <w:right w:val="none" w:sz="0" w:space="0" w:color="auto"/>
+          <w:insideH w:val="none" w:sz="0" w:space="0" w:color="auto"/>
+          <w:insideV w:val="none" w:sz="0" w:space="0" w:color="auto"/>
+        </w:tblBorders>
+        <w:tblLook w:val="04A0" w:firstRow="1" w:lastRow="0" w:firstColumn="1" w:lastColumn="0" w:noHBand="0" w:noVBand="1"/>
+      </w:tblPr>
+      <w:tblGrid>
+        <w:gridCol w:w="6763"/>
+        <w:gridCol w:w="2313"/>
+      </w:tblGrid>
+      <w:tr>
+        <w:trPr>
+          <w:trHeight w:val="203"/>
+        </w:trPr>
+        <w:tc>
+          <w:tcPr>
+            <w:tcW w:w="6763" w:type="dxa"/>
+          </w:tcPr>
+          <w:p>
+            <w:pPr>
+              <w:pStyle w:val="a"/>
+              <w:numPr>
+                <w:ilvl w:val="0"/>
+                <w:numId w:val="0"/>
+              </w:numPr>
+              <w:spacing w:line="216" w:lineRule="auto"/>
+              <w:ind w:left="215" w:hanging="215"/>
+              <w:rPr>
+                <w:rFonts w:ascii="맑은 고딕" w:eastAsia="맑은 고딕" w:hAnsi="맑은 고딕" w:cs="맑은 고딕" w:hint="eastAsia"/>
+                <w:b/>
+                <w:bCs/>
+                <w:sz w:val="20"/>
+                <w:szCs w:val="20"/>
+              </w:rPr>
+            </w:pPr>
+            <w:r>
+              <w:rPr>
+                <w:rFonts w:ascii="맑은 고딕" w:eastAsia="맑은 고딕" w:hAnsi="맑은 고딕" w:cs="맑은 고딕" w:hint="eastAsia"/>
+                <w:b/>
+                <w:bCs/>
+                <w:sz w:val="20"/>
+                <w:szCs w:val="20"/>
+              </w:rPr>
+              <w:t>DELF (프랑스어) A1</w:t>
+            </w:r>
+          </w:p>
+        </w:tc>
+        <w:tc>
+          <w:tcPr>
+            <w:tcW w:w="2313" w:type="dxa"/>
+          </w:tcPr>
+          <w:p>
+            <w:pPr>
+              <w:pStyle w:val="a"/>
+              <w:numPr>
+                <w:ilvl w:val="0"/>
+                <w:numId w:val="0"/>
+              </w:numPr>
+              <w:spacing w:line="216" w:lineRule="auto"/>
+              <w:jc w:val="right"/>
+              <w:rPr>
+                <w:rFonts w:ascii="맑은 고딕" w:eastAsia="맑은 고딕" w:hAnsi="맑은 고딕" w:cs="맑은 고딕" w:hint="eastAsia"/>
+                <w:sz w:val="20"/>
+                <w:szCs w:val="20"/>
+              </w:rPr>
+            </w:pPr>
+            <w:r>
+              <w:rPr>
+                <w:rFonts w:ascii="맑은 고딕" w:eastAsia="맑은 고딕" w:hAnsi="맑은 고딕" w:cs="맑은 고딕"/>
+                <w:sz w:val="20"/>
+                <w:szCs w:val="20"/>
+              </w:rPr>
+              <w:t>202</w:t>
+            </w:r>
+            <w:r>
+              <w:rPr>
+                <w:rFonts w:ascii="맑은 고딕" w:eastAsia="맑은 고딕" w:hAnsi="맑은 고딕" w:cs="맑은 고딕" w:hint="eastAsia"/>
+                <w:sz w:val="20"/>
+                <w:szCs w:val="20"/>
+              </w:rPr>
+              <w:t>5.06</w:t>
+            </w:r>
+          </w:p>
+        </w:tc>
+      </w:tr>
+      <w:tr>
+        <w:trPr>
+          <w:trHeight w:val="194"/>
+        </w:trPr>
+        <w:tc>
+          <w:tcPr>
+            <w:tcW w:w="6763" w:type="dxa"/>
+          </w:tcPr>
+          <w:p>
+            <w:pPr>
+              <w:pStyle w:val="a"/>
+              <w:numPr>
+                <w:ilvl w:val="0"/>
+                <w:numId w:val="0"/>
+              </w:numPr>
+              <w:spacing w:line="216" w:lineRule="auto"/>
+              <w:ind w:left="215" w:hanging="215"/>
+              <w:rPr>
+                <w:rFonts w:ascii="맑은 고딕" w:eastAsia="맑은 고딕" w:hAnsi="맑은 고딕" w:cs="맑은 고딕" w:hint="eastAsia"/>
+                <w:b/>
+                <w:bCs/>
+                <w:sz w:val="20"/>
+                <w:szCs w:val="20"/>
+              </w:rPr>
+            </w:pPr>
+            <w:r>
+              <w:rPr>
+                <w:rFonts w:ascii="맑은 고딕" w:eastAsia="맑은 고딕" w:hAnsi="맑은 고딕" w:cs="맑은 고딕"/>
+                <w:b/>
+                <w:bCs/>
+                <w:sz w:val="20"/>
+                <w:szCs w:val="20"/>
+              </w:rPr>
+              <w:t>TEPS</w:t>
+            </w:r>
+            <w:r>
+              <w:rPr>
+                <w:rFonts w:ascii="맑은 고딕" w:eastAsia="맑은 고딕" w:hAnsi="맑은 고딕" w:cs="맑은 고딕" w:hint="eastAsia"/>
+                <w:b/>
+                <w:bCs/>
+                <w:sz w:val="20"/>
+                <w:szCs w:val="20"/>
+              </w:rPr>
+              <w:t xml:space="preserve"> (영어)</w:t>
+            </w:r>
+            <w:r>
+              <w:rPr>
+                <w:rFonts w:ascii="맑은 고딕" w:eastAsia="맑은 고딕" w:hAnsi="맑은 고딕" w:cs="맑은 고딕"/>
+                <w:b/>
+                <w:bCs/>
+                <w:sz w:val="20"/>
+                <w:szCs w:val="20"/>
+              </w:rPr>
+              <w:t xml:space="preserve"> 346</w:t>
+            </w:r>
+          </w:p>
+        </w:tc>
+        <w:tc>
+          <w:tcPr>
+            <w:tcW w:w="2313" w:type="dxa"/>
+          </w:tcPr>
+          <w:p>
+            <w:pPr>
+              <w:pStyle w:val="a"/>
+              <w:numPr>
+                <w:ilvl w:val="0"/>
+                <w:numId w:val="0"/>
+              </w:numPr>
+              <w:spacing w:line="216" w:lineRule="auto"/>
+              <w:jc w:val="right"/>
+              <w:rPr>
+                <w:rFonts w:ascii="맑은 고딕" w:eastAsia="맑은 고딕" w:hAnsi="맑은 고딕" w:cs="맑은 고딕"/>
+                <w:sz w:val="20"/>
+                <w:szCs w:val="20"/>
+              </w:rPr>
+            </w:pPr>
+            <w:r>
+              <w:rPr>
+                <w:rFonts w:ascii="맑은 고딕" w:eastAsia="맑은 고딕" w:hAnsi="맑은 고딕" w:cs="맑은 고딕"/>
+                <w:sz w:val="20"/>
+                <w:szCs w:val="20"/>
+              </w:rPr>
+              <w:t>2019</w:t>
+            </w:r>
+            <w:r>
+              <w:rPr>
+                <w:rFonts w:ascii="맑은 고딕" w:eastAsia="맑은 고딕" w:hAnsi="맑은 고딕" w:cs="맑은 고딕" w:hint="eastAsia"/>
+                <w:sz w:val="20"/>
+                <w:szCs w:val="20"/>
+              </w:rPr>
+              <w:t>.02</w:t>
+            </w:r>
+          </w:p>
+        </w:tc>
+      </w:tr>
+    </w:tbl>
+    <w:p>
+      <w:pPr>
+        <w:spacing w:line="216" w:lineRule="auto"/>
+        <w:rPr>
+          <w:rFonts w:eastAsia="맑은 고딕"/>
+        </w:rPr>
+      </w:pPr>
+    </w:p>
+    <w:p>
+      <w:pPr>
+        <w:spacing w:line="216" w:lineRule="auto"/>
+        <w:rPr>
+          <w:rFonts w:ascii="맑은 고딕" w:eastAsia="맑은 고딕" w:hAnsi="맑은 고딕" w:hint="eastAsia"/>
+          <w:b/>
+          <w:bCs/>
+          <w:sz w:val="24"/>
+          <w:szCs w:val="24"/>
+        </w:rPr>
+      </w:pPr>
+      <w:r>
+        <w:rPr>
+          <w:rFonts w:ascii="맑은 고딕" w:eastAsia="맑은 고딕" w:hAnsi="맑은 고딕" w:hint="eastAsia"/>
+          <w:b/>
+          <w:bCs/>
+          <w:sz w:val="24"/>
+          <w:szCs w:val="24"/>
+        </w:rPr>
+        <w:t>자격증</w:t>
+      </w:r>
+    </w:p>
+    <w:tbl>
+      <w:tblPr>
+        <w:tblStyle w:val="afb"/>
+        <w:tblW w:w="0" w:type="auto"/>
+        <w:tblInd w:w="284" w:type="dxa"/>
+        <w:tblBorders>
+          <w:top w:val="none" w:sz="0" w:space="0" w:color="auto"/>
+          <w:left w:val="none" w:sz="0" w:space="0" w:color="auto"/>
+          <w:bottom w:val="none" w:sz="0" w:space="0" w:color="auto"/>
+          <w:right w:val="none" w:sz="0" w:space="0" w:color="auto"/>
+          <w:insideH w:val="none" w:sz="0" w:space="0" w:color="auto"/>
+          <w:insideV w:val="none" w:sz="0" w:space="0" w:color="auto"/>
+        </w:tblBorders>
+        <w:tblLook w:val="04A0" w:firstRow="1" w:lastRow="0" w:firstColumn="1" w:lastColumn="0" w:noHBand="0" w:noVBand="1"/>
+      </w:tblPr>
+      <w:tblGrid>
+        <w:gridCol w:w="6763"/>
+        <w:gridCol w:w="2313"/>
+      </w:tblGrid>
+      <w:tr>
+        <w:trPr>
+          <w:trHeight w:val="194"/>
+        </w:trPr>
+        <w:tc>
+          <w:tcPr>
+            <w:tcW w:w="6763" w:type="dxa"/>
+          </w:tcPr>
+          <w:p>
+            <w:pPr>
+              <w:pStyle w:val="a"/>
+              <w:numPr>
+                <w:ilvl w:val="0"/>
+                <w:numId w:val="0"/>
+              </w:numPr>
+              <w:spacing w:line="216" w:lineRule="auto"/>
+              <w:ind w:left="215" w:hanging="215"/>
+              <w:rPr>
+                <w:rFonts w:ascii="맑은 고딕" w:eastAsia="맑은 고딕" w:hAnsi="맑은 고딕" w:cs="맑은 고딕" w:hint="eastAsia"/>
+                <w:b/>
+                <w:bCs/>
+                <w:sz w:val="20"/>
+                <w:szCs w:val="20"/>
+              </w:rPr>
+            </w:pPr>
+            <w:r>
+              <w:rPr>
+                <w:rFonts w:ascii="맑은 고딕" w:eastAsia="맑은 고딕" w:hAnsi="맑은 고딕" w:cs="맑은 고딕" w:hint="eastAsia"/>
+                <w:b/>
+                <w:bCs/>
+                <w:sz w:val="20"/>
+                <w:szCs w:val="20"/>
+              </w:rPr>
+              <w:t>빅데이터 분석기사 (예정)</w:t>
+            </w:r>
+          </w:p>
+        </w:tc>
+        <w:tc>
+          <w:tcPr>
+            <w:tcW w:w="2313" w:type="dxa"/>
+          </w:tcPr>
+          <w:p>
+            <w:pPr>
+              <w:pStyle w:val="a"/>
+              <w:numPr>
+                <w:ilvl w:val="0"/>
+                <w:numId w:val="0"/>
+              </w:numPr>
+              <w:spacing w:line="216" w:lineRule="auto"/>
+              <w:jc w:val="right"/>
+              <w:rPr>
+                <w:rFonts w:ascii="맑은 고딕" w:eastAsia="맑은 고딕" w:hAnsi="맑은 고딕" w:cs="맑은 고딕" w:hint="eastAsia"/>
+                <w:sz w:val="20"/>
+                <w:szCs w:val="20"/>
+              </w:rPr>
+            </w:pPr>
+            <w:r>
+              <w:rPr>
+                <w:rFonts w:ascii="맑은 고딕" w:eastAsia="맑은 고딕" w:hAnsi="맑은 고딕" w:cs="맑은 고딕" w:hint="eastAsia"/>
+                <w:sz w:val="20"/>
+                <w:szCs w:val="20"/>
+              </w:rPr>
+              <w:t>2026 예정</w:t>
+            </w:r>
+          </w:p>
+        </w:tc>
+      </w:tr>
+      <w:tr>
+        <w:trPr>
+          <w:trHeight w:val="194"/>
+        </w:trPr>
+        <w:tc>
+          <w:tcPr>
+            <w:tcW w:w="6763" w:type="dxa"/>
+          </w:tcPr>
+          <w:p>
+            <w:pPr>
+              <w:pStyle w:val="a"/>
+              <w:numPr>
+                <w:ilvl w:val="0"/>
+                <w:numId w:val="0"/>
+              </w:numPr>
+              <w:spacing w:line="216" w:lineRule="auto"/>
+              <w:ind w:left="215" w:hanging="215"/>
+              <w:rPr>
+                <w:rFonts w:ascii="맑은 고딕" w:eastAsia="맑은 고딕" w:hAnsi="맑은 고딕" w:cs="맑은 고딕" w:hint="eastAsia"/>
+                <w:b/>
+                <w:bCs/>
+                <w:sz w:val="20"/>
+                <w:szCs w:val="20"/>
+              </w:rPr>
+            </w:pPr>
+            <w:r>
+              <w:rPr>
+                <w:rFonts w:ascii="맑은 고딕" w:eastAsia="맑은 고딕" w:hAnsi="맑은 고딕" w:cs="맑은 고딕" w:hint="eastAsia"/>
+                <w:b/>
+                <w:bCs/>
+                <w:sz w:val="20"/>
+                <w:szCs w:val="20"/>
+              </w:rPr>
+              <w:t>SQLD (예정)</w:t>
+            </w:r>
+          </w:p>
+        </w:tc>
+        <w:tc>
+          <w:tcPr>
+            <w:tcW w:w="2313" w:type="dxa"/>
+          </w:tcPr>
+          <w:p>
+            <w:pPr>
+              <w:pStyle w:val="a"/>
+              <w:numPr>
+                <w:ilvl w:val="0"/>
+                <w:numId w:val="0"/>
+              </w:numPr>
+              <w:spacing w:line="216" w:lineRule="auto"/>
+              <w:jc w:val="right"/>
+              <w:rPr>
+                <w:rFonts w:ascii="맑은 고딕" w:eastAsia="맑은 고딕" w:hAnsi="맑은 고딕" w:cs="맑은 고딕" w:hint="eastAsia"/>
+                <w:sz w:val="20"/>
+                <w:szCs w:val="20"/>
+              </w:rPr>
+            </w:pPr>
+            <w:r>
+              <w:rPr>
+                <w:rFonts w:ascii="맑은 고딕" w:eastAsia="맑은 고딕" w:hAnsi="맑은 고딕" w:cs="맑은 고딕"/>
+                <w:sz w:val="20"/>
+                <w:szCs w:val="20"/>
+              </w:rPr>
+              <w:t>2</w:t>
+            </w:r>
+            <w:r>
+              <w:rPr>
+                <w:rFonts w:ascii="맑은 고딕" w:eastAsia="맑은 고딕" w:hAnsi="맑은 고딕" w:cs="맑은 고딕" w:hint="eastAsia"/>
+                <w:sz w:val="20"/>
+                <w:szCs w:val="20"/>
+              </w:rPr>
+              <w:t>026 예정</w:t>
+            </w:r>
+          </w:p>
+        </w:tc>
+      </w:tr>
+      <w:tr>
+        <w:trPr>
+          <w:trHeight w:val="194"/>
+        </w:trPr>
+        <w:tc>
+          <w:tcPr>
+            <w:tcW w:w="6763" w:type="dxa"/>
+          </w:tcPr>
+          <w:p>
+            <w:pPr>
+              <w:pStyle w:val="a"/>
+              <w:numPr>
+                <w:ilvl w:val="0"/>
+                <w:numId w:val="0"/>
+              </w:numPr>
+              <w:spacing w:line="216" w:lineRule="auto"/>
+              <w:ind w:left="215" w:hanging="215"/>
+              <w:rPr>
+                <w:rFonts w:ascii="맑은 고딕" w:eastAsia="맑은 고딕" w:hAnsi="맑은 고딕" w:cs="맑은 고딕" w:hint="eastAsia"/>
+                <w:b/>
+                <w:bCs/>
+                <w:sz w:val="20"/>
+                <w:szCs w:val="20"/>
+              </w:rPr>
+            </w:pPr>
+            <w:r>
+              <w:rPr>
+                <w:rFonts w:ascii="맑은 고딕" w:eastAsia="맑은 고딕" w:hAnsi="맑은 고딕" w:cs="맑은 고딕" w:hint="eastAsia"/>
+                <w:b/>
+                <w:bCs/>
+                <w:sz w:val="20"/>
+                <w:szCs w:val="20"/>
+              </w:rPr>
+              <w:t>한국사능력검정시험 1급</w:t>
+            </w:r>
+          </w:p>
+        </w:tc>
+        <w:tc>
+          <w:tcPr>
+            <w:tcW w:w="2313" w:type="dxa"/>
+          </w:tcPr>
+          <w:p>
+            <w:pPr>
+              <w:pStyle w:val="a"/>
+              <w:numPr>
+                <w:ilvl w:val="0"/>
+                <w:numId w:val="0"/>
+              </w:numPr>
+              <w:spacing w:line="216" w:lineRule="auto"/>
+              <w:jc w:val="right"/>
+              <w:rPr>
+                <w:rFonts w:ascii="맑은 고딕" w:eastAsia="맑은 고딕" w:hAnsi="맑은 고딕" w:cs="맑은 고딕" w:hint="eastAsia"/>
+                <w:sz w:val="20"/>
+                <w:szCs w:val="20"/>
+              </w:rPr>
+            </w:pPr>
+            <w:r>
+              <w:rPr>
+                <w:rFonts w:ascii="맑은 고딕" w:eastAsia="맑은 고딕" w:hAnsi="맑은 고딕" w:cs="맑은 고딕" w:hint="eastAsia"/>
+                <w:sz w:val="20"/>
+                <w:szCs w:val="20"/>
+              </w:rPr>
+              <w:t>2026.06</w:t>
+            </w:r>
+          </w:p>
+        </w:tc>
+      </w:tr>
+      <w:tr>
+        <w:trPr>
+          <w:trHeight w:val="194"/>
+        </w:trPr>
+        <w:tc>
+          <w:tcPr>
+            <w:tcW w:w="6763" w:type="dxa"/>
+          </w:tcPr>
+          <w:p>
+            <w:pPr>
+              <w:pStyle w:val="a"/>
+              <w:numPr>
+                <w:ilvl w:val="0"/>
+                <w:numId w:val="0"/>
+              </w:numPr>
+              <w:spacing w:line="216" w:lineRule="auto"/>
+              <w:ind w:left="215" w:hanging="215"/>
+              <w:rPr>
+                <w:rFonts w:ascii="맑은 고딕" w:eastAsia="맑은 고딕" w:hAnsi="맑은 고딕" w:cs="맑은 고딕"/>
+                <w:b/>
+                <w:bCs/>
+                <w:sz w:val="20"/>
+                <w:szCs w:val="20"/>
+              </w:rPr>
+            </w:pPr>
+            <w:r>
+              <w:rPr>
+                <w:rFonts w:ascii="맑은 고딕" w:eastAsia="맑은 고딕" w:hAnsi="맑은 고딕" w:cs="맑은 고딕"/>
+                <w:b/>
+                <w:bCs/>
+                <w:sz w:val="20"/>
+                <w:szCs w:val="20"/>
+              </w:rPr>
+              <w:t>ADsP (</w:t>
+            </w:r>
+            <w:r>
+              <w:rPr>
+                <w:rFonts w:ascii="맑은 고딕" w:eastAsia="맑은 고딕" w:hAnsi="맑은 고딕" w:cs="맑은 고딕" w:hint="eastAsia"/>
+                <w:b/>
+                <w:bCs/>
+                <w:sz w:val="20"/>
+                <w:szCs w:val="20"/>
+              </w:rPr>
+              <w:t>데이터 분석 준전문가</w:t>
+            </w:r>
+            <w:r>
+              <w:rPr>
+                <w:rFonts w:ascii="맑은 고딕" w:eastAsia="맑은 고딕" w:hAnsi="맑은 고딕" w:cs="맑은 고딕"/>
+                <w:b/>
+                <w:bCs/>
+                <w:sz w:val="20"/>
+                <w:szCs w:val="20"/>
+              </w:rPr>
+              <w:t>)</w:t>
+            </w:r>
+          </w:p>
+        </w:tc>
+        <w:tc>
+          <w:tcPr>
+            <w:tcW w:w="2313" w:type="dxa"/>
+          </w:tcPr>
+          <w:p>
+            <w:pPr>
+              <w:pStyle w:val="a"/>
+              <w:numPr>
+                <w:ilvl w:val="0"/>
+                <w:numId w:val="0"/>
+              </w:numPr>
+              <w:spacing w:line="216" w:lineRule="auto"/>
+              <w:jc w:val="right"/>
+              <w:rPr>
+                <w:rFonts w:ascii="맑은 고딕" w:eastAsia="맑은 고딕" w:hAnsi="맑은 고딕" w:cs="맑은 고딕"/>
+                <w:sz w:val="20"/>
+                <w:szCs w:val="20"/>
+              </w:rPr>
+            </w:pPr>
+            <w:r>
+              <w:rPr>
+                <w:rFonts w:ascii="맑은 고딕" w:eastAsia="맑은 고딕" w:hAnsi="맑은 고딕" w:cs="맑은 고딕"/>
+                <w:sz w:val="20"/>
+                <w:szCs w:val="20"/>
+              </w:rPr>
+              <w:t>2022</w:t>
+            </w:r>
+            <w:r>
+              <w:rPr>
+                <w:rFonts w:ascii="맑은 고딕" w:eastAsia="맑은 고딕" w:hAnsi="맑은 고딕" w:cs="맑은 고딕" w:hint="eastAsia"/>
+                <w:sz w:val="20"/>
+                <w:szCs w:val="20"/>
+              </w:rPr>
+              <w:t>.11</w:t>
+            </w:r>
+          </w:p>
+        </w:tc>
+      </w:tr>
+      <w:tr>
+        <w:trPr>
+          <w:trHeight w:val="194"/>
+        </w:trPr>
+        <w:tc>
+          <w:tcPr>
+            <w:tcW w:w="6763" w:type="dxa"/>
+          </w:tcPr>
+          <w:p>
+            <w:pPr>
+              <w:pStyle w:val="a"/>
+              <w:numPr>
+                <w:ilvl w:val="0"/>
+                <w:numId w:val="0"/>
+              </w:numPr>
+              <w:spacing w:line="216" w:lineRule="auto"/>
+              <w:ind w:left="215" w:hanging="215"/>
+              <w:rPr>
+                <w:rFonts w:ascii="맑은 고딕" w:eastAsia="맑은 고딕" w:hAnsi="맑은 고딕" w:cs="맑은 고딕"/>
+                <w:b/>
+                <w:bCs/>
+                <w:sz w:val="20"/>
+                <w:szCs w:val="20"/>
+              </w:rPr>
+            </w:pPr>
+            <w:r>
+              <w:rPr>
+                <w:rFonts w:ascii="맑은 고딕" w:eastAsia="맑은 고딕" w:hAnsi="맑은 고딕" w:cs="맑은 고딕" w:hint="eastAsia"/>
+                <w:b/>
+                <w:bCs/>
+                <w:sz w:val="20"/>
+                <w:szCs w:val="20"/>
+              </w:rPr>
+              <w:t>워드프로세서 2급</w:t>
+            </w:r>
+          </w:p>
+        </w:tc>
+        <w:tc>
+          <w:tcPr>
+            <w:tcW w:w="2313" w:type="dxa"/>
+          </w:tcPr>
+          <w:p>
+            <w:pPr>
+              <w:pStyle w:val="a"/>
+              <w:numPr>
+                <w:ilvl w:val="0"/>
+                <w:numId w:val="0"/>
+              </w:numPr>
+              <w:spacing w:line="216" w:lineRule="auto"/>
+              <w:jc w:val="right"/>
+              <w:rPr>
+                <w:rFonts w:ascii="맑은 고딕" w:eastAsia="맑은 고딕" w:hAnsi="맑은 고딕" w:cs="맑은 고딕"/>
+                <w:sz w:val="20"/>
+                <w:szCs w:val="20"/>
+              </w:rPr>
+            </w:pPr>
+            <w:r>
+              <w:rPr>
+                <w:rFonts w:ascii="맑은 고딕" w:eastAsia="맑은 고딕" w:hAnsi="맑은 고딕" w:cs="맑은 고딕" w:hint="eastAsia"/>
+                <w:sz w:val="20"/>
+                <w:szCs w:val="20"/>
+              </w:rPr>
+              <w:t>2001.05</w:t>
+            </w:r>
+          </w:p>
+        </w:tc>
+      </w:tr>
+    </w:tbl>
+    <w:p>
+      <w:pPr>
+        <w:spacing w:line="216" w:lineRule="auto"/>
+        <w:rPr>
+          <w:rFonts w:eastAsia="맑은 고딕"/>
         </w:rPr>
       </w:pPr>
     </w:p>
@@ -4889,81 +5186,6 @@
       </w:tblGrid>
       <w:tr>
         <w:trPr>
-          <w:trHeight w:val="203"/>
-        </w:trPr>
-        <w:tc>
-          <w:tcPr>
-            <w:tcW w:w="6763" w:type="dxa"/>
-          </w:tcPr>
-          <w:p>
-            <w:pPr>
-              <w:pStyle w:val="a"/>
-              <w:numPr>
-                <w:ilvl w:val="0"/>
-                <w:numId w:val="0"/>
-              </w:numPr>
-              <w:spacing w:line="216" w:lineRule="auto"/>
-              <w:ind w:left="215" w:hanging="215"/>
-              <w:rPr>
-                <w:rFonts w:ascii="맑은 고딕" w:eastAsia="맑은 고딕" w:hAnsi="맑은 고딕" w:cs="맑은 고딕"/>
-                <w:b/>
-                <w:bCs/>
-                <w:sz w:val="20"/>
-                <w:szCs w:val="20"/>
-              </w:rPr>
-            </w:pPr>
-            <w:r>
-              <w:rPr>
-                <w:rFonts w:ascii="맑은 고딕" w:eastAsia="맑은 고딕" w:hAnsi="맑은 고딕" w:cs="맑은 고딕" w:hint="eastAsia"/>
-                <w:b/>
-                <w:bCs/>
-                <w:sz w:val="20"/>
-                <w:szCs w:val="20"/>
-              </w:rPr>
-              <w:t>DELF (프랑스어) A1</w:t>
-            </w:r>
-          </w:p>
-        </w:tc>
-        <w:tc>
-          <w:tcPr>
-            <w:tcW w:w="2313" w:type="dxa"/>
-          </w:tcPr>
-          <w:p>
-            <w:pPr>
-              <w:pStyle w:val="a"/>
-              <w:numPr>
-                <w:ilvl w:val="0"/>
-                <w:numId w:val="0"/>
-              </w:numPr>
-              <w:spacing w:line="216" w:lineRule="auto"/>
-              <w:jc w:val="right"/>
-              <w:rPr>
-                <w:rFonts w:ascii="맑은 고딕" w:eastAsia="맑은 고딕" w:hAnsi="맑은 고딕" w:cs="맑은 고딕"/>
-                <w:sz w:val="20"/>
-                <w:szCs w:val="20"/>
-              </w:rPr>
-            </w:pPr>
-            <w:r>
-              <w:rPr>
-                <w:rFonts w:ascii="맑은 고딕" w:eastAsia="맑은 고딕" w:hAnsi="맑은 고딕" w:cs="맑은 고딕"/>
-                <w:sz w:val="20"/>
-                <w:szCs w:val="20"/>
-              </w:rPr>
-              <w:t>202</w:t>
-            </w:r>
-            <w:r>
-              <w:rPr>
-                <w:rFonts w:ascii="맑은 고딕" w:eastAsia="맑은 고딕" w:hAnsi="맑은 고딕" w:cs="맑은 고딕" w:hint="eastAsia"/>
-                <w:sz w:val="20"/>
-                <w:szCs w:val="20"/>
-              </w:rPr>
-              <w:t>5.06</w:t>
-            </w:r>
-          </w:p>
-        </w:tc>
-      </w:tr>
-      <w:tr>
-        <w:trPr>
           <w:trHeight w:val="194"/>
         </w:trPr>
         <w:tc>
@@ -4987,343 +5209,35 @@
                 <w:szCs w:val="20"/>
               </w:rPr>
             </w:pPr>
-            <w:proofErr w:type="spellStart"/>
-            <w:r>
-              <w:rPr>
-                <w:rFonts w:ascii="맑은 고딕" w:eastAsia="맑은 고딕" w:hAnsi="맑은 고딕" w:cs="맑은 고딕"/>
-                <w:b/>
-                <w:bCs/>
-                <w:sz w:val="20"/>
-                <w:szCs w:val="20"/>
-              </w:rPr>
-              <w:t>ADsP</w:t>
-            </w:r>
-            <w:proofErr w:type="spellEnd"/>
-            <w:r>
-              <w:rPr>
-                <w:rFonts w:ascii="맑은 고딕" w:eastAsia="맑은 고딕" w:hAnsi="맑은 고딕" w:cs="맑은 고딕"/>
-                <w:b/>
-                <w:bCs/>
-                <w:sz w:val="20"/>
-                <w:szCs w:val="20"/>
-              </w:rPr>
-              <w:t xml:space="preserve"> (</w:t>
-            </w:r>
-            <w:r>
-              <w:rPr>
-                <w:rFonts w:ascii="맑은 고딕" w:eastAsia="맑은 고딕" w:hAnsi="맑은 고딕" w:cs="맑은 고딕" w:hint="eastAsia"/>
-                <w:b/>
-                <w:bCs/>
-                <w:sz w:val="20"/>
-                <w:szCs w:val="20"/>
-              </w:rPr>
-              <w:t>데이터 분석 준전문가</w:t>
-            </w:r>
-            <w:r>
-              <w:rPr>
-                <w:rFonts w:ascii="맑은 고딕" w:eastAsia="맑은 고딕" w:hAnsi="맑은 고딕" w:cs="맑은 고딕"/>
-                <w:b/>
-                <w:bCs/>
-                <w:sz w:val="20"/>
-                <w:szCs w:val="20"/>
-              </w:rPr>
-              <w:t>)</w:t>
-            </w:r>
-          </w:p>
-        </w:tc>
-        <w:tc>
-          <w:tcPr>
-            <w:tcW w:w="2313" w:type="dxa"/>
-          </w:tcPr>
-          <w:p>
-            <w:pPr>
-              <w:pStyle w:val="a"/>
-              <w:numPr>
-                <w:ilvl w:val="0"/>
-                <w:numId w:val="0"/>
-              </w:numPr>
-              <w:spacing w:line="216" w:lineRule="auto"/>
-              <w:jc w:val="right"/>
-              <w:rPr>
-                <w:rFonts w:ascii="맑은 고딕" w:eastAsia="맑은 고딕" w:hAnsi="맑은 고딕" w:cs="맑은 고딕"/>
-                <w:sz w:val="20"/>
-                <w:szCs w:val="20"/>
-              </w:rPr>
-            </w:pPr>
-            <w:r>
-              <w:rPr>
-                <w:rFonts w:ascii="맑은 고딕" w:eastAsia="맑은 고딕" w:hAnsi="맑은 고딕" w:cs="맑은 고딕"/>
-                <w:sz w:val="20"/>
-                <w:szCs w:val="20"/>
-              </w:rPr>
-              <w:t>2022</w:t>
-            </w:r>
-            <w:r>
-              <w:rPr>
-                <w:rFonts w:ascii="맑은 고딕" w:eastAsia="맑은 고딕" w:hAnsi="맑은 고딕" w:cs="맑은 고딕" w:hint="eastAsia"/>
-                <w:sz w:val="20"/>
-                <w:szCs w:val="20"/>
-              </w:rPr>
-              <w:t>.11</w:t>
-            </w:r>
-          </w:p>
-        </w:tc>
-      </w:tr>
-      <w:tr>
-        <w:trPr>
-          <w:trHeight w:val="194"/>
-        </w:trPr>
-        <w:tc>
-          <w:tcPr>
-            <w:tcW w:w="6763" w:type="dxa"/>
-          </w:tcPr>
-          <w:p>
-            <w:pPr>
-              <w:pStyle w:val="a"/>
-              <w:numPr>
-                <w:ilvl w:val="0"/>
-                <w:numId w:val="0"/>
-              </w:numPr>
-              <w:spacing w:line="216" w:lineRule="auto"/>
-              <w:ind w:left="215" w:hanging="215"/>
-              <w:rPr>
-                <w:rFonts w:ascii="맑은 고딕" w:eastAsia="맑은 고딕" w:hAnsi="맑은 고딕" w:cs="맑은 고딕"/>
-                <w:b/>
-                <w:bCs/>
-                <w:sz w:val="20"/>
-                <w:szCs w:val="20"/>
-              </w:rPr>
-            </w:pPr>
-            <w:r>
-              <w:rPr>
-                <w:rFonts w:ascii="맑은 고딕" w:eastAsia="맑은 고딕" w:hAnsi="맑은 고딕" w:cs="맑은 고딕"/>
-                <w:b/>
-                <w:bCs/>
-                <w:sz w:val="20"/>
-                <w:szCs w:val="20"/>
-              </w:rPr>
-              <w:t>TEPS (346)</w:t>
-            </w:r>
-          </w:p>
-        </w:tc>
-        <w:tc>
-          <w:tcPr>
-            <w:tcW w:w="2313" w:type="dxa"/>
-          </w:tcPr>
-          <w:p>
-            <w:pPr>
-              <w:pStyle w:val="a"/>
-              <w:numPr>
-                <w:ilvl w:val="0"/>
-                <w:numId w:val="0"/>
-              </w:numPr>
-              <w:spacing w:line="216" w:lineRule="auto"/>
-              <w:jc w:val="right"/>
-              <w:rPr>
-                <w:rFonts w:ascii="맑은 고딕" w:eastAsia="맑은 고딕" w:hAnsi="맑은 고딕" w:cs="맑은 고딕"/>
-                <w:sz w:val="20"/>
-                <w:szCs w:val="20"/>
-              </w:rPr>
-            </w:pPr>
-            <w:r>
-              <w:rPr>
-                <w:rFonts w:ascii="맑은 고딕" w:eastAsia="맑은 고딕" w:hAnsi="맑은 고딕" w:cs="맑은 고딕"/>
-                <w:sz w:val="20"/>
-                <w:szCs w:val="20"/>
-              </w:rPr>
-              <w:t>2019</w:t>
-            </w:r>
-            <w:r>
-              <w:rPr>
-                <w:rFonts w:ascii="맑은 고딕" w:eastAsia="맑은 고딕" w:hAnsi="맑은 고딕" w:cs="맑은 고딕" w:hint="eastAsia"/>
-                <w:sz w:val="20"/>
-                <w:szCs w:val="20"/>
-              </w:rPr>
-              <w:t>.02</w:t>
-            </w:r>
-          </w:p>
-        </w:tc>
-      </w:tr>
-      <w:tr>
-        <w:trPr>
-          <w:trHeight w:val="194"/>
-        </w:trPr>
-        <w:tc>
-          <w:tcPr>
-            <w:tcW w:w="6763" w:type="dxa"/>
-          </w:tcPr>
-          <w:p>
-            <w:pPr>
-              <w:pStyle w:val="a"/>
-              <w:numPr>
-                <w:ilvl w:val="0"/>
-                <w:numId w:val="0"/>
-              </w:numPr>
-              <w:spacing w:line="216" w:lineRule="auto"/>
-              <w:ind w:left="215" w:hanging="215"/>
-              <w:rPr>
-                <w:rFonts w:ascii="맑은 고딕" w:eastAsia="맑은 고딕" w:hAnsi="맑은 고딕" w:cs="맑은 고딕"/>
-                <w:b/>
-                <w:bCs/>
-                <w:sz w:val="20"/>
-                <w:szCs w:val="20"/>
-              </w:rPr>
-            </w:pPr>
-            <w:proofErr w:type="spellStart"/>
-            <w:r>
-              <w:rPr>
-                <w:rFonts w:ascii="맑은 고딕" w:eastAsia="맑은 고딕" w:hAnsi="맑은 고딕" w:cs="맑은 고딕" w:hint="eastAsia"/>
-                <w:b/>
-                <w:bCs/>
-                <w:sz w:val="20"/>
-                <w:szCs w:val="20"/>
-              </w:rPr>
-              <w:t>빅데이터분석기사</w:t>
-            </w:r>
-            <w:proofErr w:type="spellEnd"/>
-            <w:r>
-              <w:rPr>
-                <w:rFonts w:ascii="맑은 고딕" w:eastAsia="맑은 고딕" w:hAnsi="맑은 고딕" w:cs="맑은 고딕" w:hint="eastAsia"/>
-                <w:b/>
-                <w:bCs/>
-                <w:sz w:val="20"/>
-                <w:szCs w:val="20"/>
-              </w:rPr>
-              <w:t xml:space="preserve"> (취득 예정)</w:t>
-            </w:r>
-          </w:p>
-        </w:tc>
-        <w:tc>
-          <w:tcPr>
-            <w:tcW w:w="2313" w:type="dxa"/>
-          </w:tcPr>
-          <w:p>
-            <w:pPr>
-              <w:pStyle w:val="a"/>
-              <w:numPr>
-                <w:ilvl w:val="0"/>
-                <w:numId w:val="0"/>
-              </w:numPr>
-              <w:spacing w:line="216" w:lineRule="auto"/>
-              <w:jc w:val="right"/>
-              <w:rPr>
-                <w:rFonts w:ascii="맑은 고딕" w:eastAsia="맑은 고딕" w:hAnsi="맑은 고딕" w:cs="맑은 고딕"/>
-                <w:sz w:val="20"/>
-                <w:szCs w:val="20"/>
-              </w:rPr>
-            </w:pPr>
-            <w:r>
-              <w:rPr>
-                <w:rFonts w:ascii="맑은 고딕" w:eastAsia="맑은 고딕" w:hAnsi="맑은 고딕" w:cs="맑은 고딕" w:hint="eastAsia"/>
-                <w:sz w:val="20"/>
-                <w:szCs w:val="20"/>
-              </w:rPr>
-              <w:t>2026 예정</w:t>
-            </w:r>
-          </w:p>
-        </w:tc>
-      </w:tr>
-      <w:tr>
-        <w:trPr>
-          <w:trHeight w:val="194"/>
-        </w:trPr>
-        <w:tc>
-          <w:tcPr>
-            <w:tcW w:w="6763" w:type="dxa"/>
-          </w:tcPr>
-          <w:p>
-            <w:pPr>
-              <w:pStyle w:val="a"/>
-              <w:numPr>
-                <w:ilvl w:val="0"/>
-                <w:numId w:val="0"/>
-              </w:numPr>
-              <w:spacing w:line="216" w:lineRule="auto"/>
-              <w:ind w:left="215" w:hanging="215"/>
-              <w:rPr>
-                <w:rFonts w:ascii="맑은 고딕" w:eastAsia="맑은 고딕" w:hAnsi="맑은 고딕" w:cs="맑은 고딕"/>
-                <w:b/>
-                <w:bCs/>
-                <w:sz w:val="20"/>
-                <w:szCs w:val="20"/>
-              </w:rPr>
-            </w:pPr>
-            <w:r>
-              <w:rPr>
-                <w:rFonts w:ascii="맑은 고딕" w:eastAsia="맑은 고딕" w:hAnsi="맑은 고딕" w:cs="맑은 고딕" w:hint="eastAsia"/>
-                <w:b/>
-                <w:bCs/>
-                <w:sz w:val="20"/>
-                <w:szCs w:val="20"/>
-              </w:rPr>
-              <w:t>SQLD (SQL 개발자, 취득 예정)</w:t>
-            </w:r>
-          </w:p>
-        </w:tc>
-        <w:tc>
-          <w:tcPr>
-            <w:tcW w:w="2313" w:type="dxa"/>
-          </w:tcPr>
-          <w:p>
-            <w:pPr>
-              <w:pStyle w:val="a"/>
-              <w:numPr>
-                <w:ilvl w:val="0"/>
-                <w:numId w:val="0"/>
-              </w:numPr>
-              <w:spacing w:line="216" w:lineRule="auto"/>
-              <w:jc w:val="right"/>
-              <w:rPr>
-                <w:rFonts w:ascii="맑은 고딕" w:eastAsia="맑은 고딕" w:hAnsi="맑은 고딕" w:cs="맑은 고딕"/>
-                <w:sz w:val="20"/>
-                <w:szCs w:val="20"/>
-              </w:rPr>
-            </w:pPr>
-            <w:r>
-              <w:rPr>
-                <w:rFonts w:ascii="맑은 고딕" w:eastAsia="맑은 고딕" w:hAnsi="맑은 고딕" w:cs="맑은 고딕" w:hint="eastAsia"/>
-                <w:sz w:val="20"/>
-                <w:szCs w:val="20"/>
-              </w:rPr>
-              <w:t>2026 예정</w:t>
-            </w:r>
-          </w:p>
-        </w:tc>
-      </w:tr>
-      <w:tr>
-        <w:trPr>
-          <w:trHeight w:val="194"/>
-        </w:trPr>
-        <w:tc>
-          <w:tcPr>
-            <w:tcW w:w="6763" w:type="dxa"/>
-          </w:tcPr>
-          <w:p>
-            <w:pPr>
-              <w:pStyle w:val="a"/>
-              <w:numPr>
-                <w:ilvl w:val="0"/>
-                <w:numId w:val="0"/>
-              </w:numPr>
-              <w:spacing w:line="216" w:lineRule="auto"/>
-              <w:ind w:left="215" w:hanging="215"/>
-              <w:rPr>
-                <w:rFonts w:ascii="맑은 고딕" w:eastAsia="맑은 고딕" w:hAnsi="맑은 고딕" w:cs="맑은 고딕"/>
-                <w:b/>
-                <w:bCs/>
-                <w:sz w:val="20"/>
-                <w:szCs w:val="20"/>
-              </w:rPr>
-            </w:pPr>
-            <w:r>
-              <w:rPr>
-                <w:rFonts w:ascii="맑은 고딕" w:eastAsia="맑은 고딕" w:hAnsi="맑은 고딕" w:cs="맑은 고딕" w:hint="eastAsia"/>
-                <w:b/>
-                <w:bCs/>
-                <w:sz w:val="20"/>
-                <w:szCs w:val="20"/>
-              </w:rPr>
-              <w:t>cahier · Windows 메모장 앱 개발 및 배포 (PyQt6, 단일 실행파일)</w:t>
+            <w:r>
+              <w:rPr>
+                <w:rFonts w:ascii="맑은 고딕" w:eastAsia="맑은 고딕" w:hAnsi="맑은 고딕" w:cs="맑은 고딕" w:hint="eastAsia"/>
+                <w:b/>
+                <w:bCs/>
+                <w:sz w:val="20"/>
+                <w:szCs w:val="20"/>
+              </w:rPr>
+              <w:t xml:space="preserve">cahier · 메모장 </w:t>
+            </w:r>
+            <w:r>
+              <w:rPr>
+                <w:rFonts w:ascii="맑은 고딕" w:eastAsia="맑은 고딕" w:hAnsi="맑은 고딕" w:cs="맑은 고딕" w:hint="eastAsia"/>
+                <w:b/>
+                <w:bCs/>
+                <w:sz w:val="20"/>
+                <w:szCs w:val="20"/>
+              </w:rPr>
+              <w:t>프로그램</w:t>
+            </w:r>
+            <w:r>
+              <w:rPr>
+                <w:rFonts w:ascii="맑은 고딕" w:eastAsia="맑은 고딕" w:hAnsi="맑은 고딕" w:cs="맑은 고딕" w:hint="eastAsia"/>
+                <w:b/>
+                <w:bCs/>
+                <w:sz w:val="20"/>
+                <w:szCs w:val="20"/>
+              </w:rPr>
+              <w:t xml:space="preserve"> 개발 및 배포 (PyQt6)</w:t>
             </w:r>
           </w:p>
         </w:tc>
@@ -5365,29 +5279,6 @@
           <w:rFonts w:eastAsia="맑은 고딕"/>
         </w:rPr>
       </w:pPr>
-    </w:p>
-    <w:p>
-      <w:pPr>
-        <w:rPr>
-          <w:rFonts w:eastAsia="맑은 고딕"/>
-        </w:rPr>
-      </w:pPr>
-    </w:p>
-    <w:p>
-      <w:pPr>
-        <w:tabs>
-          <w:tab w:val="left" w:pos="1640"/>
-        </w:tabs>
-        <w:rPr>
-          <w:rFonts w:eastAsia="맑은 고딕"/>
-        </w:rPr>
-      </w:pPr>
-      <w:r>
-        <w:rPr>
-          <w:rFonts w:eastAsia="맑은 고딕"/>
-        </w:rPr>
-        <w:tab/>
-      </w:r>
     </w:p>
     <w:sectPr>
       <w:footerReference w:type="default" r:id="rId9"/>

--- a/apply/resume_korean.docx
+++ b/apply/resume_korean.docx
@@ -2221,7 +2221,7 @@
       <w:pPr>
         <w:spacing w:line="216" w:lineRule="auto"/>
         <w:rPr>
-          <w:rFonts w:ascii="맑은 고딕" w:eastAsia="맑은 고딕" w:hAnsi="맑은 고딕" w:hint="eastAsia"/>
+          <w:rFonts w:ascii="맑은 고딕" w:eastAsia="맑은 고딕" w:hAnsi="맑은 고딕"/>
           <w:b/>
           <w:bCs/>
           <w:sz w:val="4"/>
@@ -4506,7 +4506,7 @@
       <w:pPr>
         <w:spacing w:line="216" w:lineRule="auto"/>
         <w:rPr>
-          <w:rFonts w:ascii="맑은 고딕" w:eastAsia="맑은 고딕" w:hAnsi="맑은 고딕" w:hint="eastAsia"/>
+          <w:rFonts w:ascii="맑은 고딕" w:eastAsia="맑은 고딕" w:hAnsi="맑은 고딕"/>
           <w:b/>
           <w:bCs/>
           <w:sz w:val="24"/>
@@ -4561,7 +4561,7 @@
               <w:spacing w:line="216" w:lineRule="auto"/>
               <w:ind w:left="215" w:hanging="215"/>
               <w:rPr>
-                <w:rFonts w:ascii="맑은 고딕" w:eastAsia="맑은 고딕" w:hAnsi="맑은 고딕" w:cs="맑은 고딕" w:hint="eastAsia"/>
+                <w:rFonts w:ascii="맑은 고딕" w:eastAsia="맑은 고딕" w:hAnsi="맑은 고딕" w:cs="맑은 고딕"/>
                 <w:b/>
                 <w:bCs/>
                 <w:sz w:val="20"/>
@@ -4594,7 +4594,7 @@
               <w:spacing w:line="216" w:lineRule="auto"/>
               <w:jc w:val="right"/>
               <w:rPr>
-                <w:rFonts w:ascii="맑은 고딕" w:eastAsia="맑은 고딕" w:hAnsi="맑은 고딕" w:cs="맑은 고딕" w:hint="eastAsia"/>
+                <w:rFonts w:ascii="맑은 고딕" w:eastAsia="맑은 고딕" w:hAnsi="맑은 고딕" w:cs="맑은 고딕"/>
                 <w:sz w:val="20"/>
                 <w:szCs w:val="20"/>
               </w:rPr>
@@ -4636,7 +4636,7 @@
               <w:spacing w:line="216" w:lineRule="auto"/>
               <w:ind w:left="215" w:hanging="215"/>
               <w:rPr>
-                <w:rFonts w:ascii="맑은 고딕" w:eastAsia="맑은 고딕" w:hAnsi="맑은 고딕" w:cs="맑은 고딕" w:hint="eastAsia"/>
+                <w:rFonts w:ascii="맑은 고딕" w:eastAsia="맑은 고딕" w:hAnsi="맑은 고딕" w:cs="맑은 고딕"/>
                 <w:b/>
                 <w:bCs/>
                 <w:sz w:val="20"/>
@@ -4726,7 +4726,7 @@
       <w:pPr>
         <w:spacing w:line="216" w:lineRule="auto"/>
         <w:rPr>
-          <w:rFonts w:ascii="맑은 고딕" w:eastAsia="맑은 고딕" w:hAnsi="맑은 고딕" w:hint="eastAsia"/>
+          <w:rFonts w:ascii="맑은 고딕" w:eastAsia="맑은 고딕" w:hAnsi="맑은 고딕"/>
           <w:b/>
           <w:bCs/>
           <w:sz w:val="24"/>
@@ -4781,22 +4781,42 @@
               <w:spacing w:line="216" w:lineRule="auto"/>
               <w:ind w:left="215" w:hanging="215"/>
               <w:rPr>
-                <w:rFonts w:ascii="맑은 고딕" w:eastAsia="맑은 고딕" w:hAnsi="맑은 고딕" w:cs="맑은 고딕" w:hint="eastAsia"/>
-                <w:b/>
-                <w:bCs/>
-                <w:sz w:val="20"/>
-                <w:szCs w:val="20"/>
-              </w:rPr>
-            </w:pPr>
-            <w:r>
-              <w:rPr>
-                <w:rFonts w:ascii="맑은 고딕" w:eastAsia="맑은 고딕" w:hAnsi="맑은 고딕" w:cs="맑은 고딕" w:hint="eastAsia"/>
-                <w:b/>
-                <w:bCs/>
-                <w:sz w:val="20"/>
-                <w:szCs w:val="20"/>
-              </w:rPr>
-              <w:t>빅데이터 분석기사 (예정)</w:t>
+                <w:rFonts w:ascii="맑은 고딕" w:eastAsia="맑은 고딕" w:hAnsi="맑은 고딕" w:cs="맑은 고딕"/>
+                <w:b/>
+                <w:bCs/>
+                <w:sz w:val="20"/>
+                <w:szCs w:val="20"/>
+              </w:rPr>
+            </w:pPr>
+            <w:r>
+              <w:rPr>
+                <w:rFonts w:ascii="맑은 고딕" w:eastAsia="맑은 고딕" w:hAnsi="맑은 고딕" w:cs="맑은 고딕" w:hint="eastAsia"/>
+                <w:b/>
+                <w:bCs/>
+                <w:sz w:val="20"/>
+                <w:szCs w:val="20"/>
+              </w:rPr>
+              <w:t>빅데이터 분석기사 (</w:t>
+            </w:r>
+            <w:r>
+              <w:rPr>
+                <w:rFonts w:ascii="맑은 고딕" w:eastAsia="맑은 고딕" w:hAnsi="맑은 고딕" w:cs="맑은 고딕" w:hint="eastAsia"/>
+                <w:b/>
+                <w:bCs/>
+                <w:sz w:val="20"/>
+                <w:szCs w:val="20"/>
+              </w:rPr>
+              <w:t>필기</w:t>
+            </w:r>
+            <w:r>
+              <w:rPr>
+                <w:rFonts w:ascii="맑은 고딕" w:eastAsia="맑은 고딕" w:hAnsi="맑은 고딕" w:cs="맑은 고딕" w:hint="eastAsia"/>
+                <w:b/>
+                <w:bCs/>
+                <w:sz w:val="20"/>
+                <w:szCs w:val="20"/>
+              </w:rPr>
+              <w:t>)</w:t>
             </w:r>
           </w:p>
         </w:tc>
@@ -4825,7 +4845,15 @@
                 <w:sz w:val="20"/>
                 <w:szCs w:val="20"/>
               </w:rPr>
-              <w:t>2026 예정</w:t>
+              <w:t>2026</w:t>
+            </w:r>
+            <w:r>
+              <w:rPr>
+                <w:rFonts w:ascii="맑은 고딕" w:eastAsia="맑은 고딕" w:hAnsi="맑은 고딕" w:cs="맑은 고딕" w:hint="eastAsia"/>
+                <w:sz w:val="20"/>
+                <w:szCs w:val="20"/>
+              </w:rPr>
+              <w:t>.04</w:t>
             </w:r>
           </w:p>
         </w:tc>
@@ -4848,22 +4876,22 @@
               <w:spacing w:line="216" w:lineRule="auto"/>
               <w:ind w:left="215" w:hanging="215"/>
               <w:rPr>
-                <w:rFonts w:ascii="맑은 고딕" w:eastAsia="맑은 고딕" w:hAnsi="맑은 고딕" w:cs="맑은 고딕" w:hint="eastAsia"/>
-                <w:b/>
-                <w:bCs/>
-                <w:sz w:val="20"/>
-                <w:szCs w:val="20"/>
-              </w:rPr>
-            </w:pPr>
-            <w:r>
-              <w:rPr>
-                <w:rFonts w:ascii="맑은 고딕" w:eastAsia="맑은 고딕" w:hAnsi="맑은 고딕" w:cs="맑은 고딕" w:hint="eastAsia"/>
-                <w:b/>
-                <w:bCs/>
-                <w:sz w:val="20"/>
-                <w:szCs w:val="20"/>
-              </w:rPr>
-              <w:t>SQLD (예정)</w:t>
+                <w:rFonts w:ascii="맑은 고딕" w:eastAsia="맑은 고딕" w:hAnsi="맑은 고딕" w:cs="맑은 고딕"/>
+                <w:b/>
+                <w:bCs/>
+                <w:sz w:val="20"/>
+                <w:szCs w:val="20"/>
+              </w:rPr>
+            </w:pPr>
+            <w:r>
+              <w:rPr>
+                <w:rFonts w:ascii="맑은 고딕" w:eastAsia="맑은 고딕" w:hAnsi="맑은 고딕" w:cs="맑은 고딕" w:hint="eastAsia"/>
+                <w:b/>
+                <w:bCs/>
+                <w:sz w:val="20"/>
+                <w:szCs w:val="20"/>
+              </w:rPr>
+              <w:t>한국사능력검정시험 1급</w:t>
             </w:r>
           </w:p>
         </w:tc>
@@ -4881,26 +4909,18 @@
               <w:spacing w:line="216" w:lineRule="auto"/>
               <w:jc w:val="right"/>
               <w:rPr>
-                <w:rFonts w:ascii="맑은 고딕" w:eastAsia="맑은 고딕" w:hAnsi="맑은 고딕" w:cs="맑은 고딕" w:hint="eastAsia"/>
-                <w:sz w:val="20"/>
-                <w:szCs w:val="20"/>
-              </w:rPr>
-            </w:pPr>
-            <w:r>
-              <w:rPr>
-                <w:rFonts w:ascii="맑은 고딕" w:eastAsia="맑은 고딕" w:hAnsi="맑은 고딕" w:cs="맑은 고딕"/>
-                <w:sz w:val="20"/>
-                <w:szCs w:val="20"/>
-              </w:rPr>
-              <w:t>2</w:t>
-            </w:r>
-            <w:r>
-              <w:rPr>
-                <w:rFonts w:ascii="맑은 고딕" w:eastAsia="맑은 고딕" w:hAnsi="맑은 고딕" w:cs="맑은 고딕" w:hint="eastAsia"/>
-                <w:sz w:val="20"/>
-                <w:szCs w:val="20"/>
-              </w:rPr>
-              <w:t>026 예정</w:t>
+                <w:rFonts w:ascii="맑은 고딕" w:eastAsia="맑은 고딕" w:hAnsi="맑은 고딕" w:cs="맑은 고딕"/>
+                <w:sz w:val="20"/>
+                <w:szCs w:val="20"/>
+              </w:rPr>
+            </w:pPr>
+            <w:r>
+              <w:rPr>
+                <w:rFonts w:ascii="맑은 고딕" w:eastAsia="맑은 고딕" w:hAnsi="맑은 고딕" w:cs="맑은 고딕" w:hint="eastAsia"/>
+                <w:sz w:val="20"/>
+                <w:szCs w:val="20"/>
+              </w:rPr>
+              <w:t>2026.06</w:t>
             </w:r>
           </w:p>
         </w:tc>
@@ -4923,22 +4943,42 @@
               <w:spacing w:line="216" w:lineRule="auto"/>
               <w:ind w:left="215" w:hanging="215"/>
               <w:rPr>
-                <w:rFonts w:ascii="맑은 고딕" w:eastAsia="맑은 고딕" w:hAnsi="맑은 고딕" w:cs="맑은 고딕" w:hint="eastAsia"/>
-                <w:b/>
-                <w:bCs/>
-                <w:sz w:val="20"/>
-                <w:szCs w:val="20"/>
-              </w:rPr>
-            </w:pPr>
-            <w:r>
-              <w:rPr>
-                <w:rFonts w:ascii="맑은 고딕" w:eastAsia="맑은 고딕" w:hAnsi="맑은 고딕" w:cs="맑은 고딕" w:hint="eastAsia"/>
-                <w:b/>
-                <w:bCs/>
-                <w:sz w:val="20"/>
-                <w:szCs w:val="20"/>
-              </w:rPr>
-              <w:t>한국사능력검정시험 1급</w:t>
+                <w:rFonts w:ascii="맑은 고딕" w:eastAsia="맑은 고딕" w:hAnsi="맑은 고딕" w:cs="맑은 고딕"/>
+                <w:b/>
+                <w:bCs/>
+                <w:sz w:val="20"/>
+                <w:szCs w:val="20"/>
+              </w:rPr>
+            </w:pPr>
+            <w:r>
+              <w:rPr>
+                <w:rFonts w:ascii="맑은 고딕" w:eastAsia="맑은 고딕" w:hAnsi="맑은 고딕" w:cs="맑은 고딕"/>
+                <w:b/>
+                <w:bCs/>
+                <w:sz w:val="20"/>
+                <w:szCs w:val="20"/>
+              </w:rPr>
+              <w:t>ADsP (</w:t>
+            </w:r>
+            <w:r>
+              <w:rPr>
+                <w:rFonts w:ascii="맑은 고딕" w:eastAsia="맑은 고딕" w:hAnsi="맑은 고딕" w:cs="맑은 고딕" w:hint="eastAsia"/>
+                <w:b/>
+                <w:bCs/>
+                <w:sz w:val="20"/>
+                <w:szCs w:val="20"/>
+              </w:rPr>
+              <w:t>데이터 분석 준전문가</w:t>
+            </w:r>
+            <w:r>
+              <w:rPr>
+                <w:rFonts w:ascii="맑은 고딕" w:eastAsia="맑은 고딕" w:hAnsi="맑은 고딕" w:cs="맑은 고딕"/>
+                <w:b/>
+                <w:bCs/>
+                <w:sz w:val="20"/>
+                <w:szCs w:val="20"/>
+              </w:rPr>
+              <w:t>)</w:t>
             </w:r>
           </w:p>
         </w:tc>
@@ -4956,18 +4996,26 @@
               <w:spacing w:line="216" w:lineRule="auto"/>
               <w:jc w:val="right"/>
               <w:rPr>
-                <w:rFonts w:ascii="맑은 고딕" w:eastAsia="맑은 고딕" w:hAnsi="맑은 고딕" w:cs="맑은 고딕" w:hint="eastAsia"/>
-                <w:sz w:val="20"/>
-                <w:szCs w:val="20"/>
-              </w:rPr>
-            </w:pPr>
-            <w:r>
-              <w:rPr>
-                <w:rFonts w:ascii="맑은 고딕" w:eastAsia="맑은 고딕" w:hAnsi="맑은 고딕" w:cs="맑은 고딕" w:hint="eastAsia"/>
-                <w:sz w:val="20"/>
-                <w:szCs w:val="20"/>
-              </w:rPr>
-              <w:t>2026.06</w:t>
+                <w:rFonts w:ascii="맑은 고딕" w:eastAsia="맑은 고딕" w:hAnsi="맑은 고딕" w:cs="맑은 고딕"/>
+                <w:sz w:val="20"/>
+                <w:szCs w:val="20"/>
+              </w:rPr>
+            </w:pPr>
+            <w:r>
+              <w:rPr>
+                <w:rFonts w:ascii="맑은 고딕" w:eastAsia="맑은 고딕" w:hAnsi="맑은 고딕" w:cs="맑은 고딕"/>
+                <w:sz w:val="20"/>
+                <w:szCs w:val="20"/>
+              </w:rPr>
+              <w:t>2022</w:t>
+            </w:r>
+            <w:r>
+              <w:rPr>
+                <w:rFonts w:ascii="맑은 고딕" w:eastAsia="맑은 고딕" w:hAnsi="맑은 고딕" w:cs="맑은 고딕" w:hint="eastAsia"/>
+                <w:sz w:val="20"/>
+                <w:szCs w:val="20"/>
+              </w:rPr>
+              <w:t>.11</w:t>
             </w:r>
           </w:p>
         </w:tc>
@@ -4999,33 +5047,13 @@
             </w:pPr>
             <w:r>
               <w:rPr>
-                <w:rFonts w:ascii="맑은 고딕" w:eastAsia="맑은 고딕" w:hAnsi="맑은 고딕" w:cs="맑은 고딕"/>
-                <w:b/>
-                <w:bCs/>
-                <w:sz w:val="20"/>
-                <w:szCs w:val="20"/>
-              </w:rPr>
-              <w:t>ADsP (</w:t>
-            </w:r>
-            <w:r>
-              <w:rPr>
-                <w:rFonts w:ascii="맑은 고딕" w:eastAsia="맑은 고딕" w:hAnsi="맑은 고딕" w:cs="맑은 고딕" w:hint="eastAsia"/>
-                <w:b/>
-                <w:bCs/>
-                <w:sz w:val="20"/>
-                <w:szCs w:val="20"/>
-              </w:rPr>
-              <w:t>데이터 분석 준전문가</w:t>
-            </w:r>
-            <w:r>
-              <w:rPr>
-                <w:rFonts w:ascii="맑은 고딕" w:eastAsia="맑은 고딕" w:hAnsi="맑은 고딕" w:cs="맑은 고딕"/>
-                <w:b/>
-                <w:bCs/>
-                <w:sz w:val="20"/>
-                <w:szCs w:val="20"/>
-              </w:rPr>
-              <w:t>)</w:t>
+                <w:rFonts w:ascii="맑은 고딕" w:eastAsia="맑은 고딕" w:hAnsi="맑은 고딕" w:cs="맑은 고딕" w:hint="eastAsia"/>
+                <w:b/>
+                <w:bCs/>
+                <w:sz w:val="20"/>
+                <w:szCs w:val="20"/>
+              </w:rPr>
+              <w:t>워드프로세서 2급</w:t>
             </w:r>
           </w:p>
         </w:tc>
@@ -5050,19 +5078,11 @@
             </w:pPr>
             <w:r>
               <w:rPr>
-                <w:rFonts w:ascii="맑은 고딕" w:eastAsia="맑은 고딕" w:hAnsi="맑은 고딕" w:cs="맑은 고딕"/>
-                <w:sz w:val="20"/>
-                <w:szCs w:val="20"/>
-              </w:rPr>
-              <w:t>2022</w:t>
-            </w:r>
-            <w:r>
-              <w:rPr>
-                <w:rFonts w:ascii="맑은 고딕" w:eastAsia="맑은 고딕" w:hAnsi="맑은 고딕" w:cs="맑은 고딕" w:hint="eastAsia"/>
-                <w:sz w:val="20"/>
-                <w:szCs w:val="20"/>
-              </w:rPr>
-              <w:t>.11</w:t>
+                <w:rFonts w:ascii="맑은 고딕" w:eastAsia="맑은 고딕" w:hAnsi="맑은 고딕" w:cs="맑은 고딕" w:hint="eastAsia"/>
+                <w:sz w:val="20"/>
+                <w:szCs w:val="20"/>
+              </w:rPr>
+              <w:t>2001.05</w:t>
             </w:r>
           </w:p>
         </w:tc>
@@ -5083,25 +5103,14 @@
                 <w:numId w:val="0"/>
               </w:numPr>
               <w:spacing w:line="216" w:lineRule="auto"/>
-              <w:ind w:left="215" w:hanging="215"/>
-              <w:rPr>
-                <w:rFonts w:ascii="맑은 고딕" w:eastAsia="맑은 고딕" w:hAnsi="맑은 고딕" w:cs="맑은 고딕"/>
-                <w:b/>
-                <w:bCs/>
-                <w:sz w:val="20"/>
-                <w:szCs w:val="20"/>
-              </w:rPr>
-            </w:pPr>
-            <w:r>
-              <w:rPr>
-                <w:rFonts w:ascii="맑은 고딕" w:eastAsia="맑은 고딕" w:hAnsi="맑은 고딕" w:cs="맑은 고딕" w:hint="eastAsia"/>
-                <w:b/>
-                <w:bCs/>
-                <w:sz w:val="20"/>
-                <w:szCs w:val="20"/>
-              </w:rPr>
-              <w:t>워드프로세서 2급</w:t>
-            </w:r>
+              <w:rPr>
+                <w:rFonts w:ascii="맑은 고딕" w:eastAsia="맑은 고딕" w:hAnsi="맑은 고딕" w:cs="맑은 고딕" w:hint="eastAsia"/>
+                <w:b/>
+                <w:bCs/>
+                <w:sz w:val="20"/>
+                <w:szCs w:val="20"/>
+              </w:rPr>
+            </w:pPr>
           </w:p>
         </w:tc>
         <w:tc>
@@ -5123,14 +5132,6 @@
                 <w:szCs w:val="20"/>
               </w:rPr>
             </w:pPr>
-            <w:r>
-              <w:rPr>
-                <w:rFonts w:ascii="맑은 고딕" w:eastAsia="맑은 고딕" w:hAnsi="맑은 고딕" w:cs="맑은 고딕" w:hint="eastAsia"/>
-                <w:sz w:val="20"/>
-                <w:szCs w:val="20"/>
-              </w:rPr>
-              <w:t>2001.05</w:t>
-            </w:r>
           </w:p>
         </w:tc>
       </w:tr>
